--- a/5.人员管理/1.流程制度规范类文件/JXTX-05-08-工作交接管理制度.docx
+++ b/5.人员管理/1.流程制度规范类文件/JXTX-05-08-工作交接管理制度.docx
@@ -21,7 +21,7 @@
         <w:spacing w:before="3120" w:beforeLines="1000"/>
         <w:textAlignment w:val="baseline"/>
       </w:pPr>
-      <w:bookmarkStart w:id="0" w:name="_Toc31022"/>
+      <w:bookmarkStart w:id="0" w:name="_Toc27873"/>
       <w:r>
         <w:drawing>
           <wp:anchor distT="0" distB="0" distL="114300" distR="114300" simplePos="0" relativeHeight="251661312" behindDoc="1" locked="0" layoutInCell="1" allowOverlap="1">
@@ -210,7 +210,7 @@
           <w:lang w:val="en-US" w:eastAsia="zh-CN"/>
         </w:rPr>
       </w:pPr>
-      <w:bookmarkStart w:id="1" w:name="_Toc6644"/>
+      <w:bookmarkStart w:id="1" w:name="_Toc11118"/>
       <w:r>
         <w:rPr>
           <w:rFonts w:hint="eastAsia"/>
@@ -315,8 +315,6 @@
         </w:rPr>
         <w:t>8</w:t>
       </w:r>
-      <w:bookmarkStart w:id="25" w:name="_GoBack"/>
-      <w:bookmarkEnd w:id="25"/>
     </w:p>
     <w:tbl>
       <w:tblPr>
@@ -353,12 +351,6 @@
             <w:insideH w:val="none" w:color="auto" w:sz="0" w:space="0"/>
             <w:insideV w:val="none" w:color="auto" w:sz="0" w:space="0"/>
           </w:tblBorders>
-          <w:tblCellMar>
-            <w:top w:w="0" w:type="dxa"/>
-            <w:left w:w="108" w:type="dxa"/>
-            <w:bottom w:w="0" w:type="dxa"/>
-            <w:right w:w="108" w:type="dxa"/>
-          </w:tblCellMar>
         </w:tblPrEx>
         <w:trPr>
           <w:trHeight w:val="810" w:hRule="atLeast"/>
@@ -2077,6 +2069,8 @@
               <w:tab w:val="right" w:leader="dot" w:pos="8306"/>
             </w:tabs>
           </w:pPr>
+          <w:bookmarkStart w:id="25" w:name="_GoBack"/>
+          <w:bookmarkEnd w:id="25"/>
           <w:r>
             <w:rPr>
               <w:rFonts w:hint="eastAsia" w:ascii="宋体" w:hAnsi="宋体" w:eastAsia="宋体" w:cs="宋体"/>
@@ -2113,7 +2107,7 @@
               <w:rFonts w:hint="eastAsia" w:ascii="宋体" w:hAnsi="宋体" w:eastAsia="宋体" w:cs="宋体"/>
               <w:szCs w:val="24"/>
             </w:rPr>
-            <w:instrText xml:space="preserve"> HYPERLINK \l _Toc31022 </w:instrText>
+            <w:instrText xml:space="preserve"> HYPERLINK \l _Toc27873 </w:instrText>
           </w:r>
           <w:r>
             <w:rPr>
@@ -2136,7 +2130,7 @@
             <w:fldChar w:fldCharType="begin"/>
           </w:r>
           <w:r>
-            <w:instrText xml:space="preserve"> PAGEREF _Toc31022 \h </w:instrText>
+            <w:instrText xml:space="preserve"> PAGEREF _Toc27873 \h </w:instrText>
           </w:r>
           <w:r>
             <w:fldChar w:fldCharType="separate"/>
@@ -2174,7 +2168,7 @@
               <w:rFonts w:hint="eastAsia" w:ascii="宋体" w:hAnsi="宋体" w:eastAsia="宋体" w:cs="宋体"/>
               <w:szCs w:val="24"/>
             </w:rPr>
-            <w:instrText xml:space="preserve"> HYPERLINK \l _Toc6644 </w:instrText>
+            <w:instrText xml:space="preserve"> HYPERLINK \l _Toc11118 </w:instrText>
           </w:r>
           <w:r>
             <w:rPr>
@@ -2197,7 +2191,7 @@
             <w:fldChar w:fldCharType="begin"/>
           </w:r>
           <w:r>
-            <w:instrText xml:space="preserve"> PAGEREF _Toc6644 \h </w:instrText>
+            <w:instrText xml:space="preserve"> PAGEREF _Toc11118 \h </w:instrText>
           </w:r>
           <w:r>
             <w:fldChar w:fldCharType="separate"/>
@@ -2235,7 +2229,7 @@
               <w:rFonts w:hint="eastAsia" w:ascii="宋体" w:hAnsi="宋体" w:eastAsia="宋体" w:cs="宋体"/>
               <w:szCs w:val="24"/>
             </w:rPr>
-            <w:instrText xml:space="preserve"> HYPERLINK \l _Toc27121 </w:instrText>
+            <w:instrText xml:space="preserve"> HYPERLINK \l _Toc28333 </w:instrText>
           </w:r>
           <w:r>
             <w:rPr>
@@ -2258,7 +2252,7 @@
             <w:fldChar w:fldCharType="begin"/>
           </w:r>
           <w:r>
-            <w:instrText xml:space="preserve"> PAGEREF _Toc27121 \h </w:instrText>
+            <w:instrText xml:space="preserve"> PAGEREF _Toc28333 \h </w:instrText>
           </w:r>
           <w:r>
             <w:fldChar w:fldCharType="separate"/>
@@ -2296,7 +2290,7 @@
               <w:rFonts w:hint="eastAsia" w:ascii="宋体" w:hAnsi="宋体" w:eastAsia="宋体" w:cs="宋体"/>
               <w:szCs w:val="24"/>
             </w:rPr>
-            <w:instrText xml:space="preserve"> HYPERLINK \l _Toc10301 </w:instrText>
+            <w:instrText xml:space="preserve"> HYPERLINK \l _Toc29165 </w:instrText>
           </w:r>
           <w:r>
             <w:rPr>
@@ -2319,7 +2313,7 @@
             <w:fldChar w:fldCharType="begin"/>
           </w:r>
           <w:r>
-            <w:instrText xml:space="preserve"> PAGEREF _Toc10301 \h </w:instrText>
+            <w:instrText xml:space="preserve"> PAGEREF _Toc29165 \h </w:instrText>
           </w:r>
           <w:r>
             <w:fldChar w:fldCharType="separate"/>
@@ -2357,7 +2351,7 @@
               <w:rFonts w:hint="eastAsia" w:ascii="宋体" w:hAnsi="宋体" w:eastAsia="宋体" w:cs="宋体"/>
               <w:szCs w:val="24"/>
             </w:rPr>
-            <w:instrText xml:space="preserve"> HYPERLINK \l _Toc21253 </w:instrText>
+            <w:instrText xml:space="preserve"> HYPERLINK \l _Toc25641 </w:instrText>
           </w:r>
           <w:r>
             <w:rPr>
@@ -2380,7 +2374,7 @@
             <w:fldChar w:fldCharType="begin"/>
           </w:r>
           <w:r>
-            <w:instrText xml:space="preserve"> PAGEREF _Toc21253 \h </w:instrText>
+            <w:instrText xml:space="preserve"> PAGEREF _Toc25641 \h </w:instrText>
           </w:r>
           <w:r>
             <w:fldChar w:fldCharType="separate"/>
@@ -2418,7 +2412,7 @@
               <w:rFonts w:hint="eastAsia" w:ascii="宋体" w:hAnsi="宋体" w:eastAsia="宋体" w:cs="宋体"/>
               <w:szCs w:val="24"/>
             </w:rPr>
-            <w:instrText xml:space="preserve"> HYPERLINK \l _Toc4183 </w:instrText>
+            <w:instrText xml:space="preserve"> HYPERLINK \l _Toc12463 </w:instrText>
           </w:r>
           <w:r>
             <w:rPr>
@@ -2441,7 +2435,7 @@
             <w:fldChar w:fldCharType="begin"/>
           </w:r>
           <w:r>
-            <w:instrText xml:space="preserve"> PAGEREF _Toc4183 \h </w:instrText>
+            <w:instrText xml:space="preserve"> PAGEREF _Toc12463 \h </w:instrText>
           </w:r>
           <w:r>
             <w:fldChar w:fldCharType="separate"/>
@@ -2479,7 +2473,7 @@
               <w:rFonts w:hint="eastAsia" w:ascii="宋体" w:hAnsi="宋体" w:eastAsia="宋体" w:cs="宋体"/>
               <w:szCs w:val="24"/>
             </w:rPr>
-            <w:instrText xml:space="preserve"> HYPERLINK \l _Toc4940 </w:instrText>
+            <w:instrText xml:space="preserve"> HYPERLINK \l _Toc23513 </w:instrText>
           </w:r>
           <w:r>
             <w:rPr>
@@ -2502,7 +2496,7 @@
             <w:fldChar w:fldCharType="begin"/>
           </w:r>
           <w:r>
-            <w:instrText xml:space="preserve"> PAGEREF _Toc4940 \h </w:instrText>
+            <w:instrText xml:space="preserve"> PAGEREF _Toc23513 \h </w:instrText>
           </w:r>
           <w:r>
             <w:fldChar w:fldCharType="separate"/>
@@ -2540,7 +2534,7 @@
               <w:rFonts w:hint="eastAsia" w:ascii="宋体" w:hAnsi="宋体" w:eastAsia="宋体" w:cs="宋体"/>
               <w:szCs w:val="24"/>
             </w:rPr>
-            <w:instrText xml:space="preserve"> HYPERLINK \l _Toc15837 </w:instrText>
+            <w:instrText xml:space="preserve"> HYPERLINK \l _Toc30935 </w:instrText>
           </w:r>
           <w:r>
             <w:rPr>
@@ -2563,7 +2557,7 @@
             <w:fldChar w:fldCharType="begin"/>
           </w:r>
           <w:r>
-            <w:instrText xml:space="preserve"> PAGEREF _Toc15837 \h </w:instrText>
+            <w:instrText xml:space="preserve"> PAGEREF _Toc30935 \h </w:instrText>
           </w:r>
           <w:r>
             <w:fldChar w:fldCharType="separate"/>
@@ -2601,7 +2595,7 @@
               <w:rFonts w:hint="eastAsia" w:ascii="宋体" w:hAnsi="宋体" w:eastAsia="宋体" w:cs="宋体"/>
               <w:szCs w:val="24"/>
             </w:rPr>
-            <w:instrText xml:space="preserve"> HYPERLINK \l _Toc14160 </w:instrText>
+            <w:instrText xml:space="preserve"> HYPERLINK \l _Toc5212 </w:instrText>
           </w:r>
           <w:r>
             <w:rPr>
@@ -2624,7 +2618,7 @@
             <w:fldChar w:fldCharType="begin"/>
           </w:r>
           <w:r>
-            <w:instrText xml:space="preserve"> PAGEREF _Toc14160 \h </w:instrText>
+            <w:instrText xml:space="preserve"> PAGEREF _Toc5212 \h </w:instrText>
           </w:r>
           <w:r>
             <w:fldChar w:fldCharType="separate"/>
@@ -2662,7 +2656,7 @@
               <w:rFonts w:hint="eastAsia" w:ascii="宋体" w:hAnsi="宋体" w:eastAsia="宋体" w:cs="宋体"/>
               <w:szCs w:val="24"/>
             </w:rPr>
-            <w:instrText xml:space="preserve"> HYPERLINK \l _Toc25909 </w:instrText>
+            <w:instrText xml:space="preserve"> HYPERLINK \l _Toc16509 </w:instrText>
           </w:r>
           <w:r>
             <w:rPr>
@@ -2685,7 +2679,7 @@
             <w:fldChar w:fldCharType="begin"/>
           </w:r>
           <w:r>
-            <w:instrText xml:space="preserve"> PAGEREF _Toc25909 \h </w:instrText>
+            <w:instrText xml:space="preserve"> PAGEREF _Toc16509 \h </w:instrText>
           </w:r>
           <w:r>
             <w:fldChar w:fldCharType="separate"/>
@@ -2723,7 +2717,7 @@
               <w:rFonts w:hint="eastAsia" w:ascii="宋体" w:hAnsi="宋体" w:eastAsia="宋体" w:cs="宋体"/>
               <w:szCs w:val="24"/>
             </w:rPr>
-            <w:instrText xml:space="preserve"> HYPERLINK \l _Toc15288 </w:instrText>
+            <w:instrText xml:space="preserve"> HYPERLINK \l _Toc32122 </w:instrText>
           </w:r>
           <w:r>
             <w:rPr>
@@ -2746,7 +2740,7 @@
             <w:fldChar w:fldCharType="begin"/>
           </w:r>
           <w:r>
-            <w:instrText xml:space="preserve"> PAGEREF _Toc15288 \h </w:instrText>
+            <w:instrText xml:space="preserve"> PAGEREF _Toc32122 \h </w:instrText>
           </w:r>
           <w:r>
             <w:fldChar w:fldCharType="separate"/>
@@ -2784,7 +2778,7 @@
               <w:rFonts w:hint="eastAsia" w:ascii="宋体" w:hAnsi="宋体" w:eastAsia="宋体" w:cs="宋体"/>
               <w:szCs w:val="24"/>
             </w:rPr>
-            <w:instrText xml:space="preserve"> HYPERLINK \l _Toc19143 </w:instrText>
+            <w:instrText xml:space="preserve"> HYPERLINK \l _Toc2585 </w:instrText>
           </w:r>
           <w:r>
             <w:rPr>
@@ -2807,7 +2801,7 @@
             <w:fldChar w:fldCharType="begin"/>
           </w:r>
           <w:r>
-            <w:instrText xml:space="preserve"> PAGEREF _Toc19143 \h </w:instrText>
+            <w:instrText xml:space="preserve"> PAGEREF _Toc2585 \h </w:instrText>
           </w:r>
           <w:r>
             <w:fldChar w:fldCharType="separate"/>
@@ -2845,7 +2839,7 @@
               <w:rFonts w:hint="eastAsia" w:ascii="宋体" w:hAnsi="宋体" w:eastAsia="宋体" w:cs="宋体"/>
               <w:szCs w:val="24"/>
             </w:rPr>
-            <w:instrText xml:space="preserve"> HYPERLINK \l _Toc3141 </w:instrText>
+            <w:instrText xml:space="preserve"> HYPERLINK \l _Toc17001 </w:instrText>
           </w:r>
           <w:r>
             <w:rPr>
@@ -2868,7 +2862,7 @@
             <w:fldChar w:fldCharType="begin"/>
           </w:r>
           <w:r>
-            <w:instrText xml:space="preserve"> PAGEREF _Toc3141 \h </w:instrText>
+            <w:instrText xml:space="preserve"> PAGEREF _Toc17001 \h </w:instrText>
           </w:r>
           <w:r>
             <w:fldChar w:fldCharType="separate"/>
@@ -2906,7 +2900,7 @@
               <w:rFonts w:hint="eastAsia" w:ascii="宋体" w:hAnsi="宋体" w:eastAsia="宋体" w:cs="宋体"/>
               <w:szCs w:val="24"/>
             </w:rPr>
-            <w:instrText xml:space="preserve"> HYPERLINK \l _Toc18552 </w:instrText>
+            <w:instrText xml:space="preserve"> HYPERLINK \l _Toc17434 </w:instrText>
           </w:r>
           <w:r>
             <w:rPr>
@@ -2929,7 +2923,7 @@
             <w:fldChar w:fldCharType="begin"/>
           </w:r>
           <w:r>
-            <w:instrText xml:space="preserve"> PAGEREF _Toc18552 \h </w:instrText>
+            <w:instrText xml:space="preserve"> PAGEREF _Toc17434 \h </w:instrText>
           </w:r>
           <w:r>
             <w:fldChar w:fldCharType="separate"/>
@@ -2967,7 +2961,7 @@
               <w:rFonts w:hint="eastAsia" w:ascii="宋体" w:hAnsi="宋体" w:eastAsia="宋体" w:cs="宋体"/>
               <w:szCs w:val="24"/>
             </w:rPr>
-            <w:instrText xml:space="preserve"> HYPERLINK \l _Toc27592 </w:instrText>
+            <w:instrText xml:space="preserve"> HYPERLINK \l _Toc12179 </w:instrText>
           </w:r>
           <w:r>
             <w:rPr>
@@ -2990,7 +2984,7 @@
             <w:fldChar w:fldCharType="begin"/>
           </w:r>
           <w:r>
-            <w:instrText xml:space="preserve"> PAGEREF _Toc27592 \h </w:instrText>
+            <w:instrText xml:space="preserve"> PAGEREF _Toc12179 \h </w:instrText>
           </w:r>
           <w:r>
             <w:fldChar w:fldCharType="separate"/>
@@ -3028,7 +3022,7 @@
               <w:rFonts w:hint="eastAsia" w:ascii="宋体" w:hAnsi="宋体" w:eastAsia="宋体" w:cs="宋体"/>
               <w:szCs w:val="24"/>
             </w:rPr>
-            <w:instrText xml:space="preserve"> HYPERLINK \l _Toc11348 </w:instrText>
+            <w:instrText xml:space="preserve"> HYPERLINK \l _Toc2613 </w:instrText>
           </w:r>
           <w:r>
             <w:rPr>
@@ -3051,7 +3045,7 @@
             <w:fldChar w:fldCharType="begin"/>
           </w:r>
           <w:r>
-            <w:instrText xml:space="preserve"> PAGEREF _Toc11348 \h </w:instrText>
+            <w:instrText xml:space="preserve"> PAGEREF _Toc2613 \h </w:instrText>
           </w:r>
           <w:r>
             <w:fldChar w:fldCharType="separate"/>
@@ -3089,7 +3083,7 @@
               <w:rFonts w:hint="eastAsia" w:ascii="宋体" w:hAnsi="宋体" w:eastAsia="宋体" w:cs="宋体"/>
               <w:szCs w:val="24"/>
             </w:rPr>
-            <w:instrText xml:space="preserve"> HYPERLINK \l _Toc5292 </w:instrText>
+            <w:instrText xml:space="preserve"> HYPERLINK \l _Toc5916 </w:instrText>
           </w:r>
           <w:r>
             <w:rPr>
@@ -3112,7 +3106,7 @@
             <w:fldChar w:fldCharType="begin"/>
           </w:r>
           <w:r>
-            <w:instrText xml:space="preserve"> PAGEREF _Toc5292 \h </w:instrText>
+            <w:instrText xml:space="preserve"> PAGEREF _Toc5916 \h </w:instrText>
           </w:r>
           <w:r>
             <w:fldChar w:fldCharType="separate"/>
@@ -3150,7 +3144,7 @@
               <w:rFonts w:hint="eastAsia" w:ascii="宋体" w:hAnsi="宋体" w:eastAsia="宋体" w:cs="宋体"/>
               <w:szCs w:val="24"/>
             </w:rPr>
-            <w:instrText xml:space="preserve"> HYPERLINK \l _Toc8539 </w:instrText>
+            <w:instrText xml:space="preserve"> HYPERLINK \l _Toc32308 </w:instrText>
           </w:r>
           <w:r>
             <w:rPr>
@@ -3173,7 +3167,7 @@
             <w:fldChar w:fldCharType="begin"/>
           </w:r>
           <w:r>
-            <w:instrText xml:space="preserve"> PAGEREF _Toc8539 \h </w:instrText>
+            <w:instrText xml:space="preserve"> PAGEREF _Toc32308 \h </w:instrText>
           </w:r>
           <w:r>
             <w:fldChar w:fldCharType="separate"/>
@@ -3211,7 +3205,7 @@
               <w:rFonts w:hint="eastAsia" w:ascii="宋体" w:hAnsi="宋体" w:eastAsia="宋体" w:cs="宋体"/>
               <w:szCs w:val="24"/>
             </w:rPr>
-            <w:instrText xml:space="preserve"> HYPERLINK \l _Toc7958 </w:instrText>
+            <w:instrText xml:space="preserve"> HYPERLINK \l _Toc13043 </w:instrText>
           </w:r>
           <w:r>
             <w:rPr>
@@ -3234,7 +3228,7 @@
             <w:fldChar w:fldCharType="begin"/>
           </w:r>
           <w:r>
-            <w:instrText xml:space="preserve"> PAGEREF _Toc7958 \h </w:instrText>
+            <w:instrText xml:space="preserve"> PAGEREF _Toc13043 \h </w:instrText>
           </w:r>
           <w:r>
             <w:fldChar w:fldCharType="separate"/>
@@ -3272,7 +3266,7 @@
               <w:rFonts w:hint="eastAsia" w:ascii="宋体" w:hAnsi="宋体" w:eastAsia="宋体" w:cs="宋体"/>
               <w:szCs w:val="24"/>
             </w:rPr>
-            <w:instrText xml:space="preserve"> HYPERLINK \l _Toc7104 </w:instrText>
+            <w:instrText xml:space="preserve"> HYPERLINK \l _Toc23637 </w:instrText>
           </w:r>
           <w:r>
             <w:rPr>
@@ -3295,7 +3289,7 @@
             <w:fldChar w:fldCharType="begin"/>
           </w:r>
           <w:r>
-            <w:instrText xml:space="preserve"> PAGEREF _Toc7104 \h </w:instrText>
+            <w:instrText xml:space="preserve"> PAGEREF _Toc23637 \h </w:instrText>
           </w:r>
           <w:r>
             <w:fldChar w:fldCharType="separate"/>
@@ -3333,7 +3327,7 @@
               <w:rFonts w:hint="eastAsia" w:ascii="宋体" w:hAnsi="宋体" w:eastAsia="宋体" w:cs="宋体"/>
               <w:szCs w:val="24"/>
             </w:rPr>
-            <w:instrText xml:space="preserve"> HYPERLINK \l _Toc24735 </w:instrText>
+            <w:instrText xml:space="preserve"> HYPERLINK \l _Toc14402 </w:instrText>
           </w:r>
           <w:r>
             <w:rPr>
@@ -3356,7 +3350,7 @@
             <w:fldChar w:fldCharType="begin"/>
           </w:r>
           <w:r>
-            <w:instrText xml:space="preserve"> PAGEREF _Toc24735 \h </w:instrText>
+            <w:instrText xml:space="preserve"> PAGEREF _Toc14402 \h </w:instrText>
           </w:r>
           <w:r>
             <w:fldChar w:fldCharType="separate"/>
@@ -3394,7 +3388,7 @@
               <w:rFonts w:hint="eastAsia" w:ascii="宋体" w:hAnsi="宋体" w:eastAsia="宋体" w:cs="宋体"/>
               <w:szCs w:val="24"/>
             </w:rPr>
-            <w:instrText xml:space="preserve"> HYPERLINK \l _Toc19489 </w:instrText>
+            <w:instrText xml:space="preserve"> HYPERLINK \l _Toc20337 </w:instrText>
           </w:r>
           <w:r>
             <w:rPr>
@@ -3417,7 +3411,7 @@
             <w:fldChar w:fldCharType="begin"/>
           </w:r>
           <w:r>
-            <w:instrText xml:space="preserve"> PAGEREF _Toc19489 \h </w:instrText>
+            <w:instrText xml:space="preserve"> PAGEREF _Toc20337 \h </w:instrText>
           </w:r>
           <w:r>
             <w:fldChar w:fldCharType="separate"/>
@@ -3455,7 +3449,7 @@
               <w:rFonts w:hint="eastAsia" w:ascii="宋体" w:hAnsi="宋体" w:eastAsia="宋体" w:cs="宋体"/>
               <w:szCs w:val="24"/>
             </w:rPr>
-            <w:instrText xml:space="preserve"> HYPERLINK \l _Toc23342 </w:instrText>
+            <w:instrText xml:space="preserve"> HYPERLINK \l _Toc12143 </w:instrText>
           </w:r>
           <w:r>
             <w:rPr>
@@ -3478,7 +3472,7 @@
             <w:fldChar w:fldCharType="begin"/>
           </w:r>
           <w:r>
-            <w:instrText xml:space="preserve"> PAGEREF _Toc23342 \h </w:instrText>
+            <w:instrText xml:space="preserve"> PAGEREF _Toc12143 \h </w:instrText>
           </w:r>
           <w:r>
             <w:fldChar w:fldCharType="separate"/>
@@ -3516,7 +3510,7 @@
               <w:rFonts w:hint="eastAsia" w:ascii="宋体" w:hAnsi="宋体" w:eastAsia="宋体" w:cs="宋体"/>
               <w:szCs w:val="24"/>
             </w:rPr>
-            <w:instrText xml:space="preserve"> HYPERLINK \l _Toc31104 </w:instrText>
+            <w:instrText xml:space="preserve"> HYPERLINK \l _Toc27523 </w:instrText>
           </w:r>
           <w:r>
             <w:rPr>
@@ -3539,7 +3533,7 @@
             <w:fldChar w:fldCharType="begin"/>
           </w:r>
           <w:r>
-            <w:instrText xml:space="preserve"> PAGEREF _Toc31104 \h </w:instrText>
+            <w:instrText xml:space="preserve"> PAGEREF _Toc27523 \h </w:instrText>
           </w:r>
           <w:r>
             <w:fldChar w:fldCharType="separate"/>
@@ -3577,7 +3571,7 @@
               <w:rFonts w:hint="eastAsia" w:ascii="宋体" w:hAnsi="宋体" w:eastAsia="宋体" w:cs="宋体"/>
               <w:szCs w:val="24"/>
             </w:rPr>
-            <w:instrText xml:space="preserve"> HYPERLINK \l _Toc15246 </w:instrText>
+            <w:instrText xml:space="preserve"> HYPERLINK \l _Toc32013 </w:instrText>
           </w:r>
           <w:r>
             <w:rPr>
@@ -3600,7 +3594,7 @@
             <w:fldChar w:fldCharType="begin"/>
           </w:r>
           <w:r>
-            <w:instrText xml:space="preserve"> PAGEREF _Toc15246 \h </w:instrText>
+            <w:instrText xml:space="preserve"> PAGEREF _Toc32013 \h </w:instrText>
           </w:r>
           <w:r>
             <w:fldChar w:fldCharType="separate"/>
@@ -3701,7 +3695,7 @@
           <w:lang w:val="en-US" w:eastAsia="zh-CN"/>
         </w:rPr>
       </w:pPr>
-      <w:bookmarkStart w:id="2" w:name="_Toc27121"/>
+      <w:bookmarkStart w:id="2" w:name="_Toc28333"/>
       <w:r>
         <w:rPr>
           <w:rFonts w:hint="default"/>
@@ -3720,7 +3714,7 @@
           <w:lang w:val="en-US" w:eastAsia="zh-CN"/>
         </w:rPr>
       </w:pPr>
-      <w:bookmarkStart w:id="3" w:name="_Toc10301"/>
+      <w:bookmarkStart w:id="3" w:name="_Toc29165"/>
       <w:r>
         <w:rPr>
           <w:rFonts w:hint="default"/>
@@ -3755,7 +3749,7 @@
           <w:lang w:val="en-US" w:eastAsia="zh-CN"/>
         </w:rPr>
       </w:pPr>
-      <w:bookmarkStart w:id="4" w:name="_Toc21253"/>
+      <w:bookmarkStart w:id="4" w:name="_Toc25641"/>
       <w:r>
         <w:rPr>
           <w:rFonts w:hint="default"/>
@@ -3854,7 +3848,7 @@
           <w:lang w:val="en-US" w:eastAsia="zh-CN"/>
         </w:rPr>
       </w:pPr>
-      <w:bookmarkStart w:id="5" w:name="_Toc4183"/>
+      <w:bookmarkStart w:id="5" w:name="_Toc12463"/>
       <w:r>
         <w:rPr>
           <w:rFonts w:hint="default"/>
@@ -3937,7 +3931,7 @@
           <w:lang w:val="en-US" w:eastAsia="zh-CN"/>
         </w:rPr>
       </w:pPr>
-      <w:bookmarkStart w:id="6" w:name="_Toc4940"/>
+      <w:bookmarkStart w:id="6" w:name="_Toc23513"/>
       <w:r>
         <w:rPr>
           <w:rFonts w:hint="default"/>
@@ -3956,7 +3950,7 @@
           <w:lang w:val="en-US" w:eastAsia="zh-CN"/>
         </w:rPr>
       </w:pPr>
-      <w:bookmarkStart w:id="7" w:name="_Toc15837"/>
+      <w:bookmarkStart w:id="7" w:name="_Toc30935"/>
       <w:r>
         <w:rPr>
           <w:rFonts w:hint="default"/>
@@ -4087,7 +4081,7 @@
           <w:lang w:val="en-US" w:eastAsia="zh-CN"/>
         </w:rPr>
       </w:pPr>
-      <w:bookmarkStart w:id="8" w:name="_Toc14160"/>
+      <w:bookmarkStart w:id="8" w:name="_Toc5212"/>
       <w:r>
         <w:rPr>
           <w:rFonts w:hint="default"/>
@@ -4154,7 +4148,7 @@
           <w:lang w:val="en-US" w:eastAsia="zh-CN"/>
         </w:rPr>
       </w:pPr>
-      <w:bookmarkStart w:id="9" w:name="_Toc25909"/>
+      <w:bookmarkStart w:id="9" w:name="_Toc16509"/>
       <w:r>
         <w:rPr>
           <w:rFonts w:hint="default"/>
@@ -4173,7 +4167,7 @@
           <w:lang w:val="en-US" w:eastAsia="zh-CN"/>
         </w:rPr>
       </w:pPr>
-      <w:bookmarkStart w:id="10" w:name="_Toc15288"/>
+      <w:bookmarkStart w:id="10" w:name="_Toc32122"/>
       <w:r>
         <w:rPr>
           <w:rFonts w:hint="default"/>
@@ -4208,7 +4202,7 @@
           <w:lang w:val="en-US" w:eastAsia="zh-CN"/>
         </w:rPr>
       </w:pPr>
-      <w:bookmarkStart w:id="11" w:name="_Toc19143"/>
+      <w:bookmarkStart w:id="11" w:name="_Toc2585"/>
       <w:r>
         <w:rPr>
           <w:rFonts w:hint="default"/>
@@ -4275,7 +4269,7 @@
           <w:lang w:val="en-US" w:eastAsia="zh-CN"/>
         </w:rPr>
       </w:pPr>
-      <w:bookmarkStart w:id="12" w:name="_Toc3141"/>
+      <w:bookmarkStart w:id="12" w:name="_Toc17001"/>
       <w:r>
         <w:rPr>
           <w:rFonts w:hint="default"/>
@@ -4310,7 +4304,7 @@
           <w:lang w:val="en-US" w:eastAsia="zh-CN"/>
         </w:rPr>
       </w:pPr>
-      <w:bookmarkStart w:id="13" w:name="_Toc18552"/>
+      <w:bookmarkStart w:id="13" w:name="_Toc17434"/>
       <w:r>
         <w:rPr>
           <w:rFonts w:hint="default"/>
@@ -4393,7 +4387,7 @@
           <w:lang w:val="en-US" w:eastAsia="zh-CN"/>
         </w:rPr>
       </w:pPr>
-      <w:bookmarkStart w:id="14" w:name="_Toc27592"/>
+      <w:bookmarkStart w:id="14" w:name="_Toc12179"/>
       <w:r>
         <w:rPr>
           <w:rFonts w:hint="default"/>
@@ -4428,7 +4422,7 @@
           <w:lang w:val="en-US" w:eastAsia="zh-CN"/>
         </w:rPr>
       </w:pPr>
-      <w:bookmarkStart w:id="15" w:name="_Toc11348"/>
+      <w:bookmarkStart w:id="15" w:name="_Toc2613"/>
       <w:r>
         <w:rPr>
           <w:rFonts w:hint="default"/>
@@ -4463,7 +4457,7 @@
           <w:lang w:val="en-US" w:eastAsia="zh-CN"/>
         </w:rPr>
       </w:pPr>
-      <w:bookmarkStart w:id="16" w:name="_Toc5292"/>
+      <w:bookmarkStart w:id="16" w:name="_Toc5916"/>
       <w:r>
         <w:rPr>
           <w:rFonts w:hint="default"/>
@@ -4482,7 +4476,7 @@
           <w:lang w:val="en-US" w:eastAsia="zh-CN"/>
         </w:rPr>
       </w:pPr>
-      <w:bookmarkStart w:id="17" w:name="_Toc8539"/>
+      <w:bookmarkStart w:id="17" w:name="_Toc32308"/>
       <w:r>
         <w:rPr>
           <w:rFonts w:hint="default"/>
@@ -4517,7 +4511,7 @@
           <w:lang w:val="en-US" w:eastAsia="zh-CN"/>
         </w:rPr>
       </w:pPr>
-      <w:bookmarkStart w:id="18" w:name="_Toc7958"/>
+      <w:bookmarkStart w:id="18" w:name="_Toc13043"/>
       <w:r>
         <w:rPr>
           <w:rFonts w:hint="default"/>
@@ -4600,7 +4594,7 @@
           <w:lang w:val="en-US" w:eastAsia="zh-CN"/>
         </w:rPr>
       </w:pPr>
-      <w:bookmarkStart w:id="19" w:name="_Toc7104"/>
+      <w:bookmarkStart w:id="19" w:name="_Toc23637"/>
       <w:r>
         <w:rPr>
           <w:rFonts w:hint="default"/>
@@ -4635,7 +4629,7 @@
           <w:lang w:val="en-US" w:eastAsia="zh-CN"/>
         </w:rPr>
       </w:pPr>
-      <w:bookmarkStart w:id="20" w:name="_Toc24735"/>
+      <w:bookmarkStart w:id="20" w:name="_Toc14402"/>
       <w:r>
         <w:rPr>
           <w:rFonts w:hint="default"/>
@@ -4670,7 +4664,7 @@
           <w:lang w:val="en-US" w:eastAsia="zh-CN"/>
         </w:rPr>
       </w:pPr>
-      <w:bookmarkStart w:id="21" w:name="_Toc19489"/>
+      <w:bookmarkStart w:id="21" w:name="_Toc20337"/>
       <w:r>
         <w:rPr>
           <w:rFonts w:hint="default"/>
@@ -4689,7 +4683,7 @@
           <w:lang w:val="en-US" w:eastAsia="zh-CN"/>
         </w:rPr>
       </w:pPr>
-      <w:bookmarkStart w:id="22" w:name="_Toc23342"/>
+      <w:bookmarkStart w:id="22" w:name="_Toc12143"/>
       <w:r>
         <w:rPr>
           <w:rFonts w:hint="default"/>
@@ -4724,7 +4718,7 @@
           <w:lang w:val="en-US" w:eastAsia="zh-CN"/>
         </w:rPr>
       </w:pPr>
-      <w:bookmarkStart w:id="23" w:name="_Toc31104"/>
+      <w:bookmarkStart w:id="23" w:name="_Toc27523"/>
       <w:r>
         <w:rPr>
           <w:rFonts w:hint="default"/>
@@ -4885,7 +4879,7 @@
           <w:lang w:val="en-US" w:eastAsia="zh-CN"/>
         </w:rPr>
       </w:pPr>
-      <w:bookmarkStart w:id="24" w:name="_Toc15246"/>
+      <w:bookmarkStart w:id="24" w:name="_Toc32013"/>
       <w:r>
         <w:rPr>
           <w:rFonts w:hint="default"/>

--- a/5.人员管理/1.流程制度规范类文件/JXTX-05-08-工作交接管理制度.docx
+++ b/5.人员管理/1.流程制度规范类文件/JXTX-05-08-工作交接管理制度.docx
@@ -1,10 +1,11 @@
 
 <file path=word/document.xml><?xml version="1.0" encoding="utf-8"?>
-<w:document xmlns:wpc="http://schemas.microsoft.com/office/word/2010/wordprocessingCanvas" xmlns:mc="http://schemas.openxmlformats.org/markup-compatibility/2006" xmlns:o="urn:schemas-microsoft-com:office:office" xmlns:r="http://schemas.openxmlformats.org/officeDocument/2006/relationships" xmlns:m="http://schemas.openxmlformats.org/officeDocument/2006/math" xmlns:v="urn:schemas-microsoft-com:vml" xmlns:wp14="http://schemas.microsoft.com/office/word/2010/wordprocessingDrawing" xmlns:wp="http://schemas.openxmlformats.org/drawingml/2006/wordprocessingDrawing" xmlns:w="http://schemas.openxmlformats.org/wordprocessingml/2006/main" xmlns:w14="http://schemas.microsoft.com/office/word/2010/wordml" xmlns:w10="urn:schemas-microsoft-com:office:word" xmlns:w15="http://schemas.microsoft.com/office/word/2012/wordml" xmlns:wpg="http://schemas.microsoft.com/office/word/2010/wordprocessingGroup" xmlns:wpi="http://schemas.microsoft.com/office/word/2010/wordprocessingInk" xmlns:wne="http://schemas.microsoft.com/office/word/2006/wordml" xmlns:wps="http://schemas.microsoft.com/office/word/2010/wordprocessingShape" xmlns:wpsCustomData="http://www.wps.cn/officeDocument/2013/wpsCustomData" mc:Ignorable="w14 w15 wp14">
+<w:document xmlns:wpc="http://schemas.microsoft.com/office/word/2010/wordprocessingCanvas" xmlns:mc="http://schemas.openxmlformats.org/markup-compatibility/2006" xmlns:o="urn:schemas-microsoft-com:office:office" xmlns:r="http://schemas.openxmlformats.org/officeDocument/2006/relationships" xmlns:m="http://schemas.openxmlformats.org/officeDocument/2006/math" xmlns:v="urn:schemas-microsoft-com:vml" xmlns:wp14="http://schemas.microsoft.com/office/word/2010/wordprocessingDrawing" xmlns:wp="http://schemas.openxmlformats.org/drawingml/2006/wordprocessingDrawing" xmlns:w10="urn:schemas-microsoft-com:office:word" xmlns:w="http://schemas.openxmlformats.org/wordprocessingml/2006/main" xmlns:w14="http://schemas.microsoft.com/office/word/2010/wordml" xmlns:w15="http://schemas.microsoft.com/office/word/2012/wordml" xmlns:wne="http://schemas.microsoft.com/office/word/2006/wordml" xmlns:wpg="http://schemas.microsoft.com/office/word/2010/wordprocessingGroup" xmlns:wpi="http://schemas.microsoft.com/office/word/2010/wordprocessingInk" xmlns:wps="http://schemas.microsoft.com/office/word/2010/wordprocessingShape" mc:Ignorable="w14 w15 wp14">
+  <!-- Generated by Aspose.Words for .NET 13.3.0.1 -->
   <w:body>
     <w:p>
       <w:pPr>
-        <w:pStyle w:val="24"/>
+        <w:pStyle w:val="a"/>
         <w:keepNext w:val="0"/>
         <w:keepLines w:val="0"/>
         <w:pageBreakBefore w:val="0"/>
@@ -24,7 +25,7 @@
       <w:bookmarkStart w:id="0" w:name="_Toc27873"/>
       <w:r>
         <w:drawing>
-          <wp:anchor distT="0" distB="0" distL="114300" distR="114300" simplePos="0" relativeHeight="251661312" behindDoc="1" locked="0" layoutInCell="1" allowOverlap="1">
+          <wp:anchor distT="0" distB="0" distL="114300" distR="114300" simplePos="0" relativeHeight="251660288" behindDoc="1" locked="0" layoutInCell="1" allowOverlap="1">
             <wp:simplePos x="0" y="0"/>
             <wp:positionH relativeFrom="column">
               <wp:posOffset>-19050</wp:posOffset>
@@ -49,7 +50,7 @@
                     </pic:cNvPicPr>
                   </pic:nvPicPr>
                   <pic:blipFill>
-                    <a:blip r:embed="rId8"/>
+                    <a:blip xmlns:r="http://schemas.openxmlformats.org/officeDocument/2006/relationships" r:embed="rId4"/>
                     <a:stretch>
                       <a:fillRect/>
                     </a:stretch>
@@ -75,7 +76,7 @@
       </w:r>
       <w:r>
         <w:drawing>
-          <wp:anchor distT="0" distB="0" distL="114300" distR="114300" simplePos="0" relativeHeight="251660288" behindDoc="1" locked="0" layoutInCell="1" allowOverlap="1">
+          <wp:anchor distT="0" distB="0" distL="114300" distR="114300" simplePos="0" relativeHeight="251659264" behindDoc="1" locked="0" layoutInCell="1" allowOverlap="1">
             <wp:simplePos x="0" y="0"/>
             <wp:positionH relativeFrom="column">
               <wp:posOffset>0</wp:posOffset>
@@ -100,7 +101,7 @@
                     </pic:cNvPicPr>
                   </pic:nvPicPr>
                   <pic:blipFill>
-                    <a:blip r:embed="rId9"/>
+                    <a:blip xmlns:r="http://schemas.openxmlformats.org/officeDocument/2006/relationships" r:embed="rId5"/>
                     <a:stretch>
                       <a:fillRect/>
                     </a:stretch>
@@ -130,7 +131,7 @@
           <w:lang w:val="en-US" w:eastAsia="zh-CN"/>
         </w:rPr>
         <w:drawing>
-          <wp:anchor distT="0" distB="0" distL="114300" distR="114300" simplePos="0" relativeHeight="251659264" behindDoc="1" locked="0" layoutInCell="1" allowOverlap="1">
+          <wp:anchor distT="0" distB="0" distL="114300" distR="114300" simplePos="0" relativeHeight="251658240" behindDoc="1" locked="0" layoutInCell="1" allowOverlap="1">
             <wp:simplePos x="0" y="0"/>
             <wp:positionH relativeFrom="column">
               <wp:posOffset>635</wp:posOffset>
@@ -155,7 +156,7 @@
                     </pic:cNvPicPr>
                   </pic:nvPicPr>
                   <pic:blipFill>
-                    <a:blip r:embed="rId10">
+                    <a:blip xmlns:r="http://schemas.openxmlformats.org/officeDocument/2006/relationships" r:embed="rId6">
                       <a:alphaModFix amt="58000"/>
                       <a:lum contrast="-52000"/>
                     </a:blip>
@@ -189,7 +190,7 @@
     </w:p>
     <w:p>
       <w:pPr>
-        <w:pStyle w:val="25"/>
+        <w:pStyle w:val="a0"/>
         <w:keepNext w:val="0"/>
         <w:keepLines w:val="0"/>
         <w:pageBreakBefore w:val="0"/>
@@ -236,11 +237,11 @@
         <w:adjustRightInd w:val="0"/>
         <w:snapToGrid w:val="0"/>
         <w:spacing w:after="624" w:afterLines="200" w:line="219" w:lineRule="auto"/>
-        <w:ind w:left="0" w:leftChars="0" w:right="0" w:rightChars="0" w:firstLine="0" w:firstLineChars="0"/>
+        <w:ind w:left="0" w:right="0" w:firstLine="0" w:leftChars="0" w:rightChars="0" w:firstLineChars="0"/>
         <w:jc w:val="center"/>
         <w:textAlignment w:val="baseline"/>
         <w:rPr>
-          <w:rFonts w:hint="eastAsia" w:ascii="宋体" w:hAnsi="宋体" w:eastAsia="宋体" w:cs="宋体"/>
+          <w:rFonts w:ascii="宋体" w:eastAsia="宋体" w:hAnsi="宋体" w:cs="宋体" w:hint="eastAsia"/>
           <w:sz w:val="24"/>
           <w:szCs w:val="24"/>
           <w:lang w:val="en-US" w:eastAsia="zh-CN"/>
@@ -248,7 +249,7 @@
       </w:pPr>
       <w:r>
         <w:rPr>
-          <w:rFonts w:ascii="宋体" w:hAnsi="宋体" w:eastAsia="宋体" w:cs="宋体"/>
+          <w:rFonts w:ascii="宋体" w:eastAsia="宋体" w:hAnsi="宋体" w:cs="宋体"/>
           <w:b/>
           <w:bCs/>
           <w:spacing w:val="-3"/>
@@ -259,7 +260,7 @@
       </w:r>
       <w:r>
         <w:rPr>
-          <w:rFonts w:hint="eastAsia" w:ascii="宋体" w:hAnsi="宋体" w:eastAsia="宋体" w:cs="宋体"/>
+          <w:rFonts w:ascii="宋体" w:eastAsia="宋体" w:hAnsi="宋体" w:cs="宋体" w:hint="eastAsia"/>
           <w:b/>
           <w:bCs/>
           <w:spacing w:val="-3"/>
@@ -271,7 +272,7 @@
       </w:r>
       <w:r>
         <w:rPr>
-          <w:rFonts w:ascii="宋体" w:hAnsi="宋体" w:eastAsia="宋体" w:cs="宋体"/>
+          <w:rFonts w:ascii="宋体" w:eastAsia="宋体" w:hAnsi="宋体" w:cs="宋体"/>
           <w:b/>
           <w:bCs/>
           <w:spacing w:val="-3"/>
@@ -282,7 +283,7 @@
       </w:r>
       <w:r>
         <w:rPr>
-          <w:rFonts w:hint="eastAsia" w:ascii="宋体" w:hAnsi="宋体" w:eastAsia="宋体" w:cs="宋体"/>
+          <w:rFonts w:ascii="宋体" w:eastAsia="宋体" w:hAnsi="宋体" w:cs="宋体" w:hint="eastAsia"/>
           <w:b/>
           <w:bCs/>
           <w:spacing w:val="-3"/>
@@ -294,7 +295,7 @@
       </w:r>
       <w:r>
         <w:rPr>
-          <w:rFonts w:ascii="宋体" w:hAnsi="宋体" w:eastAsia="宋体" w:cs="宋体"/>
+          <w:rFonts w:ascii="宋体" w:eastAsia="宋体" w:hAnsi="宋体" w:cs="宋体"/>
           <w:b/>
           <w:bCs/>
           <w:spacing w:val="-3"/>
@@ -305,7 +306,7 @@
       </w:r>
       <w:r>
         <w:rPr>
-          <w:rFonts w:hint="eastAsia" w:ascii="宋体" w:hAnsi="宋体" w:cs="宋体"/>
+          <w:rFonts w:ascii="宋体" w:hAnsi="宋体" w:cs="宋体" w:hint="eastAsia"/>
           <w:b/>
           <w:bCs/>
           <w:spacing w:val="-3"/>
@@ -318,18 +319,17 @@
     </w:p>
     <w:tbl>
       <w:tblPr>
-        <w:tblStyle w:val="21"/>
+        <w:tblStyle w:val="TableGrid"/>
         <w:tblW w:w="0" w:type="auto"/>
         <w:jc w:val="center"/>
         <w:tblBorders>
-          <w:top w:val="none" w:color="auto" w:sz="0" w:space="0"/>
-          <w:left w:val="none" w:color="auto" w:sz="0" w:space="0"/>
-          <w:bottom w:val="none" w:color="auto" w:sz="0" w:space="0"/>
-          <w:right w:val="none" w:color="auto" w:sz="0" w:space="0"/>
-          <w:insideH w:val="none" w:color="auto" w:sz="0" w:space="0"/>
-          <w:insideV w:val="none" w:color="auto" w:sz="0" w:space="0"/>
+          <w:top w:val="nil"/>
+          <w:left w:val="nil"/>
+          <w:bottom w:val="nil"/>
+          <w:right w:val="nil"/>
+          <w:insideH w:val="nil"/>
+          <w:insideV w:val="nil"/>
         </w:tblBorders>
-        <w:tblLayout w:type="autofit"/>
         <w:tblCellMar>
           <w:top w:w="0" w:type="dxa"/>
           <w:left w:w="108" w:type="dxa"/>
@@ -343,17 +343,25 @@
       </w:tblGrid>
       <w:tr>
         <w:tblPrEx>
+          <w:tblW w:w="0" w:type="auto"/>
+          <w:jc w:val="center"/>
           <w:tblBorders>
-            <w:top w:val="none" w:color="auto" w:sz="0" w:space="0"/>
-            <w:left w:val="none" w:color="auto" w:sz="0" w:space="0"/>
-            <w:bottom w:val="none" w:color="auto" w:sz="0" w:space="0"/>
-            <w:right w:val="none" w:color="auto" w:sz="0" w:space="0"/>
-            <w:insideH w:val="none" w:color="auto" w:sz="0" w:space="0"/>
-            <w:insideV w:val="none" w:color="auto" w:sz="0" w:space="0"/>
+            <w:top w:val="nil"/>
+            <w:left w:val="nil"/>
+            <w:bottom w:val="nil"/>
+            <w:right w:val="nil"/>
+            <w:insideH w:val="nil"/>
+            <w:insideV w:val="nil"/>
           </w:tblBorders>
+          <w:tblCellMar>
+            <w:top w:w="0" w:type="dxa"/>
+            <w:left w:w="108" w:type="dxa"/>
+            <w:bottom w:w="0" w:type="dxa"/>
+            <w:right w:w="108" w:type="dxa"/>
+          </w:tblCellMar>
         </w:tblPrEx>
         <w:trPr>
-          <w:trHeight w:val="810" w:hRule="atLeast"/>
+          <w:trHeight w:val="810"/>
           <w:jc w:val="center"/>
         </w:trPr>
         <w:tc>
@@ -391,7 +399,7 @@
             </w:r>
             <w:r>
               <w:rPr>
-                <w:rFonts w:hint="default" w:asciiTheme="minorAscii" w:hAnsiTheme="minorAscii" w:eastAsiaTheme="minorEastAsia"/>
+                <w:rFonts w:asciiTheme="minorAscii" w:eastAsiaTheme="minorEastAsia" w:hAnsiTheme="minorAscii" w:hint="default"/>
                 <w:spacing w:val="227"/>
                 <w:sz w:val="21"/>
                 <w:vertAlign w:val="baseline"/>
@@ -445,7 +453,7 @@
             </w:r>
             <w:r>
               <w:rPr>
-                <w:rFonts w:hint="eastAsia" w:asciiTheme="minorAscii" w:hAnsiTheme="minorAscii" w:eastAsiaTheme="minorEastAsia"/>
+                <w:rFonts w:asciiTheme="minorAscii" w:eastAsiaTheme="minorEastAsia" w:hAnsiTheme="minorAscii" w:hint="eastAsia"/>
                 <w:spacing w:val="227"/>
                 <w:sz w:val="21"/>
                 <w:vertAlign w:val="baseline"/>
@@ -467,14 +475,8 @@
       </w:tr>
       <w:tr>
         <w:tblPrEx>
-          <w:tblBorders>
-            <w:top w:val="none" w:color="auto" w:sz="0" w:space="0"/>
-            <w:left w:val="none" w:color="auto" w:sz="0" w:space="0"/>
-            <w:bottom w:val="none" w:color="auto" w:sz="0" w:space="0"/>
-            <w:right w:val="none" w:color="auto" w:sz="0" w:space="0"/>
-            <w:insideH w:val="none" w:color="auto" w:sz="0" w:space="0"/>
-            <w:insideV w:val="none" w:color="auto" w:sz="0" w:space="0"/>
-          </w:tblBorders>
+          <w:tblW w:w="0" w:type="auto"/>
+          <w:jc w:val="center"/>
           <w:tblCellMar>
             <w:top w:w="0" w:type="dxa"/>
             <w:left w:w="108" w:type="dxa"/>
@@ -483,7 +485,7 @@
           </w:tblCellMar>
         </w:tblPrEx>
         <w:trPr>
-          <w:trHeight w:val="810" w:hRule="atLeast"/>
+          <w:trHeight w:val="810"/>
           <w:jc w:val="center"/>
         </w:trPr>
         <w:tc>
@@ -507,7 +509,7 @@
               <w:snapToGrid w:val="0"/>
               <w:textAlignment w:val="baseline"/>
               <w:rPr>
-                <w:rFonts w:hint="default" w:ascii="Arial" w:hAnsi="Arial" w:eastAsia="Arial" w:cs="Arial"/>
+                <w:rFonts w:ascii="Arial" w:eastAsia="Arial" w:hAnsi="Arial" w:cs="Arial" w:hint="default"/>
                 <w:snapToGrid w:val="0"/>
                 <w:color w:val="000000"/>
                 <w:kern w:val="0"/>
@@ -539,7 +541,7 @@
             </w:r>
             <w:r>
               <w:rPr>
-                <w:rFonts w:hint="default" w:asciiTheme="minorAscii" w:hAnsiTheme="minorAscii" w:eastAsiaTheme="minorEastAsia"/>
+                <w:rFonts w:asciiTheme="minorAscii" w:eastAsiaTheme="minorEastAsia" w:hAnsiTheme="minorAscii" w:hint="default"/>
                 <w:spacing w:val="227"/>
                 <w:sz w:val="21"/>
                 <w:vertAlign w:val="baseline"/>
@@ -592,7 +594,7 @@
               <w:snapToGrid w:val="0"/>
               <w:textAlignment w:val="baseline"/>
               <w:rPr>
-                <w:rFonts w:hint="default" w:ascii="Arial" w:hAnsi="Arial" w:eastAsia="Arial" w:cs="Arial"/>
+                <w:rFonts w:ascii="Arial" w:eastAsia="Arial" w:hAnsi="Arial" w:cs="Arial" w:hint="default"/>
                 <w:snapToGrid w:val="0"/>
                 <w:color w:val="000000"/>
                 <w:kern w:val="0"/>
@@ -612,7 +614,7 @@
             </w:r>
             <w:r>
               <w:rPr>
-                <w:rFonts w:hint="eastAsia" w:asciiTheme="minorAscii" w:hAnsiTheme="minorAscii" w:eastAsiaTheme="minorEastAsia"/>
+                <w:rFonts w:asciiTheme="minorAscii" w:eastAsiaTheme="minorEastAsia" w:hAnsiTheme="minorAscii" w:hint="eastAsia"/>
                 <w:spacing w:val="227"/>
                 <w:sz w:val="21"/>
                 <w:vertAlign w:val="baseline"/>
@@ -634,14 +636,8 @@
       </w:tr>
       <w:tr>
         <w:tblPrEx>
-          <w:tblBorders>
-            <w:top w:val="none" w:color="auto" w:sz="0" w:space="0"/>
-            <w:left w:val="none" w:color="auto" w:sz="0" w:space="0"/>
-            <w:bottom w:val="none" w:color="auto" w:sz="0" w:space="0"/>
-            <w:right w:val="none" w:color="auto" w:sz="0" w:space="0"/>
-            <w:insideH w:val="none" w:color="auto" w:sz="0" w:space="0"/>
-            <w:insideV w:val="none" w:color="auto" w:sz="0" w:space="0"/>
-          </w:tblBorders>
+          <w:tblW w:w="0" w:type="auto"/>
+          <w:jc w:val="center"/>
           <w:tblCellMar>
             <w:top w:w="0" w:type="dxa"/>
             <w:left w:w="108" w:type="dxa"/>
@@ -650,7 +646,7 @@
           </w:tblCellMar>
         </w:tblPrEx>
         <w:trPr>
-          <w:trHeight w:val="635" w:hRule="atLeast"/>
+          <w:trHeight w:val="635"/>
           <w:jc w:val="center"/>
         </w:trPr>
         <w:tc>
@@ -700,7 +696,7 @@
             </w:r>
             <w:r>
               <w:rPr>
-                <w:rFonts w:hint="eastAsia" w:asciiTheme="minorAscii" w:hAnsiTheme="minorAscii" w:eastAsiaTheme="minorEastAsia"/>
+                <w:rFonts w:asciiTheme="minorAscii" w:eastAsiaTheme="minorEastAsia" w:hAnsiTheme="minorAscii" w:hint="eastAsia"/>
                 <w:spacing w:val="227"/>
                 <w:sz w:val="21"/>
                 <w:vertAlign w:val="baseline"/>
@@ -753,7 +749,7 @@
             </w:r>
             <w:r>
               <w:rPr>
-                <w:rFonts w:hint="eastAsia" w:asciiTheme="minorAscii" w:hAnsiTheme="minorAscii" w:eastAsiaTheme="minorEastAsia"/>
+                <w:rFonts w:asciiTheme="minorAscii" w:eastAsiaTheme="minorEastAsia" w:hAnsiTheme="minorAscii" w:hint="eastAsia"/>
                 <w:spacing w:val="227"/>
                 <w:sz w:val="21"/>
                 <w:vertAlign w:val="baseline"/>
@@ -812,14 +808,14 @@
         <w:ind w:left="3634"/>
         <w:textAlignment w:val="baseline"/>
         <w:rPr>
-          <w:rFonts w:ascii="宋体" w:hAnsi="宋体" w:eastAsia="宋体" w:cs="宋体"/>
+          <w:rFonts w:ascii="宋体" w:eastAsia="宋体" w:hAnsi="宋体" w:cs="宋体"/>
           <w:sz w:val="31"/>
           <w:szCs w:val="31"/>
         </w:rPr>
       </w:pPr>
       <w:r>
         <w:rPr>
-          <w:rFonts w:ascii="宋体" w:hAnsi="宋体" w:eastAsia="宋体" w:cs="宋体"/>
+          <w:rFonts w:ascii="宋体" w:eastAsia="宋体" w:hAnsi="宋体" w:cs="宋体"/>
           <w:b/>
           <w:bCs/>
           <w:spacing w:val="4"/>
@@ -831,16 +827,16 @@
     </w:p>
     <w:tbl>
       <w:tblPr>
-        <w:tblStyle w:val="26"/>
+        <w:tblStyle w:val="TableNormal0"/>
         <w:tblW w:w="8214" w:type="dxa"/>
         <w:jc w:val="center"/>
         <w:tblBorders>
-          <w:top w:val="single" w:color="000000" w:sz="2" w:space="0"/>
-          <w:left w:val="single" w:color="000000" w:sz="2" w:space="0"/>
-          <w:bottom w:val="single" w:color="000000" w:sz="2" w:space="0"/>
-          <w:right w:val="single" w:color="000000" w:sz="2" w:space="0"/>
-          <w:insideH w:val="single" w:color="000000" w:sz="2" w:space="0"/>
-          <w:insideV w:val="single" w:color="000000" w:sz="2" w:space="0"/>
+          <w:top w:val="single" w:sz="2" w:space="0" w:color="000000"/>
+          <w:left w:val="single" w:sz="2" w:space="0" w:color="000000"/>
+          <w:bottom w:val="single" w:sz="2" w:space="0" w:color="000000"/>
+          <w:right w:val="single" w:sz="2" w:space="0" w:color="000000"/>
+          <w:insideH w:val="single" w:sz="2" w:space="0" w:color="000000"/>
+          <w:insideV w:val="single" w:sz="2" w:space="0" w:color="000000"/>
         </w:tblBorders>
         <w:tblLayout w:type="fixed"/>
         <w:tblCellMar>
@@ -860,14 +856,17 @@
       </w:tblGrid>
       <w:tr>
         <w:tblPrEx>
+          <w:tblW w:w="8214" w:type="dxa"/>
+          <w:jc w:val="center"/>
           <w:tblBorders>
-            <w:top w:val="single" w:color="000000" w:sz="2" w:space="0"/>
-            <w:left w:val="single" w:color="000000" w:sz="2" w:space="0"/>
-            <w:bottom w:val="single" w:color="000000" w:sz="2" w:space="0"/>
-            <w:right w:val="single" w:color="000000" w:sz="2" w:space="0"/>
-            <w:insideH w:val="single" w:color="000000" w:sz="2" w:space="0"/>
-            <w:insideV w:val="single" w:color="000000" w:sz="2" w:space="0"/>
+            <w:top w:val="single" w:sz="2" w:space="0" w:color="000000"/>
+            <w:left w:val="single" w:sz="2" w:space="0" w:color="000000"/>
+            <w:bottom w:val="single" w:sz="2" w:space="0" w:color="000000"/>
+            <w:right w:val="single" w:sz="2" w:space="0" w:color="000000"/>
+            <w:insideH w:val="single" w:sz="2" w:space="0" w:color="000000"/>
+            <w:insideV w:val="single" w:sz="2" w:space="0" w:color="000000"/>
           </w:tblBorders>
+          <w:tblLayout w:type="fixed"/>
           <w:tblCellMar>
             <w:top w:w="0" w:type="dxa"/>
             <w:left w:w="0" w:type="dxa"/>
@@ -876,7 +875,7 @@
           </w:tblCellMar>
         </w:tblPrEx>
         <w:trPr>
-          <w:trHeight w:val="593" w:hRule="atLeast"/>
+          <w:trHeight w:val="593"/>
           <w:jc w:val="center"/>
         </w:trPr>
         <w:tc>
@@ -898,18 +897,18 @@
               <w:adjustRightInd w:val="0"/>
               <w:snapToGrid w:val="0"/>
               <w:spacing w:before="176" w:line="228" w:lineRule="auto"/>
-              <w:ind w:left="0" w:leftChars="0" w:right="0" w:rightChars="0" w:firstLine="0" w:firstLineChars="0"/>
+              <w:ind w:left="0" w:right="0" w:firstLine="0" w:leftChars="0" w:rightChars="0" w:firstLineChars="0"/>
               <w:jc w:val="center"/>
               <w:textAlignment w:val="baseline"/>
               <w:rPr>
-                <w:rFonts w:ascii="宋体" w:hAnsi="宋体" w:eastAsia="宋体" w:cs="宋体"/>
+                <w:rFonts w:ascii="宋体" w:eastAsia="宋体" w:hAnsi="宋体" w:cs="宋体"/>
                 <w:sz w:val="20"/>
                 <w:szCs w:val="20"/>
               </w:rPr>
             </w:pPr>
             <w:r>
               <w:rPr>
-                <w:rFonts w:hint="eastAsia" w:ascii="宋体" w:hAnsi="宋体" w:cs="宋体"/>
+                <w:rFonts w:ascii="宋体" w:hAnsi="宋体" w:cs="宋体" w:hint="eastAsia"/>
                 <w:spacing w:val="-14"/>
                 <w:sz w:val="20"/>
                 <w:szCs w:val="20"/>
@@ -919,7 +918,7 @@
             </w:r>
             <w:r>
               <w:rPr>
-                <w:rFonts w:ascii="宋体" w:hAnsi="宋体" w:eastAsia="宋体" w:cs="宋体"/>
+                <w:rFonts w:ascii="宋体" w:eastAsia="宋体" w:hAnsi="宋体" w:cs="宋体"/>
                 <w:spacing w:val="-14"/>
                 <w:sz w:val="20"/>
                 <w:szCs w:val="20"/>
@@ -947,18 +946,18 @@
               <w:adjustRightInd w:val="0"/>
               <w:snapToGrid w:val="0"/>
               <w:spacing w:before="175" w:line="227" w:lineRule="auto"/>
-              <w:ind w:left="0" w:leftChars="0" w:right="0" w:rightChars="0" w:firstLine="0" w:firstLineChars="0"/>
+              <w:ind w:left="0" w:right="0" w:firstLine="0" w:leftChars="0" w:rightChars="0" w:firstLineChars="0"/>
               <w:jc w:val="center"/>
               <w:textAlignment w:val="baseline"/>
               <w:rPr>
-                <w:rFonts w:ascii="宋体" w:hAnsi="宋体" w:eastAsia="宋体" w:cs="宋体"/>
+                <w:rFonts w:ascii="宋体" w:eastAsia="宋体" w:hAnsi="宋体" w:cs="宋体"/>
                 <w:sz w:val="20"/>
                 <w:szCs w:val="20"/>
               </w:rPr>
             </w:pPr>
             <w:r>
               <w:rPr>
-                <w:rFonts w:ascii="宋体" w:hAnsi="宋体" w:eastAsia="宋体" w:cs="宋体"/>
+                <w:rFonts w:ascii="宋体" w:eastAsia="宋体" w:hAnsi="宋体" w:cs="宋体"/>
                 <w:spacing w:val="4"/>
                 <w:sz w:val="20"/>
                 <w:szCs w:val="20"/>
@@ -986,18 +985,18 @@
               <w:adjustRightInd w:val="0"/>
               <w:snapToGrid w:val="0"/>
               <w:spacing w:before="175" w:line="228" w:lineRule="auto"/>
-              <w:ind w:left="0" w:leftChars="0" w:right="0" w:rightChars="0" w:firstLine="0" w:firstLineChars="0"/>
+              <w:ind w:left="0" w:right="0" w:firstLine="0" w:leftChars="0" w:rightChars="0" w:firstLineChars="0"/>
               <w:jc w:val="center"/>
               <w:textAlignment w:val="baseline"/>
               <w:rPr>
-                <w:rFonts w:ascii="宋体" w:hAnsi="宋体" w:eastAsia="宋体" w:cs="宋体"/>
+                <w:rFonts w:ascii="宋体" w:eastAsia="宋体" w:hAnsi="宋体" w:cs="宋体"/>
                 <w:sz w:val="20"/>
                 <w:szCs w:val="20"/>
               </w:rPr>
             </w:pPr>
             <w:r>
               <w:rPr>
-                <w:rFonts w:ascii="宋体" w:hAnsi="宋体" w:eastAsia="宋体" w:cs="宋体"/>
+                <w:rFonts w:ascii="宋体" w:eastAsia="宋体" w:hAnsi="宋体" w:cs="宋体"/>
                 <w:spacing w:val="7"/>
                 <w:sz w:val="20"/>
                 <w:szCs w:val="20"/>
@@ -1025,11 +1024,11 @@
               <w:adjustRightInd w:val="0"/>
               <w:snapToGrid w:val="0"/>
               <w:spacing w:before="175" w:line="228" w:lineRule="auto"/>
-              <w:ind w:left="0" w:leftChars="0" w:right="0" w:rightChars="0" w:firstLine="0" w:firstLineChars="0"/>
+              <w:ind w:left="0" w:right="0" w:firstLine="0" w:leftChars="0" w:rightChars="0" w:firstLineChars="0"/>
               <w:jc w:val="center"/>
               <w:textAlignment w:val="baseline"/>
               <w:rPr>
-                <w:rFonts w:hint="eastAsia" w:ascii="宋体" w:hAnsi="宋体" w:eastAsia="宋体" w:cs="宋体"/>
+                <w:rFonts w:ascii="宋体" w:eastAsia="宋体" w:hAnsi="宋体" w:cs="宋体" w:hint="eastAsia"/>
                 <w:spacing w:val="7"/>
                 <w:sz w:val="20"/>
                 <w:szCs w:val="20"/>
@@ -1038,7 +1037,7 @@
             </w:pPr>
             <w:r>
               <w:rPr>
-                <w:rFonts w:hint="eastAsia" w:ascii="宋体" w:hAnsi="宋体" w:cs="宋体"/>
+                <w:rFonts w:ascii="宋体" w:hAnsi="宋体" w:cs="宋体" w:hint="eastAsia"/>
                 <w:spacing w:val="7"/>
                 <w:sz w:val="20"/>
                 <w:szCs w:val="20"/>
@@ -1067,11 +1066,11 @@
               <w:adjustRightInd w:val="0"/>
               <w:snapToGrid w:val="0"/>
               <w:spacing w:before="175" w:line="228" w:lineRule="auto"/>
-              <w:ind w:left="0" w:leftChars="0" w:right="0" w:rightChars="0" w:firstLine="0" w:firstLineChars="0"/>
+              <w:ind w:left="0" w:right="0" w:firstLine="0" w:leftChars="0" w:rightChars="0" w:firstLineChars="0"/>
               <w:jc w:val="center"/>
               <w:textAlignment w:val="baseline"/>
               <w:rPr>
-                <w:rFonts w:hint="default" w:ascii="宋体" w:hAnsi="宋体" w:cs="宋体"/>
+                <w:rFonts w:ascii="宋体" w:hAnsi="宋体" w:cs="宋体" w:hint="default"/>
                 <w:spacing w:val="7"/>
                 <w:sz w:val="20"/>
                 <w:szCs w:val="20"/>
@@ -1080,7 +1079,7 @@
             </w:pPr>
             <w:r>
               <w:rPr>
-                <w:rFonts w:hint="eastAsia" w:ascii="宋体" w:hAnsi="宋体" w:cs="宋体"/>
+                <w:rFonts w:ascii="宋体" w:hAnsi="宋体" w:cs="宋体" w:hint="eastAsia"/>
                 <w:spacing w:val="7"/>
                 <w:sz w:val="20"/>
                 <w:szCs w:val="20"/>
@@ -1109,18 +1108,18 @@
               <w:adjustRightInd w:val="0"/>
               <w:snapToGrid w:val="0"/>
               <w:spacing w:before="176" w:line="229" w:lineRule="auto"/>
-              <w:ind w:left="0" w:leftChars="0" w:right="0" w:rightChars="0" w:firstLine="0" w:firstLineChars="0"/>
+              <w:ind w:left="0" w:right="0" w:firstLine="0" w:leftChars="0" w:rightChars="0" w:firstLineChars="0"/>
               <w:jc w:val="center"/>
               <w:textAlignment w:val="baseline"/>
               <w:rPr>
-                <w:rFonts w:ascii="宋体" w:hAnsi="宋体" w:eastAsia="宋体" w:cs="宋体"/>
+                <w:rFonts w:ascii="宋体" w:eastAsia="宋体" w:hAnsi="宋体" w:cs="宋体"/>
                 <w:sz w:val="20"/>
                 <w:szCs w:val="20"/>
               </w:rPr>
             </w:pPr>
             <w:r>
               <w:rPr>
-                <w:rFonts w:ascii="宋体" w:hAnsi="宋体" w:eastAsia="宋体" w:cs="宋体"/>
+                <w:rFonts w:ascii="宋体" w:eastAsia="宋体" w:hAnsi="宋体" w:cs="宋体"/>
                 <w:spacing w:val="7"/>
                 <w:sz w:val="20"/>
                 <w:szCs w:val="20"/>
@@ -1132,14 +1131,9 @@
       </w:tr>
       <w:tr>
         <w:tblPrEx>
-          <w:tblBorders>
-            <w:top w:val="single" w:color="000000" w:sz="2" w:space="0"/>
-            <w:left w:val="single" w:color="000000" w:sz="2" w:space="0"/>
-            <w:bottom w:val="single" w:color="000000" w:sz="2" w:space="0"/>
-            <w:right w:val="single" w:color="000000" w:sz="2" w:space="0"/>
-            <w:insideH w:val="single" w:color="000000" w:sz="2" w:space="0"/>
-            <w:insideV w:val="single" w:color="000000" w:sz="2" w:space="0"/>
-          </w:tblBorders>
+          <w:tblW w:w="8214" w:type="dxa"/>
+          <w:jc w:val="center"/>
+          <w:tblLayout w:type="fixed"/>
           <w:tblCellMar>
             <w:top w:w="0" w:type="dxa"/>
             <w:left w:w="0" w:type="dxa"/>
@@ -1148,7 +1142,7 @@
           </w:tblCellMar>
         </w:tblPrEx>
         <w:trPr>
-          <w:trHeight w:val="516" w:hRule="atLeast"/>
+          <w:trHeight w:val="516"/>
           <w:jc w:val="center"/>
         </w:trPr>
         <w:tc>
@@ -1170,11 +1164,11 @@
               <w:adjustRightInd w:val="0"/>
               <w:snapToGrid w:val="0"/>
               <w:spacing w:before="173" w:line="267" w:lineRule="exact"/>
-              <w:ind w:left="0" w:leftChars="0" w:right="0" w:rightChars="0" w:firstLine="0" w:firstLineChars="0"/>
+              <w:ind w:left="0" w:right="0" w:firstLine="0" w:leftChars="0" w:rightChars="0" w:firstLineChars="0"/>
               <w:jc w:val="center"/>
               <w:textAlignment w:val="baseline"/>
               <w:rPr>
-                <w:rFonts w:hint="default" w:ascii="宋体" w:hAnsi="宋体" w:eastAsia="宋体" w:cs="宋体"/>
+                <w:rFonts w:ascii="宋体" w:eastAsia="宋体" w:hAnsi="宋体" w:cs="宋体" w:hint="default"/>
                 <w:sz w:val="20"/>
                 <w:szCs w:val="20"/>
                 <w:lang w:val="en-US"/>
@@ -1182,7 +1176,7 @@
             </w:pPr>
             <w:r>
               <w:rPr>
-                <w:rFonts w:ascii="宋体" w:hAnsi="宋体" w:eastAsia="宋体" w:cs="宋体"/>
+                <w:rFonts w:ascii="宋体" w:eastAsia="宋体" w:hAnsi="宋体" w:cs="宋体"/>
                 <w:spacing w:val="3"/>
                 <w:position w:val="1"/>
                 <w:sz w:val="20"/>
@@ -1192,7 +1186,7 @@
             </w:r>
             <w:r>
               <w:rPr>
-                <w:rFonts w:hint="eastAsia" w:ascii="宋体" w:hAnsi="宋体" w:cs="宋体"/>
+                <w:rFonts w:ascii="宋体" w:hAnsi="宋体" w:cs="宋体" w:hint="eastAsia"/>
                 <w:spacing w:val="3"/>
                 <w:position w:val="1"/>
                 <w:sz w:val="20"/>
@@ -1203,7 +1197,7 @@
             </w:r>
             <w:r>
               <w:rPr>
-                <w:rFonts w:ascii="宋体" w:hAnsi="宋体" w:eastAsia="宋体" w:cs="宋体"/>
+                <w:rFonts w:ascii="宋体" w:eastAsia="宋体" w:hAnsi="宋体" w:cs="宋体"/>
                 <w:spacing w:val="3"/>
                 <w:position w:val="1"/>
                 <w:sz w:val="20"/>
@@ -1213,7 +1207,7 @@
             </w:r>
             <w:r>
               <w:rPr>
-                <w:rFonts w:hint="eastAsia" w:ascii="宋体" w:hAnsi="宋体" w:cs="宋体"/>
+                <w:rFonts w:ascii="宋体" w:hAnsi="宋体" w:cs="宋体" w:hint="eastAsia"/>
                 <w:spacing w:val="3"/>
                 <w:position w:val="1"/>
                 <w:sz w:val="20"/>
@@ -1243,18 +1237,18 @@
               <w:adjustRightInd w:val="0"/>
               <w:snapToGrid w:val="0"/>
               <w:spacing w:before="173" w:line="267" w:lineRule="exact"/>
-              <w:ind w:left="0" w:leftChars="0" w:right="0" w:rightChars="0" w:firstLine="0" w:firstLineChars="0"/>
+              <w:ind w:left="0" w:right="0" w:firstLine="0" w:leftChars="0" w:rightChars="0" w:firstLineChars="0"/>
               <w:jc w:val="center"/>
               <w:textAlignment w:val="baseline"/>
               <w:rPr>
-                <w:rFonts w:ascii="宋体" w:hAnsi="宋体" w:eastAsia="宋体" w:cs="宋体"/>
+                <w:rFonts w:ascii="宋体" w:eastAsia="宋体" w:hAnsi="宋体" w:cs="宋体"/>
                 <w:sz w:val="20"/>
                 <w:szCs w:val="20"/>
               </w:rPr>
             </w:pPr>
             <w:r>
               <w:rPr>
-                <w:rFonts w:ascii="宋体" w:hAnsi="宋体" w:eastAsia="宋体" w:cs="宋体"/>
+                <w:rFonts w:ascii="宋体" w:eastAsia="宋体" w:hAnsi="宋体" w:cs="宋体"/>
                 <w:spacing w:val="4"/>
                 <w:position w:val="1"/>
                 <w:sz w:val="20"/>
@@ -1283,18 +1277,18 @@
               <w:adjustRightInd w:val="0"/>
               <w:snapToGrid w:val="0"/>
               <w:spacing w:before="172" w:line="228" w:lineRule="auto"/>
-              <w:ind w:left="0" w:leftChars="0" w:right="0" w:rightChars="0" w:firstLine="0" w:firstLineChars="0"/>
+              <w:ind w:left="0" w:right="0" w:firstLine="0" w:leftChars="0" w:rightChars="0" w:firstLineChars="0"/>
               <w:jc w:val="center"/>
               <w:textAlignment w:val="baseline"/>
               <w:rPr>
-                <w:rFonts w:ascii="宋体" w:hAnsi="宋体" w:eastAsia="宋体" w:cs="宋体"/>
+                <w:rFonts w:ascii="宋体" w:eastAsia="宋体" w:hAnsi="宋体" w:cs="宋体"/>
                 <w:sz w:val="20"/>
                 <w:szCs w:val="20"/>
               </w:rPr>
             </w:pPr>
             <w:r>
               <w:rPr>
-                <w:rFonts w:ascii="宋体" w:hAnsi="宋体" w:eastAsia="宋体" w:cs="宋体"/>
+                <w:rFonts w:ascii="宋体" w:eastAsia="宋体" w:hAnsi="宋体" w:cs="宋体"/>
                 <w:spacing w:val="200"/>
                 <w:kern w:val="0"/>
                 <w:sz w:val="20"/>
@@ -1304,7 +1298,7 @@
             </w:r>
             <w:r>
               <w:rPr>
-                <w:rFonts w:ascii="宋体" w:hAnsi="宋体" w:eastAsia="宋体" w:cs="宋体"/>
+                <w:rFonts w:ascii="宋体" w:eastAsia="宋体" w:hAnsi="宋体" w:cs="宋体"/>
                 <w:spacing w:val="0"/>
                 <w:kern w:val="0"/>
                 <w:sz w:val="20"/>
@@ -1333,11 +1327,11 @@
               <w:adjustRightInd w:val="0"/>
               <w:snapToGrid w:val="0"/>
               <w:spacing w:before="172" w:line="228" w:lineRule="auto"/>
-              <w:ind w:left="0" w:leftChars="0" w:right="0" w:rightChars="0" w:firstLine="0" w:firstLineChars="0"/>
+              <w:ind w:left="0" w:right="0" w:firstLine="0" w:leftChars="0" w:rightChars="0" w:firstLineChars="0"/>
               <w:jc w:val="center"/>
               <w:textAlignment w:val="baseline"/>
               <w:rPr>
-                <w:rFonts w:ascii="宋体" w:hAnsi="宋体" w:eastAsia="宋体" w:cs="宋体"/>
+                <w:rFonts w:ascii="宋体" w:eastAsia="宋体" w:hAnsi="宋体" w:cs="宋体"/>
                 <w:spacing w:val="200"/>
                 <w:kern w:val="0"/>
                 <w:sz w:val="20"/>
@@ -1346,7 +1340,7 @@
             </w:pPr>
             <w:r>
               <w:rPr>
-                <w:rFonts w:hint="eastAsia" w:ascii="宋体" w:hAnsi="宋体" w:eastAsia="宋体" w:cs="宋体"/>
+                <w:rFonts w:ascii="宋体" w:eastAsia="宋体" w:hAnsi="宋体" w:cs="宋体" w:hint="eastAsia"/>
                 <w:spacing w:val="200"/>
                 <w:kern w:val="0"/>
                 <w:sz w:val="20"/>
@@ -1357,7 +1351,7 @@
             </w:r>
             <w:r>
               <w:rPr>
-                <w:rFonts w:hint="eastAsia" w:asciiTheme="minorAscii" w:hAnsiTheme="minorAscii" w:eastAsiaTheme="minorEastAsia"/>
+                <w:rFonts w:asciiTheme="minorAscii" w:eastAsiaTheme="minorEastAsia" w:hAnsiTheme="minorAscii" w:hint="eastAsia"/>
                 <w:spacing w:val="0"/>
                 <w:kern w:val="0"/>
                 <w:sz w:val="21"/>
@@ -1387,11 +1381,11 @@
               <w:adjustRightInd w:val="0"/>
               <w:snapToGrid w:val="0"/>
               <w:spacing w:before="172" w:line="228" w:lineRule="auto"/>
-              <w:ind w:left="0" w:leftChars="0" w:right="0" w:rightChars="0" w:firstLine="0" w:firstLineChars="0"/>
+              <w:ind w:left="0" w:right="0" w:firstLine="0" w:leftChars="0" w:rightChars="0" w:firstLineChars="0"/>
               <w:jc w:val="center"/>
               <w:textAlignment w:val="baseline"/>
               <w:rPr>
-                <w:rFonts w:ascii="宋体" w:hAnsi="宋体" w:eastAsia="宋体" w:cs="宋体"/>
+                <w:rFonts w:ascii="宋体" w:eastAsia="宋体" w:hAnsi="宋体" w:cs="宋体"/>
                 <w:spacing w:val="200"/>
                 <w:kern w:val="0"/>
                 <w:sz w:val="20"/>
@@ -1400,7 +1394,7 @@
             </w:pPr>
             <w:r>
               <w:rPr>
-                <w:rFonts w:hint="eastAsia" w:ascii="宋体" w:hAnsi="宋体" w:eastAsia="宋体" w:cs="宋体"/>
+                <w:rFonts w:ascii="宋体" w:eastAsia="宋体" w:hAnsi="宋体" w:cs="宋体" w:hint="eastAsia"/>
                 <w:spacing w:val="200"/>
                 <w:kern w:val="0"/>
                 <w:sz w:val="20"/>
@@ -1410,7 +1404,7 @@
             </w:r>
             <w:r>
               <w:rPr>
-                <w:rFonts w:hint="eastAsia" w:asciiTheme="minorAscii" w:hAnsiTheme="minorAscii" w:eastAsiaTheme="minorEastAsia"/>
+                <w:rFonts w:asciiTheme="minorAscii" w:eastAsiaTheme="minorEastAsia" w:hAnsiTheme="minorAscii" w:hint="eastAsia"/>
                 <w:spacing w:val="0"/>
                 <w:kern w:val="0"/>
                 <w:sz w:val="21"/>
@@ -1440,18 +1434,18 @@
               <w:adjustRightInd w:val="0"/>
               <w:snapToGrid w:val="0"/>
               <w:spacing w:before="173" w:line="229" w:lineRule="auto"/>
-              <w:ind w:left="0" w:leftChars="0" w:right="0" w:rightChars="0" w:firstLine="0" w:firstLineChars="0"/>
+              <w:ind w:left="0" w:right="0" w:firstLine="0" w:leftChars="0" w:rightChars="0" w:firstLineChars="0"/>
               <w:jc w:val="center"/>
               <w:textAlignment w:val="baseline"/>
               <w:rPr>
-                <w:rFonts w:ascii="宋体" w:hAnsi="宋体" w:eastAsia="宋体" w:cs="宋体"/>
+                <w:rFonts w:ascii="宋体" w:eastAsia="宋体" w:hAnsi="宋体" w:cs="宋体"/>
                 <w:sz w:val="20"/>
                 <w:szCs w:val="20"/>
               </w:rPr>
             </w:pPr>
             <w:r>
               <w:rPr>
-                <w:rFonts w:hint="eastAsia" w:asciiTheme="minorAscii" w:hAnsiTheme="minorAscii" w:eastAsiaTheme="minorEastAsia"/>
+                <w:rFonts w:asciiTheme="minorAscii" w:eastAsiaTheme="minorEastAsia" w:hAnsiTheme="minorAscii" w:hint="eastAsia"/>
                 <w:spacing w:val="0"/>
                 <w:kern w:val="0"/>
                 <w:sz w:val="21"/>
@@ -1465,14 +1459,9 @@
       </w:tr>
       <w:tr>
         <w:tblPrEx>
-          <w:tblBorders>
-            <w:top w:val="single" w:color="000000" w:sz="2" w:space="0"/>
-            <w:left w:val="single" w:color="000000" w:sz="2" w:space="0"/>
-            <w:bottom w:val="single" w:color="000000" w:sz="2" w:space="0"/>
-            <w:right w:val="single" w:color="000000" w:sz="2" w:space="0"/>
-            <w:insideH w:val="single" w:color="000000" w:sz="2" w:space="0"/>
-            <w:insideV w:val="single" w:color="000000" w:sz="2" w:space="0"/>
-          </w:tblBorders>
+          <w:tblW w:w="8214" w:type="dxa"/>
+          <w:jc w:val="center"/>
+          <w:tblLayout w:type="fixed"/>
           <w:tblCellMar>
             <w:top w:w="0" w:type="dxa"/>
             <w:left w:w="0" w:type="dxa"/>
@@ -1481,7 +1470,7 @@
           </w:tblCellMar>
         </w:tblPrEx>
         <w:trPr>
-          <w:trHeight w:val="556" w:hRule="atLeast"/>
+          <w:trHeight w:val="556"/>
           <w:jc w:val="center"/>
         </w:trPr>
         <w:tc>
@@ -1490,7 +1479,7 @@
           </w:tcPr>
           <w:p>
             <w:pPr>
-              <w:pStyle w:val="27"/>
+              <w:pStyle w:val="TableText"/>
               <w:keepNext w:val="0"/>
               <w:keepLines w:val="0"/>
               <w:pageBreakBefore w:val="0"/>
@@ -1503,7 +1492,7 @@
               <w:bidi w:val="0"/>
               <w:adjustRightInd w:val="0"/>
               <w:snapToGrid w:val="0"/>
-              <w:ind w:left="0" w:leftChars="0" w:right="0" w:rightChars="0" w:firstLine="0" w:firstLineChars="0"/>
+              <w:ind w:left="0" w:right="0" w:firstLine="0" w:leftChars="0" w:rightChars="0" w:firstLineChars="0"/>
               <w:jc w:val="center"/>
               <w:textAlignment w:val="baseline"/>
             </w:pPr>
@@ -1515,7 +1504,7 @@
           </w:tcPr>
           <w:p>
             <w:pPr>
-              <w:pStyle w:val="27"/>
+              <w:pStyle w:val="TableText"/>
               <w:keepNext w:val="0"/>
               <w:keepLines w:val="0"/>
               <w:pageBreakBefore w:val="0"/>
@@ -1528,7 +1517,7 @@
               <w:bidi w:val="0"/>
               <w:adjustRightInd w:val="0"/>
               <w:snapToGrid w:val="0"/>
-              <w:ind w:left="0" w:leftChars="0" w:right="0" w:rightChars="0" w:firstLine="0" w:firstLineChars="0"/>
+              <w:ind w:left="0" w:right="0" w:firstLine="0" w:leftChars="0" w:rightChars="0" w:firstLineChars="0"/>
               <w:jc w:val="center"/>
               <w:textAlignment w:val="baseline"/>
             </w:pPr>
@@ -1540,7 +1529,7 @@
           </w:tcPr>
           <w:p>
             <w:pPr>
-              <w:pStyle w:val="27"/>
+              <w:pStyle w:val="TableText"/>
               <w:keepNext w:val="0"/>
               <w:keepLines w:val="0"/>
               <w:pageBreakBefore w:val="0"/>
@@ -1553,7 +1542,7 @@
               <w:bidi w:val="0"/>
               <w:adjustRightInd w:val="0"/>
               <w:snapToGrid w:val="0"/>
-              <w:ind w:left="0" w:leftChars="0" w:right="0" w:rightChars="0" w:firstLine="0" w:firstLineChars="0"/>
+              <w:ind w:left="0" w:right="0" w:firstLine="0" w:leftChars="0" w:rightChars="0" w:firstLineChars="0"/>
               <w:jc w:val="center"/>
               <w:textAlignment w:val="baseline"/>
             </w:pPr>
@@ -1565,7 +1554,7 @@
           </w:tcPr>
           <w:p>
             <w:pPr>
-              <w:pStyle w:val="27"/>
+              <w:pStyle w:val="TableText"/>
               <w:keepNext w:val="0"/>
               <w:keepLines w:val="0"/>
               <w:pageBreakBefore w:val="0"/>
@@ -1578,7 +1567,7 @@
               <w:bidi w:val="0"/>
               <w:adjustRightInd w:val="0"/>
               <w:snapToGrid w:val="0"/>
-              <w:ind w:left="0" w:leftChars="0" w:right="0" w:rightChars="0" w:firstLine="0" w:firstLineChars="0"/>
+              <w:ind w:left="0" w:right="0" w:firstLine="0" w:leftChars="0" w:rightChars="0" w:firstLineChars="0"/>
               <w:jc w:val="center"/>
               <w:textAlignment w:val="baseline"/>
             </w:pPr>
@@ -1590,7 +1579,7 @@
           </w:tcPr>
           <w:p>
             <w:pPr>
-              <w:pStyle w:val="27"/>
+              <w:pStyle w:val="TableText"/>
               <w:keepNext w:val="0"/>
               <w:keepLines w:val="0"/>
               <w:pageBreakBefore w:val="0"/>
@@ -1603,7 +1592,7 @@
               <w:bidi w:val="0"/>
               <w:adjustRightInd w:val="0"/>
               <w:snapToGrid w:val="0"/>
-              <w:ind w:left="0" w:leftChars="0" w:right="0" w:rightChars="0" w:firstLine="0" w:firstLineChars="0"/>
+              <w:ind w:left="0" w:right="0" w:firstLine="0" w:leftChars="0" w:rightChars="0" w:firstLineChars="0"/>
               <w:jc w:val="center"/>
               <w:textAlignment w:val="baseline"/>
             </w:pPr>
@@ -1615,7 +1604,7 @@
           </w:tcPr>
           <w:p>
             <w:pPr>
-              <w:pStyle w:val="27"/>
+              <w:pStyle w:val="TableText"/>
               <w:keepNext w:val="0"/>
               <w:keepLines w:val="0"/>
               <w:pageBreakBefore w:val="0"/>
@@ -1628,7 +1617,7 @@
               <w:bidi w:val="0"/>
               <w:adjustRightInd w:val="0"/>
               <w:snapToGrid w:val="0"/>
-              <w:ind w:left="0" w:leftChars="0" w:right="0" w:rightChars="0" w:firstLine="0" w:firstLineChars="0"/>
+              <w:ind w:left="0" w:right="0" w:firstLine="0" w:leftChars="0" w:rightChars="0" w:firstLineChars="0"/>
               <w:jc w:val="center"/>
               <w:textAlignment w:val="baseline"/>
             </w:pPr>
@@ -1637,14 +1626,9 @@
       </w:tr>
       <w:tr>
         <w:tblPrEx>
-          <w:tblBorders>
-            <w:top w:val="single" w:color="000000" w:sz="2" w:space="0"/>
-            <w:left w:val="single" w:color="000000" w:sz="2" w:space="0"/>
-            <w:bottom w:val="single" w:color="000000" w:sz="2" w:space="0"/>
-            <w:right w:val="single" w:color="000000" w:sz="2" w:space="0"/>
-            <w:insideH w:val="single" w:color="000000" w:sz="2" w:space="0"/>
-            <w:insideV w:val="single" w:color="000000" w:sz="2" w:space="0"/>
-          </w:tblBorders>
+          <w:tblW w:w="8214" w:type="dxa"/>
+          <w:jc w:val="center"/>
+          <w:tblLayout w:type="fixed"/>
           <w:tblCellMar>
             <w:top w:w="0" w:type="dxa"/>
             <w:left w:w="0" w:type="dxa"/>
@@ -1653,7 +1637,7 @@
           </w:tblCellMar>
         </w:tblPrEx>
         <w:trPr>
-          <w:trHeight w:val="556" w:hRule="atLeast"/>
+          <w:trHeight w:val="556"/>
           <w:jc w:val="center"/>
         </w:trPr>
         <w:tc>
@@ -1662,7 +1646,7 @@
           </w:tcPr>
           <w:p>
             <w:pPr>
-              <w:pStyle w:val="27"/>
+              <w:pStyle w:val="TableText"/>
               <w:keepNext w:val="0"/>
               <w:keepLines w:val="0"/>
               <w:pageBreakBefore w:val="0"/>
@@ -1675,7 +1659,7 @@
               <w:bidi w:val="0"/>
               <w:adjustRightInd w:val="0"/>
               <w:snapToGrid w:val="0"/>
-              <w:ind w:left="0" w:leftChars="0" w:right="0" w:rightChars="0" w:firstLine="0" w:firstLineChars="0"/>
+              <w:ind w:left="0" w:right="0" w:firstLine="0" w:leftChars="0" w:rightChars="0" w:firstLineChars="0"/>
               <w:jc w:val="center"/>
               <w:textAlignment w:val="baseline"/>
             </w:pPr>
@@ -1687,7 +1671,7 @@
           </w:tcPr>
           <w:p>
             <w:pPr>
-              <w:pStyle w:val="27"/>
+              <w:pStyle w:val="TableText"/>
               <w:keepNext w:val="0"/>
               <w:keepLines w:val="0"/>
               <w:pageBreakBefore w:val="0"/>
@@ -1700,7 +1684,7 @@
               <w:bidi w:val="0"/>
               <w:adjustRightInd w:val="0"/>
               <w:snapToGrid w:val="0"/>
-              <w:ind w:left="0" w:leftChars="0" w:right="0" w:rightChars="0" w:firstLine="0" w:firstLineChars="0"/>
+              <w:ind w:left="0" w:right="0" w:firstLine="0" w:leftChars="0" w:rightChars="0" w:firstLineChars="0"/>
               <w:jc w:val="center"/>
               <w:textAlignment w:val="baseline"/>
             </w:pPr>
@@ -1712,7 +1696,7 @@
           </w:tcPr>
           <w:p>
             <w:pPr>
-              <w:pStyle w:val="27"/>
+              <w:pStyle w:val="TableText"/>
               <w:keepNext w:val="0"/>
               <w:keepLines w:val="0"/>
               <w:pageBreakBefore w:val="0"/>
@@ -1725,7 +1709,7 @@
               <w:bidi w:val="0"/>
               <w:adjustRightInd w:val="0"/>
               <w:snapToGrid w:val="0"/>
-              <w:ind w:left="0" w:leftChars="0" w:right="0" w:rightChars="0" w:firstLine="0" w:firstLineChars="0"/>
+              <w:ind w:left="0" w:right="0" w:firstLine="0" w:leftChars="0" w:rightChars="0" w:firstLineChars="0"/>
               <w:jc w:val="center"/>
               <w:textAlignment w:val="baseline"/>
             </w:pPr>
@@ -1737,7 +1721,7 @@
           </w:tcPr>
           <w:p>
             <w:pPr>
-              <w:pStyle w:val="27"/>
+              <w:pStyle w:val="TableText"/>
               <w:keepNext w:val="0"/>
               <w:keepLines w:val="0"/>
               <w:pageBreakBefore w:val="0"/>
@@ -1750,7 +1734,7 @@
               <w:bidi w:val="0"/>
               <w:adjustRightInd w:val="0"/>
               <w:snapToGrid w:val="0"/>
-              <w:ind w:left="0" w:leftChars="0" w:right="0" w:rightChars="0" w:firstLine="0" w:firstLineChars="0"/>
+              <w:ind w:left="0" w:right="0" w:firstLine="0" w:leftChars="0" w:rightChars="0" w:firstLineChars="0"/>
               <w:jc w:val="center"/>
               <w:textAlignment w:val="baseline"/>
             </w:pPr>
@@ -1762,7 +1746,7 @@
           </w:tcPr>
           <w:p>
             <w:pPr>
-              <w:pStyle w:val="27"/>
+              <w:pStyle w:val="TableText"/>
               <w:keepNext w:val="0"/>
               <w:keepLines w:val="0"/>
               <w:pageBreakBefore w:val="0"/>
@@ -1775,7 +1759,7 @@
               <w:bidi w:val="0"/>
               <w:adjustRightInd w:val="0"/>
               <w:snapToGrid w:val="0"/>
-              <w:ind w:left="0" w:leftChars="0" w:right="0" w:rightChars="0" w:firstLine="0" w:firstLineChars="0"/>
+              <w:ind w:left="0" w:right="0" w:firstLine="0" w:leftChars="0" w:rightChars="0" w:firstLineChars="0"/>
               <w:jc w:val="center"/>
               <w:textAlignment w:val="baseline"/>
             </w:pPr>
@@ -1787,7 +1771,7 @@
           </w:tcPr>
           <w:p>
             <w:pPr>
-              <w:pStyle w:val="27"/>
+              <w:pStyle w:val="TableText"/>
               <w:keepNext w:val="0"/>
               <w:keepLines w:val="0"/>
               <w:pageBreakBefore w:val="0"/>
@@ -1800,7 +1784,7 @@
               <w:bidi w:val="0"/>
               <w:adjustRightInd w:val="0"/>
               <w:snapToGrid w:val="0"/>
-              <w:ind w:left="0" w:leftChars="0" w:right="0" w:rightChars="0" w:firstLine="0" w:firstLineChars="0"/>
+              <w:ind w:left="0" w:right="0" w:firstLine="0" w:leftChars="0" w:rightChars="0" w:firstLineChars="0"/>
               <w:jc w:val="center"/>
               <w:textAlignment w:val="baseline"/>
             </w:pPr>
@@ -1809,14 +1793,9 @@
       </w:tr>
       <w:tr>
         <w:tblPrEx>
-          <w:tblBorders>
-            <w:top w:val="single" w:color="000000" w:sz="2" w:space="0"/>
-            <w:left w:val="single" w:color="000000" w:sz="2" w:space="0"/>
-            <w:bottom w:val="single" w:color="000000" w:sz="2" w:space="0"/>
-            <w:right w:val="single" w:color="000000" w:sz="2" w:space="0"/>
-            <w:insideH w:val="single" w:color="000000" w:sz="2" w:space="0"/>
-            <w:insideV w:val="single" w:color="000000" w:sz="2" w:space="0"/>
-          </w:tblBorders>
+          <w:tblW w:w="8214" w:type="dxa"/>
+          <w:jc w:val="center"/>
+          <w:tblLayout w:type="fixed"/>
           <w:tblCellMar>
             <w:top w:w="0" w:type="dxa"/>
             <w:left w:w="0" w:type="dxa"/>
@@ -1825,7 +1804,7 @@
           </w:tblCellMar>
         </w:tblPrEx>
         <w:trPr>
-          <w:trHeight w:val="557" w:hRule="atLeast"/>
+          <w:trHeight w:val="557"/>
           <w:jc w:val="center"/>
         </w:trPr>
         <w:tc>
@@ -1834,7 +1813,7 @@
           </w:tcPr>
           <w:p>
             <w:pPr>
-              <w:pStyle w:val="27"/>
+              <w:pStyle w:val="TableText"/>
               <w:keepNext w:val="0"/>
               <w:keepLines w:val="0"/>
               <w:pageBreakBefore w:val="0"/>
@@ -1847,7 +1826,7 @@
               <w:bidi w:val="0"/>
               <w:adjustRightInd w:val="0"/>
               <w:snapToGrid w:val="0"/>
-              <w:ind w:left="0" w:leftChars="0" w:right="0" w:rightChars="0" w:firstLine="0" w:firstLineChars="0"/>
+              <w:ind w:left="0" w:right="0" w:firstLine="0" w:leftChars="0" w:rightChars="0" w:firstLineChars="0"/>
               <w:jc w:val="center"/>
               <w:textAlignment w:val="baseline"/>
             </w:pPr>
@@ -1859,7 +1838,7 @@
           </w:tcPr>
           <w:p>
             <w:pPr>
-              <w:pStyle w:val="27"/>
+              <w:pStyle w:val="TableText"/>
               <w:keepNext w:val="0"/>
               <w:keepLines w:val="0"/>
               <w:pageBreakBefore w:val="0"/>
@@ -1872,7 +1851,7 @@
               <w:bidi w:val="0"/>
               <w:adjustRightInd w:val="0"/>
               <w:snapToGrid w:val="0"/>
-              <w:ind w:left="0" w:leftChars="0" w:right="0" w:rightChars="0" w:firstLine="0" w:firstLineChars="0"/>
+              <w:ind w:left="0" w:right="0" w:firstLine="0" w:leftChars="0" w:rightChars="0" w:firstLineChars="0"/>
               <w:jc w:val="center"/>
               <w:textAlignment w:val="baseline"/>
             </w:pPr>
@@ -1884,7 +1863,7 @@
           </w:tcPr>
           <w:p>
             <w:pPr>
-              <w:pStyle w:val="27"/>
+              <w:pStyle w:val="TableText"/>
               <w:keepNext w:val="0"/>
               <w:keepLines w:val="0"/>
               <w:pageBreakBefore w:val="0"/>
@@ -1897,7 +1876,7 @@
               <w:bidi w:val="0"/>
               <w:adjustRightInd w:val="0"/>
               <w:snapToGrid w:val="0"/>
-              <w:ind w:left="0" w:leftChars="0" w:right="0" w:rightChars="0" w:firstLine="0" w:firstLineChars="0"/>
+              <w:ind w:left="0" w:right="0" w:firstLine="0" w:leftChars="0" w:rightChars="0" w:firstLineChars="0"/>
               <w:jc w:val="center"/>
               <w:textAlignment w:val="baseline"/>
             </w:pPr>
@@ -1909,7 +1888,7 @@
           </w:tcPr>
           <w:p>
             <w:pPr>
-              <w:pStyle w:val="27"/>
+              <w:pStyle w:val="TableText"/>
               <w:keepNext w:val="0"/>
               <w:keepLines w:val="0"/>
               <w:pageBreakBefore w:val="0"/>
@@ -1922,7 +1901,7 @@
               <w:bidi w:val="0"/>
               <w:adjustRightInd w:val="0"/>
               <w:snapToGrid w:val="0"/>
-              <w:ind w:left="0" w:leftChars="0" w:right="0" w:rightChars="0" w:firstLine="0" w:firstLineChars="0"/>
+              <w:ind w:left="0" w:right="0" w:firstLine="0" w:leftChars="0" w:rightChars="0" w:firstLineChars="0"/>
               <w:jc w:val="center"/>
               <w:textAlignment w:val="baseline"/>
             </w:pPr>
@@ -1934,7 +1913,7 @@
           </w:tcPr>
           <w:p>
             <w:pPr>
-              <w:pStyle w:val="27"/>
+              <w:pStyle w:val="TableText"/>
               <w:keepNext w:val="0"/>
               <w:keepLines w:val="0"/>
               <w:pageBreakBefore w:val="0"/>
@@ -1947,7 +1926,7 @@
               <w:bidi w:val="0"/>
               <w:adjustRightInd w:val="0"/>
               <w:snapToGrid w:val="0"/>
-              <w:ind w:left="0" w:leftChars="0" w:right="0" w:rightChars="0" w:firstLine="0" w:firstLineChars="0"/>
+              <w:ind w:left="0" w:right="0" w:firstLine="0" w:leftChars="0" w:rightChars="0" w:firstLineChars="0"/>
               <w:jc w:val="center"/>
               <w:textAlignment w:val="baseline"/>
             </w:pPr>
@@ -1959,7 +1938,7 @@
           </w:tcPr>
           <w:p>
             <w:pPr>
-              <w:pStyle w:val="27"/>
+              <w:pStyle w:val="TableText"/>
               <w:keepNext w:val="0"/>
               <w:keepLines w:val="0"/>
               <w:pageBreakBefore w:val="0"/>
@@ -1972,7 +1951,7 @@
               <w:bidi w:val="0"/>
               <w:adjustRightInd w:val="0"/>
               <w:snapToGrid w:val="0"/>
-              <w:ind w:left="0" w:leftChars="0" w:right="0" w:rightChars="0" w:firstLine="0" w:firstLineChars="0"/>
+              <w:ind w:left="0" w:right="0" w:firstLine="0" w:leftChars="0" w:rightChars="0" w:firstLineChars="0"/>
               <w:jc w:val="center"/>
               <w:textAlignment w:val="baseline"/>
             </w:pPr>
@@ -2003,7 +1982,7 @@
     <w:sdt>
       <w:sdtPr>
         <w:rPr>
-          <w:rFonts w:ascii="宋体" w:hAnsi="宋体" w:eastAsia="宋体" w:cs="Arial"/>
+          <w:rFonts w:ascii="宋体" w:eastAsia="宋体" w:hAnsi="宋体" w:cs="Arial"/>
           <w:snapToGrid w:val="0"/>
           <w:color w:val="000000"/>
           <w:kern w:val="0"/>
@@ -2019,7 +1998,7 @@
       </w:sdtPr>
       <w:sdtEndPr>
         <w:rPr>
-          <w:rFonts w:hint="eastAsia" w:ascii="宋体" w:hAnsi="宋体" w:eastAsia="宋体" w:cs="宋体"/>
+          <w:rFonts w:ascii="宋体" w:eastAsia="宋体" w:hAnsi="宋体" w:cs="宋体" w:hint="eastAsia"/>
           <w:snapToGrid w:val="0"/>
           <w:color w:val="000000"/>
           <w:kern w:val="0"/>
@@ -2044,18 +2023,18 @@
             <w:adjustRightInd w:val="0"/>
             <w:snapToGrid w:val="0"/>
             <w:spacing w:before="0" w:beforeLines="0" w:after="0" w:afterLines="0" w:line="240" w:lineRule="auto"/>
-            <w:ind w:left="0" w:leftChars="0" w:right="0" w:rightChars="0" w:firstLine="0" w:firstLineChars="0"/>
+            <w:ind w:left="0" w:right="0" w:firstLine="0" w:leftChars="0" w:rightChars="0" w:firstLineChars="0"/>
             <w:jc w:val="center"/>
             <w:textAlignment w:val="baseline"/>
             <w:rPr>
-              <w:rFonts w:hint="eastAsia" w:ascii="宋体" w:hAnsi="宋体" w:eastAsia="宋体" w:cs="宋体"/>
+              <w:rFonts w:ascii="宋体" w:eastAsia="宋体" w:hAnsi="宋体" w:cs="宋体" w:hint="eastAsia"/>
               <w:sz w:val="24"/>
               <w:szCs w:val="24"/>
             </w:rPr>
           </w:pPr>
           <w:r>
             <w:rPr>
-              <w:rFonts w:hint="eastAsia" w:ascii="宋体" w:hAnsi="宋体" w:eastAsia="宋体" w:cs="宋体"/>
+              <w:rFonts w:ascii="宋体" w:eastAsia="宋体" w:hAnsi="宋体" w:cs="宋体" w:hint="eastAsia"/>
               <w:sz w:val="24"/>
               <w:szCs w:val="24"/>
             </w:rPr>
@@ -2064,16 +2043,16 @@
         </w:p>
         <w:p>
           <w:pPr>
-            <w:pStyle w:val="16"/>
+            <w:pStyle w:val="TOC1"/>
             <w:tabs>
               <w:tab w:val="right" w:leader="dot" w:pos="8306"/>
             </w:tabs>
           </w:pPr>
-          <w:bookmarkStart w:id="25" w:name="_GoBack"/>
-          <w:bookmarkEnd w:id="25"/>
-          <w:r>
-            <w:rPr>
-              <w:rFonts w:hint="eastAsia" w:ascii="宋体" w:hAnsi="宋体" w:eastAsia="宋体" w:cs="宋体"/>
+          <w:bookmarkStart w:id="2" w:name="_GoBack"/>
+          <w:bookmarkEnd w:id="2"/>
+          <w:r>
+            <w:rPr>
+              <w:rFonts w:ascii="宋体" w:eastAsia="宋体" w:hAnsi="宋体" w:cs="宋体" w:hint="eastAsia"/>
               <w:sz w:val="24"/>
               <w:szCs w:val="24"/>
             </w:rPr>
@@ -2081,7 +2060,7 @@
           </w:r>
           <w:r>
             <w:rPr>
-              <w:rFonts w:hint="eastAsia" w:ascii="宋体" w:hAnsi="宋体" w:eastAsia="宋体" w:cs="宋体"/>
+              <w:rFonts w:ascii="宋体" w:eastAsia="宋体" w:hAnsi="宋体" w:cs="宋体" w:hint="eastAsia"/>
               <w:sz w:val="24"/>
               <w:szCs w:val="24"/>
             </w:rPr>
@@ -2089,7 +2068,7 @@
           </w:r>
           <w:r>
             <w:rPr>
-              <w:rFonts w:hint="eastAsia" w:ascii="宋体" w:hAnsi="宋体" w:eastAsia="宋体" w:cs="宋体"/>
+              <w:rFonts w:ascii="宋体" w:eastAsia="宋体" w:hAnsi="宋体" w:cs="宋体" w:hint="eastAsia"/>
               <w:sz w:val="24"/>
               <w:szCs w:val="24"/>
             </w:rPr>
@@ -2097,21 +2076,21 @@
           </w:r>
           <w:r>
             <w:rPr>
-              <w:rFonts w:hint="eastAsia" w:ascii="宋体" w:hAnsi="宋体" w:eastAsia="宋体" w:cs="宋体"/>
+              <w:rFonts w:ascii="宋体" w:eastAsia="宋体" w:hAnsi="宋体" w:cs="宋体" w:hint="eastAsia"/>
               <w:szCs w:val="24"/>
             </w:rPr>
             <w:fldChar w:fldCharType="begin"/>
           </w:r>
           <w:r>
             <w:rPr>
-              <w:rFonts w:hint="eastAsia" w:ascii="宋体" w:hAnsi="宋体" w:eastAsia="宋体" w:cs="宋体"/>
+              <w:rFonts w:ascii="宋体" w:eastAsia="宋体" w:hAnsi="宋体" w:cs="宋体" w:hint="eastAsia"/>
               <w:szCs w:val="24"/>
             </w:rPr>
             <w:instrText xml:space="preserve"> HYPERLINK \l _Toc27873 </w:instrText>
           </w:r>
           <w:r>
             <w:rPr>
-              <w:rFonts w:hint="eastAsia" w:ascii="宋体" w:hAnsi="宋体" w:eastAsia="宋体" w:cs="宋体"/>
+              <w:rFonts w:ascii="宋体" w:eastAsia="宋体" w:hAnsi="宋体" w:cs="宋体" w:hint="eastAsia"/>
               <w:szCs w:val="24"/>
             </w:rPr>
             <w:fldChar w:fldCharType="separate"/>
@@ -2143,7 +2122,7 @@
           </w:r>
           <w:r>
             <w:rPr>
-              <w:rFonts w:hint="eastAsia" w:ascii="宋体" w:hAnsi="宋体" w:eastAsia="宋体" w:cs="宋体"/>
+              <w:rFonts w:ascii="宋体" w:eastAsia="宋体" w:hAnsi="宋体" w:cs="宋体" w:hint="eastAsia"/>
               <w:szCs w:val="24"/>
             </w:rPr>
             <w:fldChar w:fldCharType="end"/>
@@ -2151,28 +2130,28 @@
         </w:p>
         <w:p>
           <w:pPr>
-            <w:pStyle w:val="16"/>
+            <w:pStyle w:val="TOC1"/>
             <w:tabs>
               <w:tab w:val="right" w:leader="dot" w:pos="8306"/>
             </w:tabs>
           </w:pPr>
           <w:r>
             <w:rPr>
-              <w:rFonts w:hint="eastAsia" w:ascii="宋体" w:hAnsi="宋体" w:eastAsia="宋体" w:cs="宋体"/>
+              <w:rFonts w:ascii="宋体" w:eastAsia="宋体" w:hAnsi="宋体" w:cs="宋体" w:hint="eastAsia"/>
               <w:szCs w:val="24"/>
             </w:rPr>
             <w:fldChar w:fldCharType="begin"/>
           </w:r>
           <w:r>
             <w:rPr>
-              <w:rFonts w:hint="eastAsia" w:ascii="宋体" w:hAnsi="宋体" w:eastAsia="宋体" w:cs="宋体"/>
+              <w:rFonts w:ascii="宋体" w:eastAsia="宋体" w:hAnsi="宋体" w:cs="宋体" w:hint="eastAsia"/>
               <w:szCs w:val="24"/>
             </w:rPr>
             <w:instrText xml:space="preserve"> HYPERLINK \l _Toc11118 </w:instrText>
           </w:r>
           <w:r>
             <w:rPr>
-              <w:rFonts w:hint="eastAsia" w:ascii="宋体" w:hAnsi="宋体" w:eastAsia="宋体" w:cs="宋体"/>
+              <w:rFonts w:ascii="宋体" w:eastAsia="宋体" w:hAnsi="宋体" w:cs="宋体" w:hint="eastAsia"/>
               <w:szCs w:val="24"/>
             </w:rPr>
             <w:fldChar w:fldCharType="separate"/>
@@ -2204,7 +2183,7 @@
           </w:r>
           <w:r>
             <w:rPr>
-              <w:rFonts w:hint="eastAsia" w:ascii="宋体" w:hAnsi="宋体" w:eastAsia="宋体" w:cs="宋体"/>
+              <w:rFonts w:ascii="宋体" w:eastAsia="宋体" w:hAnsi="宋体" w:cs="宋体" w:hint="eastAsia"/>
               <w:szCs w:val="24"/>
             </w:rPr>
             <w:fldChar w:fldCharType="end"/>
@@ -2212,28 +2191,28 @@
         </w:p>
         <w:p>
           <w:pPr>
-            <w:pStyle w:val="16"/>
+            <w:pStyle w:val="TOC1"/>
             <w:tabs>
               <w:tab w:val="right" w:leader="dot" w:pos="8306"/>
             </w:tabs>
           </w:pPr>
           <w:r>
             <w:rPr>
-              <w:rFonts w:hint="eastAsia" w:ascii="宋体" w:hAnsi="宋体" w:eastAsia="宋体" w:cs="宋体"/>
+              <w:rFonts w:ascii="宋体" w:eastAsia="宋体" w:hAnsi="宋体" w:cs="宋体" w:hint="eastAsia"/>
               <w:szCs w:val="24"/>
             </w:rPr>
             <w:fldChar w:fldCharType="begin"/>
           </w:r>
           <w:r>
             <w:rPr>
-              <w:rFonts w:hint="eastAsia" w:ascii="宋体" w:hAnsi="宋体" w:eastAsia="宋体" w:cs="宋体"/>
+              <w:rFonts w:ascii="宋体" w:eastAsia="宋体" w:hAnsi="宋体" w:cs="宋体" w:hint="eastAsia"/>
               <w:szCs w:val="24"/>
             </w:rPr>
             <w:instrText xml:space="preserve"> HYPERLINK \l _Toc28333 </w:instrText>
           </w:r>
           <w:r>
             <w:rPr>
-              <w:rFonts w:hint="eastAsia" w:ascii="宋体" w:hAnsi="宋体" w:eastAsia="宋体" w:cs="宋体"/>
+              <w:rFonts w:ascii="宋体" w:eastAsia="宋体" w:hAnsi="宋体" w:cs="宋体" w:hint="eastAsia"/>
               <w:szCs w:val="24"/>
             </w:rPr>
             <w:fldChar w:fldCharType="separate"/>
@@ -2265,7 +2244,7 @@
           </w:r>
           <w:r>
             <w:rPr>
-              <w:rFonts w:hint="eastAsia" w:ascii="宋体" w:hAnsi="宋体" w:eastAsia="宋体" w:cs="宋体"/>
+              <w:rFonts w:ascii="宋体" w:eastAsia="宋体" w:hAnsi="宋体" w:cs="宋体" w:hint="eastAsia"/>
               <w:szCs w:val="24"/>
             </w:rPr>
             <w:fldChar w:fldCharType="end"/>
@@ -2273,28 +2252,28 @@
         </w:p>
         <w:p>
           <w:pPr>
-            <w:pStyle w:val="17"/>
+            <w:pStyle w:val="TOC2"/>
             <w:tabs>
               <w:tab w:val="right" w:leader="dot" w:pos="8306"/>
             </w:tabs>
           </w:pPr>
           <w:r>
             <w:rPr>
-              <w:rFonts w:hint="eastAsia" w:ascii="宋体" w:hAnsi="宋体" w:eastAsia="宋体" w:cs="宋体"/>
+              <w:rFonts w:ascii="宋体" w:eastAsia="宋体" w:hAnsi="宋体" w:cs="宋体" w:hint="eastAsia"/>
               <w:szCs w:val="24"/>
             </w:rPr>
             <w:fldChar w:fldCharType="begin"/>
           </w:r>
           <w:r>
             <w:rPr>
-              <w:rFonts w:hint="eastAsia" w:ascii="宋体" w:hAnsi="宋体" w:eastAsia="宋体" w:cs="宋体"/>
+              <w:rFonts w:ascii="宋体" w:eastAsia="宋体" w:hAnsi="宋体" w:cs="宋体" w:hint="eastAsia"/>
               <w:szCs w:val="24"/>
             </w:rPr>
             <w:instrText xml:space="preserve"> HYPERLINK \l _Toc29165 </w:instrText>
           </w:r>
           <w:r>
             <w:rPr>
-              <w:rFonts w:hint="eastAsia" w:ascii="宋体" w:hAnsi="宋体" w:eastAsia="宋体" w:cs="宋体"/>
+              <w:rFonts w:ascii="宋体" w:eastAsia="宋体" w:hAnsi="宋体" w:cs="宋体" w:hint="eastAsia"/>
               <w:szCs w:val="24"/>
             </w:rPr>
             <w:fldChar w:fldCharType="separate"/>
@@ -2326,7 +2305,7 @@
           </w:r>
           <w:r>
             <w:rPr>
-              <w:rFonts w:hint="eastAsia" w:ascii="宋体" w:hAnsi="宋体" w:eastAsia="宋体" w:cs="宋体"/>
+              <w:rFonts w:ascii="宋体" w:eastAsia="宋体" w:hAnsi="宋体" w:cs="宋体" w:hint="eastAsia"/>
               <w:szCs w:val="24"/>
             </w:rPr>
             <w:fldChar w:fldCharType="end"/>
@@ -2334,28 +2313,28 @@
         </w:p>
         <w:p>
           <w:pPr>
-            <w:pStyle w:val="17"/>
+            <w:pStyle w:val="TOC2"/>
             <w:tabs>
               <w:tab w:val="right" w:leader="dot" w:pos="8306"/>
             </w:tabs>
           </w:pPr>
           <w:r>
             <w:rPr>
-              <w:rFonts w:hint="eastAsia" w:ascii="宋体" w:hAnsi="宋体" w:eastAsia="宋体" w:cs="宋体"/>
+              <w:rFonts w:ascii="宋体" w:eastAsia="宋体" w:hAnsi="宋体" w:cs="宋体" w:hint="eastAsia"/>
               <w:szCs w:val="24"/>
             </w:rPr>
             <w:fldChar w:fldCharType="begin"/>
           </w:r>
           <w:r>
             <w:rPr>
-              <w:rFonts w:hint="eastAsia" w:ascii="宋体" w:hAnsi="宋体" w:eastAsia="宋体" w:cs="宋体"/>
+              <w:rFonts w:ascii="宋体" w:eastAsia="宋体" w:hAnsi="宋体" w:cs="宋体" w:hint="eastAsia"/>
               <w:szCs w:val="24"/>
             </w:rPr>
             <w:instrText xml:space="preserve"> HYPERLINK \l _Toc25641 </w:instrText>
           </w:r>
           <w:r>
             <w:rPr>
-              <w:rFonts w:hint="eastAsia" w:ascii="宋体" w:hAnsi="宋体" w:eastAsia="宋体" w:cs="宋体"/>
+              <w:rFonts w:ascii="宋体" w:eastAsia="宋体" w:hAnsi="宋体" w:cs="宋体" w:hint="eastAsia"/>
               <w:szCs w:val="24"/>
             </w:rPr>
             <w:fldChar w:fldCharType="separate"/>
@@ -2387,7 +2366,7 @@
           </w:r>
           <w:r>
             <w:rPr>
-              <w:rFonts w:hint="eastAsia" w:ascii="宋体" w:hAnsi="宋体" w:eastAsia="宋体" w:cs="宋体"/>
+              <w:rFonts w:ascii="宋体" w:eastAsia="宋体" w:hAnsi="宋体" w:cs="宋体" w:hint="eastAsia"/>
               <w:szCs w:val="24"/>
             </w:rPr>
             <w:fldChar w:fldCharType="end"/>
@@ -2395,28 +2374,28 @@
         </w:p>
         <w:p>
           <w:pPr>
-            <w:pStyle w:val="17"/>
+            <w:pStyle w:val="TOC2"/>
             <w:tabs>
               <w:tab w:val="right" w:leader="dot" w:pos="8306"/>
             </w:tabs>
           </w:pPr>
           <w:r>
             <w:rPr>
-              <w:rFonts w:hint="eastAsia" w:ascii="宋体" w:hAnsi="宋体" w:eastAsia="宋体" w:cs="宋体"/>
+              <w:rFonts w:ascii="宋体" w:eastAsia="宋体" w:hAnsi="宋体" w:cs="宋体" w:hint="eastAsia"/>
               <w:szCs w:val="24"/>
             </w:rPr>
             <w:fldChar w:fldCharType="begin"/>
           </w:r>
           <w:r>
             <w:rPr>
-              <w:rFonts w:hint="eastAsia" w:ascii="宋体" w:hAnsi="宋体" w:eastAsia="宋体" w:cs="宋体"/>
+              <w:rFonts w:ascii="宋体" w:eastAsia="宋体" w:hAnsi="宋体" w:cs="宋体" w:hint="eastAsia"/>
               <w:szCs w:val="24"/>
             </w:rPr>
             <w:instrText xml:space="preserve"> HYPERLINK \l _Toc12463 </w:instrText>
           </w:r>
           <w:r>
             <w:rPr>
-              <w:rFonts w:hint="eastAsia" w:ascii="宋体" w:hAnsi="宋体" w:eastAsia="宋体" w:cs="宋体"/>
+              <w:rFonts w:ascii="宋体" w:eastAsia="宋体" w:hAnsi="宋体" w:cs="宋体" w:hint="eastAsia"/>
               <w:szCs w:val="24"/>
             </w:rPr>
             <w:fldChar w:fldCharType="separate"/>
@@ -2448,7 +2427,7 @@
           </w:r>
           <w:r>
             <w:rPr>
-              <w:rFonts w:hint="eastAsia" w:ascii="宋体" w:hAnsi="宋体" w:eastAsia="宋体" w:cs="宋体"/>
+              <w:rFonts w:ascii="宋体" w:eastAsia="宋体" w:hAnsi="宋体" w:cs="宋体" w:hint="eastAsia"/>
               <w:szCs w:val="24"/>
             </w:rPr>
             <w:fldChar w:fldCharType="end"/>
@@ -2456,28 +2435,28 @@
         </w:p>
         <w:p>
           <w:pPr>
-            <w:pStyle w:val="16"/>
+            <w:pStyle w:val="TOC1"/>
             <w:tabs>
               <w:tab w:val="right" w:leader="dot" w:pos="8306"/>
             </w:tabs>
           </w:pPr>
           <w:r>
             <w:rPr>
-              <w:rFonts w:hint="eastAsia" w:ascii="宋体" w:hAnsi="宋体" w:eastAsia="宋体" w:cs="宋体"/>
+              <w:rFonts w:ascii="宋体" w:eastAsia="宋体" w:hAnsi="宋体" w:cs="宋体" w:hint="eastAsia"/>
               <w:szCs w:val="24"/>
             </w:rPr>
             <w:fldChar w:fldCharType="begin"/>
           </w:r>
           <w:r>
             <w:rPr>
-              <w:rFonts w:hint="eastAsia" w:ascii="宋体" w:hAnsi="宋体" w:eastAsia="宋体" w:cs="宋体"/>
+              <w:rFonts w:ascii="宋体" w:eastAsia="宋体" w:hAnsi="宋体" w:cs="宋体" w:hint="eastAsia"/>
               <w:szCs w:val="24"/>
             </w:rPr>
             <w:instrText xml:space="preserve"> HYPERLINK \l _Toc23513 </w:instrText>
           </w:r>
           <w:r>
             <w:rPr>
-              <w:rFonts w:hint="eastAsia" w:ascii="宋体" w:hAnsi="宋体" w:eastAsia="宋体" w:cs="宋体"/>
+              <w:rFonts w:ascii="宋体" w:eastAsia="宋体" w:hAnsi="宋体" w:cs="宋体" w:hint="eastAsia"/>
               <w:szCs w:val="24"/>
             </w:rPr>
             <w:fldChar w:fldCharType="separate"/>
@@ -2509,7 +2488,7 @@
           </w:r>
           <w:r>
             <w:rPr>
-              <w:rFonts w:hint="eastAsia" w:ascii="宋体" w:hAnsi="宋体" w:eastAsia="宋体" w:cs="宋体"/>
+              <w:rFonts w:ascii="宋体" w:eastAsia="宋体" w:hAnsi="宋体" w:cs="宋体" w:hint="eastAsia"/>
               <w:szCs w:val="24"/>
             </w:rPr>
             <w:fldChar w:fldCharType="end"/>
@@ -2517,28 +2496,28 @@
         </w:p>
         <w:p>
           <w:pPr>
-            <w:pStyle w:val="17"/>
+            <w:pStyle w:val="TOC2"/>
             <w:tabs>
               <w:tab w:val="right" w:leader="dot" w:pos="8306"/>
             </w:tabs>
           </w:pPr>
           <w:r>
             <w:rPr>
-              <w:rFonts w:hint="eastAsia" w:ascii="宋体" w:hAnsi="宋体" w:eastAsia="宋体" w:cs="宋体"/>
+              <w:rFonts w:ascii="宋体" w:eastAsia="宋体" w:hAnsi="宋体" w:cs="宋体" w:hint="eastAsia"/>
               <w:szCs w:val="24"/>
             </w:rPr>
             <w:fldChar w:fldCharType="begin"/>
           </w:r>
           <w:r>
             <w:rPr>
-              <w:rFonts w:hint="eastAsia" w:ascii="宋体" w:hAnsi="宋体" w:eastAsia="宋体" w:cs="宋体"/>
+              <w:rFonts w:ascii="宋体" w:eastAsia="宋体" w:hAnsi="宋体" w:cs="宋体" w:hint="eastAsia"/>
               <w:szCs w:val="24"/>
             </w:rPr>
             <w:instrText xml:space="preserve"> HYPERLINK \l _Toc30935 </w:instrText>
           </w:r>
           <w:r>
             <w:rPr>
-              <w:rFonts w:hint="eastAsia" w:ascii="宋体" w:hAnsi="宋体" w:eastAsia="宋体" w:cs="宋体"/>
+              <w:rFonts w:ascii="宋体" w:eastAsia="宋体" w:hAnsi="宋体" w:cs="宋体" w:hint="eastAsia"/>
               <w:szCs w:val="24"/>
             </w:rPr>
             <w:fldChar w:fldCharType="separate"/>
@@ -2570,7 +2549,7 @@
           </w:r>
           <w:r>
             <w:rPr>
-              <w:rFonts w:hint="eastAsia" w:ascii="宋体" w:hAnsi="宋体" w:eastAsia="宋体" w:cs="宋体"/>
+              <w:rFonts w:ascii="宋体" w:eastAsia="宋体" w:hAnsi="宋体" w:cs="宋体" w:hint="eastAsia"/>
               <w:szCs w:val="24"/>
             </w:rPr>
             <w:fldChar w:fldCharType="end"/>
@@ -2578,28 +2557,28 @@
         </w:p>
         <w:p>
           <w:pPr>
-            <w:pStyle w:val="17"/>
+            <w:pStyle w:val="TOC2"/>
             <w:tabs>
               <w:tab w:val="right" w:leader="dot" w:pos="8306"/>
             </w:tabs>
           </w:pPr>
           <w:r>
             <w:rPr>
-              <w:rFonts w:hint="eastAsia" w:ascii="宋体" w:hAnsi="宋体" w:eastAsia="宋体" w:cs="宋体"/>
+              <w:rFonts w:ascii="宋体" w:eastAsia="宋体" w:hAnsi="宋体" w:cs="宋体" w:hint="eastAsia"/>
               <w:szCs w:val="24"/>
             </w:rPr>
             <w:fldChar w:fldCharType="begin"/>
           </w:r>
           <w:r>
             <w:rPr>
-              <w:rFonts w:hint="eastAsia" w:ascii="宋体" w:hAnsi="宋体" w:eastAsia="宋体" w:cs="宋体"/>
+              <w:rFonts w:ascii="宋体" w:eastAsia="宋体" w:hAnsi="宋体" w:cs="宋体" w:hint="eastAsia"/>
               <w:szCs w:val="24"/>
             </w:rPr>
             <w:instrText xml:space="preserve"> HYPERLINK \l _Toc5212 </w:instrText>
           </w:r>
           <w:r>
             <w:rPr>
-              <w:rFonts w:hint="eastAsia" w:ascii="宋体" w:hAnsi="宋体" w:eastAsia="宋体" w:cs="宋体"/>
+              <w:rFonts w:ascii="宋体" w:eastAsia="宋体" w:hAnsi="宋体" w:cs="宋体" w:hint="eastAsia"/>
               <w:szCs w:val="24"/>
             </w:rPr>
             <w:fldChar w:fldCharType="separate"/>
@@ -2631,7 +2610,7 @@
           </w:r>
           <w:r>
             <w:rPr>
-              <w:rFonts w:hint="eastAsia" w:ascii="宋体" w:hAnsi="宋体" w:eastAsia="宋体" w:cs="宋体"/>
+              <w:rFonts w:ascii="宋体" w:eastAsia="宋体" w:hAnsi="宋体" w:cs="宋体" w:hint="eastAsia"/>
               <w:szCs w:val="24"/>
             </w:rPr>
             <w:fldChar w:fldCharType="end"/>
@@ -2639,28 +2618,28 @@
         </w:p>
         <w:p>
           <w:pPr>
-            <w:pStyle w:val="16"/>
+            <w:pStyle w:val="TOC1"/>
             <w:tabs>
               <w:tab w:val="right" w:leader="dot" w:pos="8306"/>
             </w:tabs>
           </w:pPr>
           <w:r>
             <w:rPr>
-              <w:rFonts w:hint="eastAsia" w:ascii="宋体" w:hAnsi="宋体" w:eastAsia="宋体" w:cs="宋体"/>
+              <w:rFonts w:ascii="宋体" w:eastAsia="宋体" w:hAnsi="宋体" w:cs="宋体" w:hint="eastAsia"/>
               <w:szCs w:val="24"/>
             </w:rPr>
             <w:fldChar w:fldCharType="begin"/>
           </w:r>
           <w:r>
             <w:rPr>
-              <w:rFonts w:hint="eastAsia" w:ascii="宋体" w:hAnsi="宋体" w:eastAsia="宋体" w:cs="宋体"/>
+              <w:rFonts w:ascii="宋体" w:eastAsia="宋体" w:hAnsi="宋体" w:cs="宋体" w:hint="eastAsia"/>
               <w:szCs w:val="24"/>
             </w:rPr>
             <w:instrText xml:space="preserve"> HYPERLINK \l _Toc16509 </w:instrText>
           </w:r>
           <w:r>
             <w:rPr>
-              <w:rFonts w:hint="eastAsia" w:ascii="宋体" w:hAnsi="宋体" w:eastAsia="宋体" w:cs="宋体"/>
+              <w:rFonts w:ascii="宋体" w:eastAsia="宋体" w:hAnsi="宋体" w:cs="宋体" w:hint="eastAsia"/>
               <w:szCs w:val="24"/>
             </w:rPr>
             <w:fldChar w:fldCharType="separate"/>
@@ -2692,7 +2671,7 @@
           </w:r>
           <w:r>
             <w:rPr>
-              <w:rFonts w:hint="eastAsia" w:ascii="宋体" w:hAnsi="宋体" w:eastAsia="宋体" w:cs="宋体"/>
+              <w:rFonts w:ascii="宋体" w:eastAsia="宋体" w:hAnsi="宋体" w:cs="宋体" w:hint="eastAsia"/>
               <w:szCs w:val="24"/>
             </w:rPr>
             <w:fldChar w:fldCharType="end"/>
@@ -2700,28 +2679,28 @@
         </w:p>
         <w:p>
           <w:pPr>
-            <w:pStyle w:val="17"/>
+            <w:pStyle w:val="TOC2"/>
             <w:tabs>
               <w:tab w:val="right" w:leader="dot" w:pos="8306"/>
             </w:tabs>
           </w:pPr>
           <w:r>
             <w:rPr>
-              <w:rFonts w:hint="eastAsia" w:ascii="宋体" w:hAnsi="宋体" w:eastAsia="宋体" w:cs="宋体"/>
+              <w:rFonts w:ascii="宋体" w:eastAsia="宋体" w:hAnsi="宋体" w:cs="宋体" w:hint="eastAsia"/>
               <w:szCs w:val="24"/>
             </w:rPr>
             <w:fldChar w:fldCharType="begin"/>
           </w:r>
           <w:r>
             <w:rPr>
-              <w:rFonts w:hint="eastAsia" w:ascii="宋体" w:hAnsi="宋体" w:eastAsia="宋体" w:cs="宋体"/>
+              <w:rFonts w:ascii="宋体" w:eastAsia="宋体" w:hAnsi="宋体" w:cs="宋体" w:hint="eastAsia"/>
               <w:szCs w:val="24"/>
             </w:rPr>
             <w:instrText xml:space="preserve"> HYPERLINK \l _Toc32122 </w:instrText>
           </w:r>
           <w:r>
             <w:rPr>
-              <w:rFonts w:hint="eastAsia" w:ascii="宋体" w:hAnsi="宋体" w:eastAsia="宋体" w:cs="宋体"/>
+              <w:rFonts w:ascii="宋体" w:eastAsia="宋体" w:hAnsi="宋体" w:cs="宋体" w:hint="eastAsia"/>
               <w:szCs w:val="24"/>
             </w:rPr>
             <w:fldChar w:fldCharType="separate"/>
@@ -2753,7 +2732,7 @@
           </w:r>
           <w:r>
             <w:rPr>
-              <w:rFonts w:hint="eastAsia" w:ascii="宋体" w:hAnsi="宋体" w:eastAsia="宋体" w:cs="宋体"/>
+              <w:rFonts w:ascii="宋体" w:eastAsia="宋体" w:hAnsi="宋体" w:cs="宋体" w:hint="eastAsia"/>
               <w:szCs w:val="24"/>
             </w:rPr>
             <w:fldChar w:fldCharType="end"/>
@@ -2761,28 +2740,28 @@
         </w:p>
         <w:p>
           <w:pPr>
-            <w:pStyle w:val="17"/>
+            <w:pStyle w:val="TOC2"/>
             <w:tabs>
               <w:tab w:val="right" w:leader="dot" w:pos="8306"/>
             </w:tabs>
           </w:pPr>
           <w:r>
             <w:rPr>
-              <w:rFonts w:hint="eastAsia" w:ascii="宋体" w:hAnsi="宋体" w:eastAsia="宋体" w:cs="宋体"/>
+              <w:rFonts w:ascii="宋体" w:eastAsia="宋体" w:hAnsi="宋体" w:cs="宋体" w:hint="eastAsia"/>
               <w:szCs w:val="24"/>
             </w:rPr>
             <w:fldChar w:fldCharType="begin"/>
           </w:r>
           <w:r>
             <w:rPr>
-              <w:rFonts w:hint="eastAsia" w:ascii="宋体" w:hAnsi="宋体" w:eastAsia="宋体" w:cs="宋体"/>
+              <w:rFonts w:ascii="宋体" w:eastAsia="宋体" w:hAnsi="宋体" w:cs="宋体" w:hint="eastAsia"/>
               <w:szCs w:val="24"/>
             </w:rPr>
             <w:instrText xml:space="preserve"> HYPERLINK \l _Toc2585 </w:instrText>
           </w:r>
           <w:r>
             <w:rPr>
-              <w:rFonts w:hint="eastAsia" w:ascii="宋体" w:hAnsi="宋体" w:eastAsia="宋体" w:cs="宋体"/>
+              <w:rFonts w:ascii="宋体" w:eastAsia="宋体" w:hAnsi="宋体" w:cs="宋体" w:hint="eastAsia"/>
               <w:szCs w:val="24"/>
             </w:rPr>
             <w:fldChar w:fldCharType="separate"/>
@@ -2814,7 +2793,7 @@
           </w:r>
           <w:r>
             <w:rPr>
-              <w:rFonts w:hint="eastAsia" w:ascii="宋体" w:hAnsi="宋体" w:eastAsia="宋体" w:cs="宋体"/>
+              <w:rFonts w:ascii="宋体" w:eastAsia="宋体" w:hAnsi="宋体" w:cs="宋体" w:hint="eastAsia"/>
               <w:szCs w:val="24"/>
             </w:rPr>
             <w:fldChar w:fldCharType="end"/>
@@ -2822,28 +2801,28 @@
         </w:p>
         <w:p>
           <w:pPr>
-            <w:pStyle w:val="17"/>
+            <w:pStyle w:val="TOC2"/>
             <w:tabs>
               <w:tab w:val="right" w:leader="dot" w:pos="8306"/>
             </w:tabs>
           </w:pPr>
           <w:r>
             <w:rPr>
-              <w:rFonts w:hint="eastAsia" w:ascii="宋体" w:hAnsi="宋体" w:eastAsia="宋体" w:cs="宋体"/>
+              <w:rFonts w:ascii="宋体" w:eastAsia="宋体" w:hAnsi="宋体" w:cs="宋体" w:hint="eastAsia"/>
               <w:szCs w:val="24"/>
             </w:rPr>
             <w:fldChar w:fldCharType="begin"/>
           </w:r>
           <w:r>
             <w:rPr>
-              <w:rFonts w:hint="eastAsia" w:ascii="宋体" w:hAnsi="宋体" w:eastAsia="宋体" w:cs="宋体"/>
+              <w:rFonts w:ascii="宋体" w:eastAsia="宋体" w:hAnsi="宋体" w:cs="宋体" w:hint="eastAsia"/>
               <w:szCs w:val="24"/>
             </w:rPr>
             <w:instrText xml:space="preserve"> HYPERLINK \l _Toc17001 </w:instrText>
           </w:r>
           <w:r>
             <w:rPr>
-              <w:rFonts w:hint="eastAsia" w:ascii="宋体" w:hAnsi="宋体" w:eastAsia="宋体" w:cs="宋体"/>
+              <w:rFonts w:ascii="宋体" w:eastAsia="宋体" w:hAnsi="宋体" w:cs="宋体" w:hint="eastAsia"/>
               <w:szCs w:val="24"/>
             </w:rPr>
             <w:fldChar w:fldCharType="separate"/>
@@ -2875,7 +2854,7 @@
           </w:r>
           <w:r>
             <w:rPr>
-              <w:rFonts w:hint="eastAsia" w:ascii="宋体" w:hAnsi="宋体" w:eastAsia="宋体" w:cs="宋体"/>
+              <w:rFonts w:ascii="宋体" w:eastAsia="宋体" w:hAnsi="宋体" w:cs="宋体" w:hint="eastAsia"/>
               <w:szCs w:val="24"/>
             </w:rPr>
             <w:fldChar w:fldCharType="end"/>
@@ -2883,28 +2862,28 @@
         </w:p>
         <w:p>
           <w:pPr>
-            <w:pStyle w:val="17"/>
+            <w:pStyle w:val="TOC2"/>
             <w:tabs>
               <w:tab w:val="right" w:leader="dot" w:pos="8306"/>
             </w:tabs>
           </w:pPr>
           <w:r>
             <w:rPr>
-              <w:rFonts w:hint="eastAsia" w:ascii="宋体" w:hAnsi="宋体" w:eastAsia="宋体" w:cs="宋体"/>
+              <w:rFonts w:ascii="宋体" w:eastAsia="宋体" w:hAnsi="宋体" w:cs="宋体" w:hint="eastAsia"/>
               <w:szCs w:val="24"/>
             </w:rPr>
             <w:fldChar w:fldCharType="begin"/>
           </w:r>
           <w:r>
             <w:rPr>
-              <w:rFonts w:hint="eastAsia" w:ascii="宋体" w:hAnsi="宋体" w:eastAsia="宋体" w:cs="宋体"/>
+              <w:rFonts w:ascii="宋体" w:eastAsia="宋体" w:hAnsi="宋体" w:cs="宋体" w:hint="eastAsia"/>
               <w:szCs w:val="24"/>
             </w:rPr>
             <w:instrText xml:space="preserve"> HYPERLINK \l _Toc17434 </w:instrText>
           </w:r>
           <w:r>
             <w:rPr>
-              <w:rFonts w:hint="eastAsia" w:ascii="宋体" w:hAnsi="宋体" w:eastAsia="宋体" w:cs="宋体"/>
+              <w:rFonts w:ascii="宋体" w:eastAsia="宋体" w:hAnsi="宋体" w:cs="宋体" w:hint="eastAsia"/>
               <w:szCs w:val="24"/>
             </w:rPr>
             <w:fldChar w:fldCharType="separate"/>
@@ -2936,7 +2915,7 @@
           </w:r>
           <w:r>
             <w:rPr>
-              <w:rFonts w:hint="eastAsia" w:ascii="宋体" w:hAnsi="宋体" w:eastAsia="宋体" w:cs="宋体"/>
+              <w:rFonts w:ascii="宋体" w:eastAsia="宋体" w:hAnsi="宋体" w:cs="宋体" w:hint="eastAsia"/>
               <w:szCs w:val="24"/>
             </w:rPr>
             <w:fldChar w:fldCharType="end"/>
@@ -2944,28 +2923,28 @@
         </w:p>
         <w:p>
           <w:pPr>
-            <w:pStyle w:val="17"/>
+            <w:pStyle w:val="TOC2"/>
             <w:tabs>
               <w:tab w:val="right" w:leader="dot" w:pos="8306"/>
             </w:tabs>
           </w:pPr>
           <w:r>
             <w:rPr>
-              <w:rFonts w:hint="eastAsia" w:ascii="宋体" w:hAnsi="宋体" w:eastAsia="宋体" w:cs="宋体"/>
+              <w:rFonts w:ascii="宋体" w:eastAsia="宋体" w:hAnsi="宋体" w:cs="宋体" w:hint="eastAsia"/>
               <w:szCs w:val="24"/>
             </w:rPr>
             <w:fldChar w:fldCharType="begin"/>
           </w:r>
           <w:r>
             <w:rPr>
-              <w:rFonts w:hint="eastAsia" w:ascii="宋体" w:hAnsi="宋体" w:eastAsia="宋体" w:cs="宋体"/>
+              <w:rFonts w:ascii="宋体" w:eastAsia="宋体" w:hAnsi="宋体" w:cs="宋体" w:hint="eastAsia"/>
               <w:szCs w:val="24"/>
             </w:rPr>
             <w:instrText xml:space="preserve"> HYPERLINK \l _Toc12179 </w:instrText>
           </w:r>
           <w:r>
             <w:rPr>
-              <w:rFonts w:hint="eastAsia" w:ascii="宋体" w:hAnsi="宋体" w:eastAsia="宋体" w:cs="宋体"/>
+              <w:rFonts w:ascii="宋体" w:eastAsia="宋体" w:hAnsi="宋体" w:cs="宋体" w:hint="eastAsia"/>
               <w:szCs w:val="24"/>
             </w:rPr>
             <w:fldChar w:fldCharType="separate"/>
@@ -2997,7 +2976,7 @@
           </w:r>
           <w:r>
             <w:rPr>
-              <w:rFonts w:hint="eastAsia" w:ascii="宋体" w:hAnsi="宋体" w:eastAsia="宋体" w:cs="宋体"/>
+              <w:rFonts w:ascii="宋体" w:eastAsia="宋体" w:hAnsi="宋体" w:cs="宋体" w:hint="eastAsia"/>
               <w:szCs w:val="24"/>
             </w:rPr>
             <w:fldChar w:fldCharType="end"/>
@@ -3005,28 +2984,28 @@
         </w:p>
         <w:p>
           <w:pPr>
-            <w:pStyle w:val="17"/>
+            <w:pStyle w:val="TOC2"/>
             <w:tabs>
               <w:tab w:val="right" w:leader="dot" w:pos="8306"/>
             </w:tabs>
           </w:pPr>
           <w:r>
             <w:rPr>
-              <w:rFonts w:hint="eastAsia" w:ascii="宋体" w:hAnsi="宋体" w:eastAsia="宋体" w:cs="宋体"/>
+              <w:rFonts w:ascii="宋体" w:eastAsia="宋体" w:hAnsi="宋体" w:cs="宋体" w:hint="eastAsia"/>
               <w:szCs w:val="24"/>
             </w:rPr>
             <w:fldChar w:fldCharType="begin"/>
           </w:r>
           <w:r>
             <w:rPr>
-              <w:rFonts w:hint="eastAsia" w:ascii="宋体" w:hAnsi="宋体" w:eastAsia="宋体" w:cs="宋体"/>
+              <w:rFonts w:ascii="宋体" w:eastAsia="宋体" w:hAnsi="宋体" w:cs="宋体" w:hint="eastAsia"/>
               <w:szCs w:val="24"/>
             </w:rPr>
             <w:instrText xml:space="preserve"> HYPERLINK \l _Toc2613 </w:instrText>
           </w:r>
           <w:r>
             <w:rPr>
-              <w:rFonts w:hint="eastAsia" w:ascii="宋体" w:hAnsi="宋体" w:eastAsia="宋体" w:cs="宋体"/>
+              <w:rFonts w:ascii="宋体" w:eastAsia="宋体" w:hAnsi="宋体" w:cs="宋体" w:hint="eastAsia"/>
               <w:szCs w:val="24"/>
             </w:rPr>
             <w:fldChar w:fldCharType="separate"/>
@@ -3058,7 +3037,7 @@
           </w:r>
           <w:r>
             <w:rPr>
-              <w:rFonts w:hint="eastAsia" w:ascii="宋体" w:hAnsi="宋体" w:eastAsia="宋体" w:cs="宋体"/>
+              <w:rFonts w:ascii="宋体" w:eastAsia="宋体" w:hAnsi="宋体" w:cs="宋体" w:hint="eastAsia"/>
               <w:szCs w:val="24"/>
             </w:rPr>
             <w:fldChar w:fldCharType="end"/>
@@ -3066,28 +3045,28 @@
         </w:p>
         <w:p>
           <w:pPr>
-            <w:pStyle w:val="16"/>
+            <w:pStyle w:val="TOC1"/>
             <w:tabs>
               <w:tab w:val="right" w:leader="dot" w:pos="8306"/>
             </w:tabs>
           </w:pPr>
           <w:r>
             <w:rPr>
-              <w:rFonts w:hint="eastAsia" w:ascii="宋体" w:hAnsi="宋体" w:eastAsia="宋体" w:cs="宋体"/>
+              <w:rFonts w:ascii="宋体" w:eastAsia="宋体" w:hAnsi="宋体" w:cs="宋体" w:hint="eastAsia"/>
               <w:szCs w:val="24"/>
             </w:rPr>
             <w:fldChar w:fldCharType="begin"/>
           </w:r>
           <w:r>
             <w:rPr>
-              <w:rFonts w:hint="eastAsia" w:ascii="宋体" w:hAnsi="宋体" w:eastAsia="宋体" w:cs="宋体"/>
+              <w:rFonts w:ascii="宋体" w:eastAsia="宋体" w:hAnsi="宋体" w:cs="宋体" w:hint="eastAsia"/>
               <w:szCs w:val="24"/>
             </w:rPr>
             <w:instrText xml:space="preserve"> HYPERLINK \l _Toc5916 </w:instrText>
           </w:r>
           <w:r>
             <w:rPr>
-              <w:rFonts w:hint="eastAsia" w:ascii="宋体" w:hAnsi="宋体" w:eastAsia="宋体" w:cs="宋体"/>
+              <w:rFonts w:ascii="宋体" w:eastAsia="宋体" w:hAnsi="宋体" w:cs="宋体" w:hint="eastAsia"/>
               <w:szCs w:val="24"/>
             </w:rPr>
             <w:fldChar w:fldCharType="separate"/>
@@ -3119,7 +3098,7 @@
           </w:r>
           <w:r>
             <w:rPr>
-              <w:rFonts w:hint="eastAsia" w:ascii="宋体" w:hAnsi="宋体" w:eastAsia="宋体" w:cs="宋体"/>
+              <w:rFonts w:ascii="宋体" w:eastAsia="宋体" w:hAnsi="宋体" w:cs="宋体" w:hint="eastAsia"/>
               <w:szCs w:val="24"/>
             </w:rPr>
             <w:fldChar w:fldCharType="end"/>
@@ -3127,28 +3106,28 @@
         </w:p>
         <w:p>
           <w:pPr>
-            <w:pStyle w:val="17"/>
+            <w:pStyle w:val="TOC2"/>
             <w:tabs>
               <w:tab w:val="right" w:leader="dot" w:pos="8306"/>
             </w:tabs>
           </w:pPr>
           <w:r>
             <w:rPr>
-              <w:rFonts w:hint="eastAsia" w:ascii="宋体" w:hAnsi="宋体" w:eastAsia="宋体" w:cs="宋体"/>
+              <w:rFonts w:ascii="宋体" w:eastAsia="宋体" w:hAnsi="宋体" w:cs="宋体" w:hint="eastAsia"/>
               <w:szCs w:val="24"/>
             </w:rPr>
             <w:fldChar w:fldCharType="begin"/>
           </w:r>
           <w:r>
             <w:rPr>
-              <w:rFonts w:hint="eastAsia" w:ascii="宋体" w:hAnsi="宋体" w:eastAsia="宋体" w:cs="宋体"/>
+              <w:rFonts w:ascii="宋体" w:eastAsia="宋体" w:hAnsi="宋体" w:cs="宋体" w:hint="eastAsia"/>
               <w:szCs w:val="24"/>
             </w:rPr>
             <w:instrText xml:space="preserve"> HYPERLINK \l _Toc32308 </w:instrText>
           </w:r>
           <w:r>
             <w:rPr>
-              <w:rFonts w:hint="eastAsia" w:ascii="宋体" w:hAnsi="宋体" w:eastAsia="宋体" w:cs="宋体"/>
+              <w:rFonts w:ascii="宋体" w:eastAsia="宋体" w:hAnsi="宋体" w:cs="宋体" w:hint="eastAsia"/>
               <w:szCs w:val="24"/>
             </w:rPr>
             <w:fldChar w:fldCharType="separate"/>
@@ -3180,7 +3159,7 @@
           </w:r>
           <w:r>
             <w:rPr>
-              <w:rFonts w:hint="eastAsia" w:ascii="宋体" w:hAnsi="宋体" w:eastAsia="宋体" w:cs="宋体"/>
+              <w:rFonts w:ascii="宋体" w:eastAsia="宋体" w:hAnsi="宋体" w:cs="宋体" w:hint="eastAsia"/>
               <w:szCs w:val="24"/>
             </w:rPr>
             <w:fldChar w:fldCharType="end"/>
@@ -3188,28 +3167,28 @@
         </w:p>
         <w:p>
           <w:pPr>
-            <w:pStyle w:val="17"/>
+            <w:pStyle w:val="TOC2"/>
             <w:tabs>
               <w:tab w:val="right" w:leader="dot" w:pos="8306"/>
             </w:tabs>
           </w:pPr>
           <w:r>
             <w:rPr>
-              <w:rFonts w:hint="eastAsia" w:ascii="宋体" w:hAnsi="宋体" w:eastAsia="宋体" w:cs="宋体"/>
+              <w:rFonts w:ascii="宋体" w:eastAsia="宋体" w:hAnsi="宋体" w:cs="宋体" w:hint="eastAsia"/>
               <w:szCs w:val="24"/>
             </w:rPr>
             <w:fldChar w:fldCharType="begin"/>
           </w:r>
           <w:r>
             <w:rPr>
-              <w:rFonts w:hint="eastAsia" w:ascii="宋体" w:hAnsi="宋体" w:eastAsia="宋体" w:cs="宋体"/>
+              <w:rFonts w:ascii="宋体" w:eastAsia="宋体" w:hAnsi="宋体" w:cs="宋体" w:hint="eastAsia"/>
               <w:szCs w:val="24"/>
             </w:rPr>
             <w:instrText xml:space="preserve"> HYPERLINK \l _Toc13043 </w:instrText>
           </w:r>
           <w:r>
             <w:rPr>
-              <w:rFonts w:hint="eastAsia" w:ascii="宋体" w:hAnsi="宋体" w:eastAsia="宋体" w:cs="宋体"/>
+              <w:rFonts w:ascii="宋体" w:eastAsia="宋体" w:hAnsi="宋体" w:cs="宋体" w:hint="eastAsia"/>
               <w:szCs w:val="24"/>
             </w:rPr>
             <w:fldChar w:fldCharType="separate"/>
@@ -3241,7 +3220,7 @@
           </w:r>
           <w:r>
             <w:rPr>
-              <w:rFonts w:hint="eastAsia" w:ascii="宋体" w:hAnsi="宋体" w:eastAsia="宋体" w:cs="宋体"/>
+              <w:rFonts w:ascii="宋体" w:eastAsia="宋体" w:hAnsi="宋体" w:cs="宋体" w:hint="eastAsia"/>
               <w:szCs w:val="24"/>
             </w:rPr>
             <w:fldChar w:fldCharType="end"/>
@@ -3249,28 +3228,28 @@
         </w:p>
         <w:p>
           <w:pPr>
-            <w:pStyle w:val="17"/>
+            <w:pStyle w:val="TOC2"/>
             <w:tabs>
               <w:tab w:val="right" w:leader="dot" w:pos="8306"/>
             </w:tabs>
           </w:pPr>
           <w:r>
             <w:rPr>
-              <w:rFonts w:hint="eastAsia" w:ascii="宋体" w:hAnsi="宋体" w:eastAsia="宋体" w:cs="宋体"/>
+              <w:rFonts w:ascii="宋体" w:eastAsia="宋体" w:hAnsi="宋体" w:cs="宋体" w:hint="eastAsia"/>
               <w:szCs w:val="24"/>
             </w:rPr>
             <w:fldChar w:fldCharType="begin"/>
           </w:r>
           <w:r>
             <w:rPr>
-              <w:rFonts w:hint="eastAsia" w:ascii="宋体" w:hAnsi="宋体" w:eastAsia="宋体" w:cs="宋体"/>
+              <w:rFonts w:ascii="宋体" w:eastAsia="宋体" w:hAnsi="宋体" w:cs="宋体" w:hint="eastAsia"/>
               <w:szCs w:val="24"/>
             </w:rPr>
             <w:instrText xml:space="preserve"> HYPERLINK \l _Toc23637 </w:instrText>
           </w:r>
           <w:r>
             <w:rPr>
-              <w:rFonts w:hint="eastAsia" w:ascii="宋体" w:hAnsi="宋体" w:eastAsia="宋体" w:cs="宋体"/>
+              <w:rFonts w:ascii="宋体" w:eastAsia="宋体" w:hAnsi="宋体" w:cs="宋体" w:hint="eastAsia"/>
               <w:szCs w:val="24"/>
             </w:rPr>
             <w:fldChar w:fldCharType="separate"/>
@@ -3302,7 +3281,7 @@
           </w:r>
           <w:r>
             <w:rPr>
-              <w:rFonts w:hint="eastAsia" w:ascii="宋体" w:hAnsi="宋体" w:eastAsia="宋体" w:cs="宋体"/>
+              <w:rFonts w:ascii="宋体" w:eastAsia="宋体" w:hAnsi="宋体" w:cs="宋体" w:hint="eastAsia"/>
               <w:szCs w:val="24"/>
             </w:rPr>
             <w:fldChar w:fldCharType="end"/>
@@ -3310,28 +3289,28 @@
         </w:p>
         <w:p>
           <w:pPr>
-            <w:pStyle w:val="17"/>
+            <w:pStyle w:val="TOC2"/>
             <w:tabs>
               <w:tab w:val="right" w:leader="dot" w:pos="8306"/>
             </w:tabs>
           </w:pPr>
           <w:r>
             <w:rPr>
-              <w:rFonts w:hint="eastAsia" w:ascii="宋体" w:hAnsi="宋体" w:eastAsia="宋体" w:cs="宋体"/>
+              <w:rFonts w:ascii="宋体" w:eastAsia="宋体" w:hAnsi="宋体" w:cs="宋体" w:hint="eastAsia"/>
               <w:szCs w:val="24"/>
             </w:rPr>
             <w:fldChar w:fldCharType="begin"/>
           </w:r>
           <w:r>
             <w:rPr>
-              <w:rFonts w:hint="eastAsia" w:ascii="宋体" w:hAnsi="宋体" w:eastAsia="宋体" w:cs="宋体"/>
+              <w:rFonts w:ascii="宋体" w:eastAsia="宋体" w:hAnsi="宋体" w:cs="宋体" w:hint="eastAsia"/>
               <w:szCs w:val="24"/>
             </w:rPr>
             <w:instrText xml:space="preserve"> HYPERLINK \l _Toc14402 </w:instrText>
           </w:r>
           <w:r>
             <w:rPr>
-              <w:rFonts w:hint="eastAsia" w:ascii="宋体" w:hAnsi="宋体" w:eastAsia="宋体" w:cs="宋体"/>
+              <w:rFonts w:ascii="宋体" w:eastAsia="宋体" w:hAnsi="宋体" w:cs="宋体" w:hint="eastAsia"/>
               <w:szCs w:val="24"/>
             </w:rPr>
             <w:fldChar w:fldCharType="separate"/>
@@ -3363,7 +3342,7 @@
           </w:r>
           <w:r>
             <w:rPr>
-              <w:rFonts w:hint="eastAsia" w:ascii="宋体" w:hAnsi="宋体" w:eastAsia="宋体" w:cs="宋体"/>
+              <w:rFonts w:ascii="宋体" w:eastAsia="宋体" w:hAnsi="宋体" w:cs="宋体" w:hint="eastAsia"/>
               <w:szCs w:val="24"/>
             </w:rPr>
             <w:fldChar w:fldCharType="end"/>
@@ -3371,28 +3350,28 @@
         </w:p>
         <w:p>
           <w:pPr>
-            <w:pStyle w:val="16"/>
+            <w:pStyle w:val="TOC1"/>
             <w:tabs>
               <w:tab w:val="right" w:leader="dot" w:pos="8306"/>
             </w:tabs>
           </w:pPr>
           <w:r>
             <w:rPr>
-              <w:rFonts w:hint="eastAsia" w:ascii="宋体" w:hAnsi="宋体" w:eastAsia="宋体" w:cs="宋体"/>
+              <w:rFonts w:ascii="宋体" w:eastAsia="宋体" w:hAnsi="宋体" w:cs="宋体" w:hint="eastAsia"/>
               <w:szCs w:val="24"/>
             </w:rPr>
             <w:fldChar w:fldCharType="begin"/>
           </w:r>
           <w:r>
             <w:rPr>
-              <w:rFonts w:hint="eastAsia" w:ascii="宋体" w:hAnsi="宋体" w:eastAsia="宋体" w:cs="宋体"/>
+              <w:rFonts w:ascii="宋体" w:eastAsia="宋体" w:hAnsi="宋体" w:cs="宋体" w:hint="eastAsia"/>
               <w:szCs w:val="24"/>
             </w:rPr>
             <w:instrText xml:space="preserve"> HYPERLINK \l _Toc20337 </w:instrText>
           </w:r>
           <w:r>
             <w:rPr>
-              <w:rFonts w:hint="eastAsia" w:ascii="宋体" w:hAnsi="宋体" w:eastAsia="宋体" w:cs="宋体"/>
+              <w:rFonts w:ascii="宋体" w:eastAsia="宋体" w:hAnsi="宋体" w:cs="宋体" w:hint="eastAsia"/>
               <w:szCs w:val="24"/>
             </w:rPr>
             <w:fldChar w:fldCharType="separate"/>
@@ -3424,7 +3403,7 @@
           </w:r>
           <w:r>
             <w:rPr>
-              <w:rFonts w:hint="eastAsia" w:ascii="宋体" w:hAnsi="宋体" w:eastAsia="宋体" w:cs="宋体"/>
+              <w:rFonts w:ascii="宋体" w:eastAsia="宋体" w:hAnsi="宋体" w:cs="宋体" w:hint="eastAsia"/>
               <w:szCs w:val="24"/>
             </w:rPr>
             <w:fldChar w:fldCharType="end"/>
@@ -3432,28 +3411,28 @@
         </w:p>
         <w:p>
           <w:pPr>
-            <w:pStyle w:val="17"/>
+            <w:pStyle w:val="TOC2"/>
             <w:tabs>
               <w:tab w:val="right" w:leader="dot" w:pos="8306"/>
             </w:tabs>
           </w:pPr>
           <w:r>
             <w:rPr>
-              <w:rFonts w:hint="eastAsia" w:ascii="宋体" w:hAnsi="宋体" w:eastAsia="宋体" w:cs="宋体"/>
+              <w:rFonts w:ascii="宋体" w:eastAsia="宋体" w:hAnsi="宋体" w:cs="宋体" w:hint="eastAsia"/>
               <w:szCs w:val="24"/>
             </w:rPr>
             <w:fldChar w:fldCharType="begin"/>
           </w:r>
           <w:r>
             <w:rPr>
-              <w:rFonts w:hint="eastAsia" w:ascii="宋体" w:hAnsi="宋体" w:eastAsia="宋体" w:cs="宋体"/>
+              <w:rFonts w:ascii="宋体" w:eastAsia="宋体" w:hAnsi="宋体" w:cs="宋体" w:hint="eastAsia"/>
               <w:szCs w:val="24"/>
             </w:rPr>
             <w:instrText xml:space="preserve"> HYPERLINK \l _Toc12143 </w:instrText>
           </w:r>
           <w:r>
             <w:rPr>
-              <w:rFonts w:hint="eastAsia" w:ascii="宋体" w:hAnsi="宋体" w:eastAsia="宋体" w:cs="宋体"/>
+              <w:rFonts w:ascii="宋体" w:eastAsia="宋体" w:hAnsi="宋体" w:cs="宋体" w:hint="eastAsia"/>
               <w:szCs w:val="24"/>
             </w:rPr>
             <w:fldChar w:fldCharType="separate"/>
@@ -3485,7 +3464,7 @@
           </w:r>
           <w:r>
             <w:rPr>
-              <w:rFonts w:hint="eastAsia" w:ascii="宋体" w:hAnsi="宋体" w:eastAsia="宋体" w:cs="宋体"/>
+              <w:rFonts w:ascii="宋体" w:eastAsia="宋体" w:hAnsi="宋体" w:cs="宋体" w:hint="eastAsia"/>
               <w:szCs w:val="24"/>
             </w:rPr>
             <w:fldChar w:fldCharType="end"/>
@@ -3493,28 +3472,28 @@
         </w:p>
         <w:p>
           <w:pPr>
-            <w:pStyle w:val="17"/>
+            <w:pStyle w:val="TOC2"/>
             <w:tabs>
               <w:tab w:val="right" w:leader="dot" w:pos="8306"/>
             </w:tabs>
           </w:pPr>
           <w:r>
             <w:rPr>
-              <w:rFonts w:hint="eastAsia" w:ascii="宋体" w:hAnsi="宋体" w:eastAsia="宋体" w:cs="宋体"/>
+              <w:rFonts w:ascii="宋体" w:eastAsia="宋体" w:hAnsi="宋体" w:cs="宋体" w:hint="eastAsia"/>
               <w:szCs w:val="24"/>
             </w:rPr>
             <w:fldChar w:fldCharType="begin"/>
           </w:r>
           <w:r>
             <w:rPr>
-              <w:rFonts w:hint="eastAsia" w:ascii="宋体" w:hAnsi="宋体" w:eastAsia="宋体" w:cs="宋体"/>
+              <w:rFonts w:ascii="宋体" w:eastAsia="宋体" w:hAnsi="宋体" w:cs="宋体" w:hint="eastAsia"/>
               <w:szCs w:val="24"/>
             </w:rPr>
             <w:instrText xml:space="preserve"> HYPERLINK \l _Toc27523 </w:instrText>
           </w:r>
           <w:r>
             <w:rPr>
-              <w:rFonts w:hint="eastAsia" w:ascii="宋体" w:hAnsi="宋体" w:eastAsia="宋体" w:cs="宋体"/>
+              <w:rFonts w:ascii="宋体" w:eastAsia="宋体" w:hAnsi="宋体" w:cs="宋体" w:hint="eastAsia"/>
               <w:szCs w:val="24"/>
             </w:rPr>
             <w:fldChar w:fldCharType="separate"/>
@@ -3546,7 +3525,7 @@
           </w:r>
           <w:r>
             <w:rPr>
-              <w:rFonts w:hint="eastAsia" w:ascii="宋体" w:hAnsi="宋体" w:eastAsia="宋体" w:cs="宋体"/>
+              <w:rFonts w:ascii="宋体" w:eastAsia="宋体" w:hAnsi="宋体" w:cs="宋体" w:hint="eastAsia"/>
               <w:szCs w:val="24"/>
             </w:rPr>
             <w:fldChar w:fldCharType="end"/>
@@ -3554,28 +3533,28 @@
         </w:p>
         <w:p>
           <w:pPr>
-            <w:pStyle w:val="16"/>
+            <w:pStyle w:val="TOC1"/>
             <w:tabs>
               <w:tab w:val="right" w:leader="dot" w:pos="8306"/>
             </w:tabs>
           </w:pPr>
           <w:r>
             <w:rPr>
-              <w:rFonts w:hint="eastAsia" w:ascii="宋体" w:hAnsi="宋体" w:eastAsia="宋体" w:cs="宋体"/>
+              <w:rFonts w:ascii="宋体" w:eastAsia="宋体" w:hAnsi="宋体" w:cs="宋体" w:hint="eastAsia"/>
               <w:szCs w:val="24"/>
             </w:rPr>
             <w:fldChar w:fldCharType="begin"/>
           </w:r>
           <w:r>
             <w:rPr>
-              <w:rFonts w:hint="eastAsia" w:ascii="宋体" w:hAnsi="宋体" w:eastAsia="宋体" w:cs="宋体"/>
+              <w:rFonts w:ascii="宋体" w:eastAsia="宋体" w:hAnsi="宋体" w:cs="宋体" w:hint="eastAsia"/>
               <w:szCs w:val="24"/>
             </w:rPr>
             <w:instrText xml:space="preserve"> HYPERLINK \l _Toc32013 </w:instrText>
           </w:r>
           <w:r>
             <w:rPr>
-              <w:rFonts w:hint="eastAsia" w:ascii="宋体" w:hAnsi="宋体" w:eastAsia="宋体" w:cs="宋体"/>
+              <w:rFonts w:ascii="宋体" w:eastAsia="宋体" w:hAnsi="宋体" w:cs="宋体" w:hint="eastAsia"/>
               <w:szCs w:val="24"/>
             </w:rPr>
             <w:fldChar w:fldCharType="separate"/>
@@ -3607,7 +3586,7 @@
           </w:r>
           <w:r>
             <w:rPr>
-              <w:rFonts w:hint="eastAsia" w:ascii="宋体" w:hAnsi="宋体" w:eastAsia="宋体" w:cs="宋体"/>
+              <w:rFonts w:ascii="宋体" w:eastAsia="宋体" w:hAnsi="宋体" w:cs="宋体" w:hint="eastAsia"/>
               <w:szCs w:val="24"/>
             </w:rPr>
             <w:fldChar w:fldCharType="end"/>
@@ -3629,7 +3608,7 @@
             <w:snapToGrid w:val="0"/>
             <w:textAlignment w:val="baseline"/>
             <w:rPr>
-              <w:rFonts w:hint="eastAsia" w:ascii="宋体" w:hAnsi="宋体" w:eastAsia="宋体" w:cs="宋体"/>
+              <w:rFonts w:ascii="宋体" w:eastAsia="宋体" w:hAnsi="宋体" w:cs="宋体" w:hint="eastAsia"/>
               <w:snapToGrid w:val="0"/>
               <w:color w:val="000000"/>
               <w:kern w:val="0"/>
@@ -3640,7 +3619,7 @@
           </w:pPr>
           <w:r>
             <w:rPr>
-              <w:rFonts w:hint="eastAsia" w:ascii="宋体" w:hAnsi="宋体" w:eastAsia="宋体" w:cs="宋体"/>
+              <w:rFonts w:ascii="宋体" w:eastAsia="宋体" w:hAnsi="宋体" w:cs="宋体" w:hint="eastAsia"/>
               <w:szCs w:val="24"/>
             </w:rPr>
             <w:fldChar w:fldCharType="end"/>
@@ -3664,7 +3643,7 @@
         <w:snapToGrid w:val="0"/>
         <w:textAlignment w:val="baseline"/>
         <w:rPr>
-          <w:rFonts w:ascii="Arial" w:hAnsi="Arial" w:eastAsia="Arial" w:cs="Arial"/>
+          <w:rFonts w:ascii="Arial" w:eastAsia="Arial" w:hAnsi="Arial" w:cs="Arial"/>
           <w:snapToGrid w:val="0"/>
           <w:color w:val="000000"/>
           <w:kern w:val="0"/>
@@ -3675,7 +3654,7 @@
       </w:pPr>
       <w:r>
         <w:rPr>
-          <w:rFonts w:ascii="Arial" w:hAnsi="Arial" w:eastAsia="Arial" w:cs="Arial"/>
+          <w:rFonts w:ascii="Arial" w:eastAsia="Arial" w:hAnsi="Arial" w:cs="Arial"/>
           <w:snapToGrid w:val="0"/>
           <w:color w:val="000000"/>
           <w:kern w:val="0"/>
@@ -3688,14 +3667,14 @@
     </w:p>
     <w:p>
       <w:pPr>
-        <w:pStyle w:val="28"/>
+        <w:pStyle w:val="1"/>
         <w:bidi w:val="0"/>
         <w:rPr>
           <w:rFonts w:hint="default"/>
           <w:lang w:val="en-US" w:eastAsia="zh-CN"/>
         </w:rPr>
       </w:pPr>
-      <w:bookmarkStart w:id="2" w:name="_Toc28333"/>
+      <w:bookmarkStart w:id="3" w:name="_Toc28333"/>
       <w:r>
         <w:rPr>
           <w:rFonts w:hint="default"/>
@@ -3703,18 +3682,18 @@
         </w:rPr>
         <w:t>总则</w:t>
       </w:r>
-      <w:bookmarkEnd w:id="2"/>
-    </w:p>
-    <w:p>
-      <w:pPr>
-        <w:pStyle w:val="30"/>
+      <w:bookmarkEnd w:id="3"/>
+    </w:p>
+    <w:p>
+      <w:pPr>
+        <w:pStyle w:val="2"/>
         <w:bidi w:val="0"/>
         <w:rPr>
           <w:rFonts w:hint="default"/>
           <w:lang w:val="en-US" w:eastAsia="zh-CN"/>
         </w:rPr>
       </w:pPr>
-      <w:bookmarkStart w:id="3" w:name="_Toc29165"/>
+      <w:bookmarkStart w:id="4" w:name="_Toc29165"/>
       <w:r>
         <w:rPr>
           <w:rFonts w:hint="default"/>
@@ -3722,11 +3701,11 @@
         </w:rPr>
         <w:t>目的</w:t>
       </w:r>
-      <w:bookmarkEnd w:id="3"/>
-    </w:p>
-    <w:p>
-      <w:pPr>
-        <w:pStyle w:val="29"/>
+      <w:bookmarkEnd w:id="4"/>
+    </w:p>
+    <w:p>
+      <w:pPr>
+        <w:pStyle w:val="a1"/>
         <w:rPr>
           <w:rFonts w:hint="default"/>
           <w:lang w:val="en-US" w:eastAsia="zh-CN"/>
@@ -3742,14 +3721,14 @@
     </w:p>
     <w:p>
       <w:pPr>
-        <w:pStyle w:val="30"/>
+        <w:pStyle w:val="2"/>
         <w:bidi w:val="0"/>
         <w:rPr>
           <w:rFonts w:hint="default"/>
           <w:lang w:val="en-US" w:eastAsia="zh-CN"/>
         </w:rPr>
       </w:pPr>
-      <w:bookmarkStart w:id="4" w:name="_Toc25641"/>
+      <w:bookmarkStart w:id="5" w:name="_Toc25641"/>
       <w:r>
         <w:rPr>
           <w:rFonts w:hint="default"/>
@@ -3757,11 +3736,11 @@
         </w:rPr>
         <w:t>适用范围</w:t>
       </w:r>
-      <w:bookmarkEnd w:id="4"/>
-    </w:p>
-    <w:p>
-      <w:pPr>
-        <w:pStyle w:val="29"/>
+      <w:bookmarkEnd w:id="5"/>
+    </w:p>
+    <w:p>
+      <w:pPr>
+        <w:pStyle w:val="a1"/>
         <w:rPr>
           <w:rFonts w:hint="default"/>
           <w:lang w:val="en-US" w:eastAsia="zh-CN"/>
@@ -3777,7 +3756,7 @@
     </w:p>
     <w:p>
       <w:pPr>
-        <w:pStyle w:val="29"/>
+        <w:pStyle w:val="a1"/>
         <w:rPr>
           <w:rFonts w:hint="default"/>
           <w:lang w:val="en-US" w:eastAsia="zh-CN"/>
@@ -3793,7 +3772,7 @@
     </w:p>
     <w:p>
       <w:pPr>
-        <w:pStyle w:val="29"/>
+        <w:pStyle w:val="a1"/>
         <w:rPr>
           <w:rFonts w:hint="default"/>
           <w:lang w:val="en-US" w:eastAsia="zh-CN"/>
@@ -3809,7 +3788,7 @@
     </w:p>
     <w:p>
       <w:pPr>
-        <w:pStyle w:val="29"/>
+        <w:pStyle w:val="a1"/>
         <w:rPr>
           <w:rFonts w:hint="default"/>
           <w:lang w:val="en-US" w:eastAsia="zh-CN"/>
@@ -3825,7 +3804,7 @@
     </w:p>
     <w:p>
       <w:pPr>
-        <w:pStyle w:val="29"/>
+        <w:pStyle w:val="a1"/>
         <w:rPr>
           <w:rFonts w:hint="default"/>
           <w:lang w:val="en-US" w:eastAsia="zh-CN"/>
@@ -3841,14 +3820,14 @@
     </w:p>
     <w:p>
       <w:pPr>
-        <w:pStyle w:val="30"/>
+        <w:pStyle w:val="2"/>
         <w:bidi w:val="0"/>
         <w:rPr>
           <w:rFonts w:hint="default"/>
           <w:lang w:val="en-US" w:eastAsia="zh-CN"/>
         </w:rPr>
       </w:pPr>
-      <w:bookmarkStart w:id="5" w:name="_Toc12463"/>
+      <w:bookmarkStart w:id="6" w:name="_Toc12463"/>
       <w:r>
         <w:rPr>
           <w:rFonts w:hint="default"/>
@@ -3856,11 +3835,11 @@
         </w:rPr>
         <w:t>责任主体</w:t>
       </w:r>
-      <w:bookmarkEnd w:id="5"/>
-    </w:p>
-    <w:p>
-      <w:pPr>
-        <w:pStyle w:val="29"/>
+      <w:bookmarkEnd w:id="6"/>
+    </w:p>
+    <w:p>
+      <w:pPr>
+        <w:pStyle w:val="a1"/>
         <w:rPr>
           <w:rFonts w:hint="default"/>
           <w:lang w:val="en-US" w:eastAsia="zh-CN"/>
@@ -3876,7 +3855,7 @@
     </w:p>
     <w:p>
       <w:pPr>
-        <w:pStyle w:val="29"/>
+        <w:pStyle w:val="a1"/>
         <w:rPr>
           <w:rFonts w:hint="default"/>
           <w:lang w:val="en-US" w:eastAsia="zh-CN"/>
@@ -3892,7 +3871,7 @@
     </w:p>
     <w:p>
       <w:pPr>
-        <w:pStyle w:val="29"/>
+        <w:pStyle w:val="a1"/>
         <w:rPr>
           <w:rFonts w:hint="default"/>
           <w:lang w:val="en-US" w:eastAsia="zh-CN"/>
@@ -3908,7 +3887,7 @@
     </w:p>
     <w:p>
       <w:pPr>
-        <w:pStyle w:val="29"/>
+        <w:pStyle w:val="a1"/>
         <w:rPr>
           <w:rFonts w:hint="default"/>
           <w:lang w:val="en-US" w:eastAsia="zh-CN"/>
@@ -3924,14 +3903,14 @@
     </w:p>
     <w:p>
       <w:pPr>
-        <w:pStyle w:val="28"/>
+        <w:pStyle w:val="1"/>
         <w:bidi w:val="0"/>
         <w:rPr>
           <w:rFonts w:hint="default"/>
           <w:lang w:val="en-US" w:eastAsia="zh-CN"/>
         </w:rPr>
       </w:pPr>
-      <w:bookmarkStart w:id="6" w:name="_Toc23513"/>
+      <w:bookmarkStart w:id="7" w:name="_Toc23513"/>
       <w:r>
         <w:rPr>
           <w:rFonts w:hint="default"/>
@@ -3939,18 +3918,18 @@
         </w:rPr>
         <w:t>工作交接内容</w:t>
       </w:r>
-      <w:bookmarkEnd w:id="6"/>
-    </w:p>
-    <w:p>
-      <w:pPr>
-        <w:pStyle w:val="30"/>
+      <w:bookmarkEnd w:id="7"/>
+    </w:p>
+    <w:p>
+      <w:pPr>
+        <w:pStyle w:val="2"/>
         <w:bidi w:val="0"/>
         <w:rPr>
           <w:rFonts w:hint="default"/>
           <w:lang w:val="en-US" w:eastAsia="zh-CN"/>
         </w:rPr>
       </w:pPr>
-      <w:bookmarkStart w:id="7" w:name="_Toc30935"/>
+      <w:bookmarkStart w:id="8" w:name="_Toc30935"/>
       <w:r>
         <w:rPr>
           <w:rFonts w:hint="default"/>
@@ -3958,11 +3937,11 @@
         </w:rPr>
         <w:t>业务工作交接</w:t>
       </w:r>
-      <w:bookmarkEnd w:id="7"/>
-    </w:p>
-    <w:p>
-      <w:pPr>
-        <w:pStyle w:val="29"/>
+      <w:bookmarkEnd w:id="8"/>
+    </w:p>
+    <w:p>
+      <w:pPr>
+        <w:pStyle w:val="a1"/>
         <w:rPr>
           <w:rFonts w:hint="default"/>
           <w:lang w:val="en-US" w:eastAsia="zh-CN"/>
@@ -3978,7 +3957,7 @@
     </w:p>
     <w:p>
       <w:pPr>
-        <w:pStyle w:val="29"/>
+        <w:pStyle w:val="a1"/>
         <w:rPr>
           <w:rFonts w:hint="default"/>
           <w:lang w:val="en-US" w:eastAsia="zh-CN"/>
@@ -3994,7 +3973,7 @@
     </w:p>
     <w:p>
       <w:pPr>
-        <w:pStyle w:val="29"/>
+        <w:pStyle w:val="a1"/>
         <w:rPr>
           <w:rFonts w:hint="default"/>
           <w:lang w:val="en-US" w:eastAsia="zh-CN"/>
@@ -4010,7 +3989,7 @@
     </w:p>
     <w:p>
       <w:pPr>
-        <w:pStyle w:val="29"/>
+        <w:pStyle w:val="a1"/>
         <w:rPr>
           <w:rFonts w:hint="default"/>
           <w:lang w:val="en-US" w:eastAsia="zh-CN"/>
@@ -4026,7 +4005,7 @@
     </w:p>
     <w:p>
       <w:pPr>
-        <w:pStyle w:val="29"/>
+        <w:pStyle w:val="a1"/>
         <w:rPr>
           <w:rFonts w:hint="default"/>
           <w:lang w:val="en-US" w:eastAsia="zh-CN"/>
@@ -4042,7 +4021,7 @@
     </w:p>
     <w:p>
       <w:pPr>
-        <w:pStyle w:val="29"/>
+        <w:pStyle w:val="a1"/>
         <w:rPr>
           <w:rFonts w:hint="default"/>
           <w:lang w:val="en-US" w:eastAsia="zh-CN"/>
@@ -4058,7 +4037,7 @@
     </w:p>
     <w:p>
       <w:pPr>
-        <w:pStyle w:val="29"/>
+        <w:pStyle w:val="a1"/>
         <w:rPr>
           <w:rFonts w:hint="default"/>
           <w:lang w:val="en-US" w:eastAsia="zh-CN"/>
@@ -4074,14 +4053,14 @@
     </w:p>
     <w:p>
       <w:pPr>
-        <w:pStyle w:val="30"/>
+        <w:pStyle w:val="2"/>
         <w:bidi w:val="0"/>
         <w:rPr>
           <w:rFonts w:hint="default"/>
           <w:lang w:val="en-US" w:eastAsia="zh-CN"/>
         </w:rPr>
       </w:pPr>
-      <w:bookmarkStart w:id="8" w:name="_Toc5212"/>
+      <w:bookmarkStart w:id="9" w:name="_Toc5212"/>
       <w:r>
         <w:rPr>
           <w:rFonts w:hint="default"/>
@@ -4089,11 +4068,11 @@
         </w:rPr>
         <w:t>公司物品交接</w:t>
       </w:r>
-      <w:bookmarkEnd w:id="8"/>
-    </w:p>
-    <w:p>
-      <w:pPr>
-        <w:pStyle w:val="29"/>
+      <w:bookmarkEnd w:id="9"/>
+    </w:p>
+    <w:p>
+      <w:pPr>
+        <w:pStyle w:val="a1"/>
         <w:rPr>
           <w:rFonts w:hint="default"/>
           <w:lang w:val="en-US" w:eastAsia="zh-CN"/>
@@ -4109,7 +4088,7 @@
     </w:p>
     <w:p>
       <w:pPr>
-        <w:pStyle w:val="29"/>
+        <w:pStyle w:val="a1"/>
         <w:rPr>
           <w:rFonts w:hint="default"/>
           <w:lang w:val="en-US" w:eastAsia="zh-CN"/>
@@ -4125,7 +4104,7 @@
     </w:p>
     <w:p>
       <w:pPr>
-        <w:pStyle w:val="29"/>
+        <w:pStyle w:val="a1"/>
         <w:rPr>
           <w:rFonts w:hint="default"/>
           <w:lang w:val="en-US" w:eastAsia="zh-CN"/>
@@ -4141,14 +4120,14 @@
     </w:p>
     <w:p>
       <w:pPr>
-        <w:pStyle w:val="28"/>
+        <w:pStyle w:val="1"/>
         <w:bidi w:val="0"/>
         <w:rPr>
           <w:rFonts w:hint="default"/>
           <w:lang w:val="en-US" w:eastAsia="zh-CN"/>
         </w:rPr>
       </w:pPr>
-      <w:bookmarkStart w:id="9" w:name="_Toc16509"/>
+      <w:bookmarkStart w:id="10" w:name="_Toc16509"/>
       <w:r>
         <w:rPr>
           <w:rFonts w:hint="default"/>
@@ -4156,18 +4135,18 @@
         </w:rPr>
         <w:t>工作交接程序</w:t>
       </w:r>
-      <w:bookmarkEnd w:id="9"/>
-    </w:p>
-    <w:p>
-      <w:pPr>
-        <w:pStyle w:val="30"/>
+      <w:bookmarkEnd w:id="10"/>
+    </w:p>
+    <w:p>
+      <w:pPr>
+        <w:pStyle w:val="2"/>
         <w:bidi w:val="0"/>
         <w:rPr>
           <w:rFonts w:hint="default"/>
           <w:lang w:val="en-US" w:eastAsia="zh-CN"/>
         </w:rPr>
       </w:pPr>
-      <w:bookmarkStart w:id="10" w:name="_Toc32122"/>
+      <w:bookmarkStart w:id="11" w:name="_Toc32122"/>
       <w:r>
         <w:rPr>
           <w:rFonts w:hint="default"/>
@@ -4175,11 +4154,11 @@
         </w:rPr>
         <w:t>交接启动</w:t>
       </w:r>
-      <w:bookmarkEnd w:id="10"/>
-    </w:p>
-    <w:p>
-      <w:pPr>
-        <w:pStyle w:val="29"/>
+      <w:bookmarkEnd w:id="11"/>
+    </w:p>
+    <w:p>
+      <w:pPr>
+        <w:pStyle w:val="a1"/>
         <w:rPr>
           <w:rFonts w:hint="default"/>
           <w:lang w:val="en-US" w:eastAsia="zh-CN"/>
@@ -4195,14 +4174,14 @@
     </w:p>
     <w:p>
       <w:pPr>
-        <w:pStyle w:val="30"/>
+        <w:pStyle w:val="2"/>
         <w:bidi w:val="0"/>
         <w:rPr>
           <w:rFonts w:hint="default"/>
           <w:lang w:val="en-US" w:eastAsia="zh-CN"/>
         </w:rPr>
       </w:pPr>
-      <w:bookmarkStart w:id="11" w:name="_Toc2585"/>
+      <w:bookmarkStart w:id="12" w:name="_Toc2585"/>
       <w:r>
         <w:rPr>
           <w:rFonts w:hint="default"/>
@@ -4210,11 +4189,11 @@
         </w:rPr>
         <w:t>准备工作</w:t>
       </w:r>
-      <w:bookmarkEnd w:id="11"/>
-    </w:p>
-    <w:p>
-      <w:pPr>
-        <w:pStyle w:val="29"/>
+      <w:bookmarkEnd w:id="12"/>
+    </w:p>
+    <w:p>
+      <w:pPr>
+        <w:pStyle w:val="a1"/>
         <w:rPr>
           <w:rFonts w:hint="default"/>
           <w:lang w:val="en-US" w:eastAsia="zh-CN"/>
@@ -4230,7 +4209,7 @@
     </w:p>
     <w:p>
       <w:pPr>
-        <w:pStyle w:val="29"/>
+        <w:pStyle w:val="a1"/>
         <w:rPr>
           <w:rFonts w:hint="default"/>
           <w:lang w:val="en-US" w:eastAsia="zh-CN"/>
@@ -4246,7 +4225,7 @@
     </w:p>
     <w:p>
       <w:pPr>
-        <w:pStyle w:val="29"/>
+        <w:pStyle w:val="a1"/>
         <w:rPr>
           <w:rFonts w:hint="default"/>
           <w:lang w:val="en-US" w:eastAsia="zh-CN"/>
@@ -4262,14 +4241,14 @@
     </w:p>
     <w:p>
       <w:pPr>
-        <w:pStyle w:val="30"/>
+        <w:pStyle w:val="2"/>
         <w:bidi w:val="0"/>
         <w:rPr>
           <w:rFonts w:hint="default"/>
           <w:lang w:val="en-US" w:eastAsia="zh-CN"/>
         </w:rPr>
       </w:pPr>
-      <w:bookmarkStart w:id="12" w:name="_Toc17001"/>
+      <w:bookmarkStart w:id="13" w:name="_Toc17001"/>
       <w:r>
         <w:rPr>
           <w:rFonts w:hint="default"/>
@@ -4277,11 +4256,11 @@
         </w:rPr>
         <w:t>审核与调整</w:t>
       </w:r>
-      <w:bookmarkEnd w:id="12"/>
-    </w:p>
-    <w:p>
-      <w:pPr>
-        <w:pStyle w:val="29"/>
+      <w:bookmarkEnd w:id="13"/>
+    </w:p>
+    <w:p>
+      <w:pPr>
+        <w:pStyle w:val="a1"/>
         <w:rPr>
           <w:rFonts w:hint="default"/>
           <w:lang w:val="en-US" w:eastAsia="zh-CN"/>
@@ -4297,14 +4276,14 @@
     </w:p>
     <w:p>
       <w:pPr>
-        <w:pStyle w:val="30"/>
+        <w:pStyle w:val="2"/>
         <w:bidi w:val="0"/>
         <w:rPr>
           <w:rFonts w:hint="default"/>
           <w:lang w:val="en-US" w:eastAsia="zh-CN"/>
         </w:rPr>
       </w:pPr>
-      <w:bookmarkStart w:id="13" w:name="_Toc17434"/>
+      <w:bookmarkStart w:id="14" w:name="_Toc17434"/>
       <w:r>
         <w:rPr>
           <w:rFonts w:hint="default"/>
@@ -4312,11 +4291,11 @@
         </w:rPr>
         <w:t>现场交接与确认</w:t>
       </w:r>
-      <w:bookmarkEnd w:id="13"/>
-    </w:p>
-    <w:p>
-      <w:pPr>
-        <w:pStyle w:val="29"/>
+      <w:bookmarkEnd w:id="14"/>
+    </w:p>
+    <w:p>
+      <w:pPr>
+        <w:pStyle w:val="a1"/>
         <w:rPr>
           <w:rFonts w:hint="default"/>
           <w:lang w:val="en-US" w:eastAsia="zh-CN"/>
@@ -4332,7 +4311,7 @@
     </w:p>
     <w:p>
       <w:pPr>
-        <w:pStyle w:val="29"/>
+        <w:pStyle w:val="a1"/>
         <w:rPr>
           <w:rFonts w:hint="default"/>
           <w:lang w:val="en-US" w:eastAsia="zh-CN"/>
@@ -4348,7 +4327,7 @@
     </w:p>
     <w:p>
       <w:pPr>
-        <w:pStyle w:val="29"/>
+        <w:pStyle w:val="a1"/>
         <w:rPr>
           <w:rFonts w:hint="default"/>
           <w:lang w:val="en-US" w:eastAsia="zh-CN"/>
@@ -4364,7 +4343,7 @@
     </w:p>
     <w:p>
       <w:pPr>
-        <w:pStyle w:val="29"/>
+        <w:pStyle w:val="a1"/>
         <w:rPr>
           <w:rFonts w:hint="default"/>
           <w:lang w:val="en-US" w:eastAsia="zh-CN"/>
@@ -4380,14 +4359,14 @@
     </w:p>
     <w:p>
       <w:pPr>
-        <w:pStyle w:val="30"/>
+        <w:pStyle w:val="2"/>
         <w:bidi w:val="0"/>
         <w:rPr>
           <w:rFonts w:hint="default"/>
           <w:lang w:val="en-US" w:eastAsia="zh-CN"/>
         </w:rPr>
       </w:pPr>
-      <w:bookmarkStart w:id="14" w:name="_Toc12179"/>
+      <w:bookmarkStart w:id="15" w:name="_Toc12179"/>
       <w:r>
         <w:rPr>
           <w:rFonts w:hint="default"/>
@@ -4395,11 +4374,11 @@
         </w:rPr>
         <w:t>系统权限与IT资产交接</w:t>
       </w:r>
-      <w:bookmarkEnd w:id="14"/>
-    </w:p>
-    <w:p>
-      <w:pPr>
-        <w:pStyle w:val="29"/>
+      <w:bookmarkEnd w:id="15"/>
+    </w:p>
+    <w:p>
+      <w:pPr>
+        <w:pStyle w:val="a1"/>
         <w:rPr>
           <w:rFonts w:hint="default"/>
           <w:lang w:val="en-US" w:eastAsia="zh-CN"/>
@@ -4415,14 +4394,14 @@
     </w:p>
     <w:p>
       <w:pPr>
-        <w:pStyle w:val="30"/>
+        <w:pStyle w:val="2"/>
         <w:bidi w:val="0"/>
         <w:rPr>
           <w:rFonts w:hint="default"/>
           <w:lang w:val="en-US" w:eastAsia="zh-CN"/>
         </w:rPr>
       </w:pPr>
-      <w:bookmarkStart w:id="15" w:name="_Toc2613"/>
+      <w:bookmarkStart w:id="16" w:name="_Toc2613"/>
       <w:r>
         <w:rPr>
           <w:rFonts w:hint="default"/>
@@ -4430,11 +4409,11 @@
         </w:rPr>
         <w:t>存档备案</w:t>
       </w:r>
-      <w:bookmarkEnd w:id="15"/>
-    </w:p>
-    <w:p>
-      <w:pPr>
-        <w:pStyle w:val="29"/>
+      <w:bookmarkEnd w:id="16"/>
+    </w:p>
+    <w:p>
+      <w:pPr>
+        <w:pStyle w:val="a1"/>
         <w:rPr>
           <w:rFonts w:hint="default"/>
           <w:lang w:val="en-US" w:eastAsia="zh-CN"/>
@@ -4450,14 +4429,14 @@
     </w:p>
     <w:p>
       <w:pPr>
-        <w:pStyle w:val="28"/>
+        <w:pStyle w:val="1"/>
         <w:bidi w:val="0"/>
         <w:rPr>
           <w:rFonts w:hint="default"/>
           <w:lang w:val="en-US" w:eastAsia="zh-CN"/>
         </w:rPr>
       </w:pPr>
-      <w:bookmarkStart w:id="16" w:name="_Toc5916"/>
+      <w:bookmarkStart w:id="17" w:name="_Toc5916"/>
       <w:r>
         <w:rPr>
           <w:rFonts w:hint="default"/>
@@ -4465,18 +4444,18 @@
         </w:rPr>
         <w:t>工作交接要求</w:t>
       </w:r>
-      <w:bookmarkEnd w:id="16"/>
-    </w:p>
-    <w:p>
-      <w:pPr>
-        <w:pStyle w:val="30"/>
+      <w:bookmarkEnd w:id="17"/>
+    </w:p>
+    <w:p>
+      <w:pPr>
+        <w:pStyle w:val="2"/>
         <w:bidi w:val="0"/>
         <w:rPr>
           <w:rFonts w:hint="default"/>
           <w:lang w:val="en-US" w:eastAsia="zh-CN"/>
         </w:rPr>
       </w:pPr>
-      <w:bookmarkStart w:id="17" w:name="_Toc32308"/>
+      <w:bookmarkStart w:id="18" w:name="_Toc32308"/>
       <w:r>
         <w:rPr>
           <w:rFonts w:hint="default"/>
@@ -4484,11 +4463,11 @@
         </w:rPr>
         <w:t>接收人指定</w:t>
       </w:r>
-      <w:bookmarkEnd w:id="17"/>
-    </w:p>
-    <w:p>
-      <w:pPr>
-        <w:pStyle w:val="29"/>
+      <w:bookmarkEnd w:id="18"/>
+    </w:p>
+    <w:p>
+      <w:pPr>
+        <w:pStyle w:val="a1"/>
         <w:rPr>
           <w:rFonts w:hint="default"/>
           <w:lang w:val="en-US" w:eastAsia="zh-CN"/>
@@ -4504,14 +4483,14 @@
     </w:p>
     <w:p>
       <w:pPr>
-        <w:pStyle w:val="30"/>
+        <w:pStyle w:val="2"/>
         <w:bidi w:val="0"/>
         <w:rPr>
           <w:rFonts w:hint="default"/>
           <w:lang w:val="en-US" w:eastAsia="zh-CN"/>
         </w:rPr>
       </w:pPr>
-      <w:bookmarkStart w:id="18" w:name="_Toc13043"/>
+      <w:bookmarkStart w:id="19" w:name="_Toc13043"/>
       <w:r>
         <w:rPr>
           <w:rFonts w:hint="default"/>
@@ -4519,11 +4498,11 @@
         </w:rPr>
         <w:t>交接时限</w:t>
       </w:r>
-      <w:bookmarkEnd w:id="18"/>
-    </w:p>
-    <w:p>
-      <w:pPr>
-        <w:pStyle w:val="29"/>
+      <w:bookmarkEnd w:id="19"/>
+    </w:p>
+    <w:p>
+      <w:pPr>
+        <w:pStyle w:val="a1"/>
         <w:rPr>
           <w:rFonts w:hint="default"/>
           <w:lang w:val="en-US" w:eastAsia="zh-CN"/>
@@ -4539,7 +4518,7 @@
     </w:p>
     <w:p>
       <w:pPr>
-        <w:pStyle w:val="29"/>
+        <w:pStyle w:val="a1"/>
         <w:rPr>
           <w:rFonts w:hint="default"/>
           <w:lang w:val="en-US" w:eastAsia="zh-CN"/>
@@ -4555,7 +4534,7 @@
     </w:p>
     <w:p>
       <w:pPr>
-        <w:pStyle w:val="29"/>
+        <w:pStyle w:val="a1"/>
         <w:rPr>
           <w:rFonts w:hint="default"/>
           <w:lang w:val="en-US" w:eastAsia="zh-CN"/>
@@ -4571,7 +4550,7 @@
     </w:p>
     <w:p>
       <w:pPr>
-        <w:pStyle w:val="29"/>
+        <w:pStyle w:val="a1"/>
         <w:rPr>
           <w:rFonts w:hint="default"/>
           <w:lang w:val="en-US" w:eastAsia="zh-CN"/>
@@ -4587,14 +4566,14 @@
     </w:p>
     <w:p>
       <w:pPr>
-        <w:pStyle w:val="30"/>
+        <w:pStyle w:val="2"/>
         <w:bidi w:val="0"/>
         <w:rPr>
           <w:rFonts w:hint="default"/>
           <w:lang w:val="en-US" w:eastAsia="zh-CN"/>
         </w:rPr>
       </w:pPr>
-      <w:bookmarkStart w:id="19" w:name="_Toc23637"/>
+      <w:bookmarkStart w:id="20" w:name="_Toc23637"/>
       <w:r>
         <w:rPr>
           <w:rFonts w:hint="default"/>
@@ -4602,11 +4581,11 @@
         </w:rPr>
         <w:t>特殊情况处理</w:t>
       </w:r>
-      <w:bookmarkEnd w:id="19"/>
-    </w:p>
-    <w:p>
-      <w:pPr>
-        <w:pStyle w:val="29"/>
+      <w:bookmarkEnd w:id="20"/>
+    </w:p>
+    <w:p>
+      <w:pPr>
+        <w:pStyle w:val="a1"/>
         <w:rPr>
           <w:rFonts w:hint="default"/>
           <w:lang w:val="en-US" w:eastAsia="zh-CN"/>
@@ -4622,14 +4601,14 @@
     </w:p>
     <w:p>
       <w:pPr>
-        <w:pStyle w:val="30"/>
+        <w:pStyle w:val="2"/>
         <w:bidi w:val="0"/>
         <w:rPr>
           <w:rFonts w:hint="default"/>
           <w:lang w:val="en-US" w:eastAsia="zh-CN"/>
         </w:rPr>
       </w:pPr>
-      <w:bookmarkStart w:id="20" w:name="_Toc14402"/>
+      <w:bookmarkStart w:id="21" w:name="_Toc14402"/>
       <w:r>
         <w:rPr>
           <w:rFonts w:hint="default"/>
@@ -4637,11 +4616,11 @@
         </w:rPr>
         <w:t>离职关联</w:t>
       </w:r>
-      <w:bookmarkEnd w:id="20"/>
-    </w:p>
-    <w:p>
-      <w:pPr>
-        <w:pStyle w:val="29"/>
+      <w:bookmarkEnd w:id="21"/>
+    </w:p>
+    <w:p>
+      <w:pPr>
+        <w:pStyle w:val="a1"/>
         <w:rPr>
           <w:rFonts w:hint="default"/>
           <w:lang w:val="en-US" w:eastAsia="zh-CN"/>
@@ -4657,14 +4636,14 @@
     </w:p>
     <w:p>
       <w:pPr>
-        <w:pStyle w:val="28"/>
+        <w:pStyle w:val="1"/>
         <w:bidi w:val="0"/>
         <w:rPr>
           <w:rFonts w:hint="default"/>
           <w:lang w:val="en-US" w:eastAsia="zh-CN"/>
         </w:rPr>
       </w:pPr>
-      <w:bookmarkStart w:id="21" w:name="_Toc20337"/>
+      <w:bookmarkStart w:id="22" w:name="_Toc20337"/>
       <w:r>
         <w:rPr>
           <w:rFonts w:hint="default"/>
@@ -4672,18 +4651,18 @@
         </w:rPr>
         <w:t>监督与考核</w:t>
       </w:r>
-      <w:bookmarkEnd w:id="21"/>
-    </w:p>
-    <w:p>
-      <w:pPr>
-        <w:pStyle w:val="30"/>
+      <w:bookmarkEnd w:id="22"/>
+    </w:p>
+    <w:p>
+      <w:pPr>
+        <w:pStyle w:val="2"/>
         <w:bidi w:val="0"/>
         <w:rPr>
           <w:rFonts w:hint="default"/>
           <w:lang w:val="en-US" w:eastAsia="zh-CN"/>
         </w:rPr>
       </w:pPr>
-      <w:bookmarkStart w:id="22" w:name="_Toc12143"/>
+      <w:bookmarkStart w:id="23" w:name="_Toc12143"/>
       <w:r>
         <w:rPr>
           <w:rFonts w:hint="default"/>
@@ -4691,11 +4670,11 @@
         </w:rPr>
         <w:t>部门责任制</w:t>
       </w:r>
-      <w:bookmarkEnd w:id="22"/>
-    </w:p>
-    <w:p>
-      <w:pPr>
-        <w:pStyle w:val="29"/>
+      <w:bookmarkEnd w:id="23"/>
+    </w:p>
+    <w:p>
+      <w:pPr>
+        <w:pStyle w:val="a1"/>
         <w:rPr>
           <w:rFonts w:hint="default"/>
           <w:lang w:val="en-US" w:eastAsia="zh-CN"/>
@@ -4711,14 +4690,14 @@
     </w:p>
     <w:p>
       <w:pPr>
-        <w:pStyle w:val="30"/>
+        <w:pStyle w:val="2"/>
         <w:bidi w:val="0"/>
         <w:rPr>
           <w:rFonts w:hint="default"/>
           <w:lang w:val="en-US" w:eastAsia="zh-CN"/>
         </w:rPr>
       </w:pPr>
-      <w:bookmarkStart w:id="23" w:name="_Toc27523"/>
+      <w:bookmarkStart w:id="24" w:name="_Toc27523"/>
       <w:r>
         <w:rPr>
           <w:rFonts w:hint="default"/>
@@ -4726,11 +4705,11 @@
         </w:rPr>
         <w:t>追究情形</w:t>
       </w:r>
-      <w:bookmarkEnd w:id="23"/>
-    </w:p>
-    <w:p>
-      <w:pPr>
-        <w:pStyle w:val="29"/>
+      <w:bookmarkEnd w:id="24"/>
+    </w:p>
+    <w:p>
+      <w:pPr>
+        <w:pStyle w:val="a1"/>
         <w:rPr>
           <w:rFonts w:hint="default"/>
           <w:lang w:val="en-US" w:eastAsia="zh-CN"/>
@@ -4746,12 +4725,12 @@
     </w:p>
     <w:p>
       <w:pPr>
-        <w:pStyle w:val="29"/>
+        <w:pStyle w:val="a1"/>
         <w:numPr>
           <w:ilvl w:val="0"/>
           <w:numId w:val="2"/>
         </w:numPr>
-        <w:ind w:left="425" w:leftChars="0" w:hanging="425" w:firstLineChars="0"/>
+        <w:ind w:left="425" w:hanging="425" w:leftChars="0" w:firstLineChars="0"/>
         <w:rPr>
           <w:rFonts w:hint="default"/>
           <w:lang w:val="en-US" w:eastAsia="zh-CN"/>
@@ -4767,12 +4746,12 @@
     </w:p>
     <w:p>
       <w:pPr>
-        <w:pStyle w:val="29"/>
+        <w:pStyle w:val="a1"/>
         <w:numPr>
           <w:ilvl w:val="0"/>
           <w:numId w:val="2"/>
         </w:numPr>
-        <w:ind w:left="425" w:leftChars="0" w:hanging="425" w:firstLineChars="0"/>
+        <w:ind w:left="425" w:hanging="425" w:leftChars="0" w:firstLineChars="0"/>
         <w:rPr>
           <w:rFonts w:hint="default"/>
           <w:lang w:val="en-US" w:eastAsia="zh-CN"/>
@@ -4788,12 +4767,12 @@
     </w:p>
     <w:p>
       <w:pPr>
-        <w:pStyle w:val="29"/>
+        <w:pStyle w:val="a1"/>
         <w:numPr>
           <w:ilvl w:val="0"/>
           <w:numId w:val="2"/>
         </w:numPr>
-        <w:ind w:left="425" w:leftChars="0" w:hanging="425" w:firstLineChars="0"/>
+        <w:ind w:left="425" w:hanging="425" w:leftChars="0" w:firstLineChars="0"/>
         <w:rPr>
           <w:rFonts w:hint="default"/>
           <w:lang w:val="en-US" w:eastAsia="zh-CN"/>
@@ -4809,12 +4788,12 @@
     </w:p>
     <w:p>
       <w:pPr>
-        <w:pStyle w:val="29"/>
+        <w:pStyle w:val="a1"/>
         <w:numPr>
           <w:ilvl w:val="0"/>
           <w:numId w:val="2"/>
         </w:numPr>
-        <w:ind w:left="425" w:leftChars="0" w:hanging="425" w:firstLineChars="0"/>
+        <w:ind w:left="425" w:hanging="425" w:leftChars="0" w:firstLineChars="0"/>
         <w:rPr>
           <w:rFonts w:hint="default"/>
           <w:lang w:val="en-US" w:eastAsia="zh-CN"/>
@@ -4830,12 +4809,12 @@
     </w:p>
     <w:p>
       <w:pPr>
-        <w:pStyle w:val="29"/>
+        <w:pStyle w:val="a1"/>
         <w:numPr>
           <w:ilvl w:val="0"/>
           <w:numId w:val="2"/>
         </w:numPr>
-        <w:ind w:left="425" w:leftChars="0" w:hanging="425" w:firstLineChars="0"/>
+        <w:ind w:left="425" w:hanging="425" w:leftChars="0" w:firstLineChars="0"/>
         <w:rPr>
           <w:rFonts w:hint="default"/>
           <w:lang w:val="en-US" w:eastAsia="zh-CN"/>
@@ -4851,12 +4830,12 @@
     </w:p>
     <w:p>
       <w:pPr>
-        <w:pStyle w:val="29"/>
+        <w:pStyle w:val="a1"/>
         <w:numPr>
           <w:ilvl w:val="0"/>
           <w:numId w:val="2"/>
         </w:numPr>
-        <w:ind w:left="425" w:leftChars="0" w:hanging="425" w:firstLineChars="0"/>
+        <w:ind w:left="425" w:hanging="425" w:leftChars="0" w:firstLineChars="0"/>
         <w:rPr>
           <w:rFonts w:hint="default"/>
           <w:lang w:val="en-US" w:eastAsia="zh-CN"/>
@@ -4872,14 +4851,14 @@
     </w:p>
     <w:p>
       <w:pPr>
-        <w:pStyle w:val="28"/>
+        <w:pStyle w:val="1"/>
         <w:bidi w:val="0"/>
         <w:rPr>
           <w:rFonts w:hint="default"/>
           <w:lang w:val="en-US" w:eastAsia="zh-CN"/>
         </w:rPr>
       </w:pPr>
-      <w:bookmarkStart w:id="24" w:name="_Toc32013"/>
+      <w:bookmarkStart w:id="25" w:name="_Toc32013"/>
       <w:r>
         <w:rPr>
           <w:rFonts w:hint="default"/>
@@ -4887,11 +4866,11 @@
         </w:rPr>
         <w:t>附则</w:t>
       </w:r>
-      <w:bookmarkEnd w:id="24"/>
-    </w:p>
-    <w:p>
-      <w:pPr>
-        <w:pStyle w:val="29"/>
+      <w:bookmarkEnd w:id="25"/>
+    </w:p>
+    <w:p>
+      <w:pPr>
+        <w:pStyle w:val="a1"/>
         <w:rPr>
           <w:rFonts w:hint="default"/>
           <w:lang w:val="en-US" w:eastAsia="zh-CN"/>
@@ -4907,7 +4886,7 @@
     </w:p>
     <w:p>
       <w:pPr>
-        <w:pStyle w:val="29"/>
+        <w:pStyle w:val="a1"/>
         <w:rPr>
           <w:rFonts w:hint="default"/>
           <w:lang w:val="en-US" w:eastAsia="zh-CN"/>
@@ -4923,7 +4902,7 @@
     </w:p>
     <w:p>
       <w:pPr>
-        <w:pStyle w:val="29"/>
+        <w:pStyle w:val="a1"/>
         <w:rPr>
           <w:rFonts w:hint="default"/>
           <w:lang w:val="en-US" w:eastAsia="zh-CN"/>
@@ -4939,7 +4918,7 @@
     </w:p>
     <w:p>
       <w:pPr>
-        <w:pStyle w:val="29"/>
+        <w:pStyle w:val="a1"/>
         <w:rPr>
           <w:rFonts w:hint="default"/>
           <w:lang w:val="en-US" w:eastAsia="zh-CN"/>
@@ -4947,84 +4926,34 @@
       </w:pPr>
     </w:p>
     <w:sectPr>
-      <w:headerReference r:id="rId5" w:type="default"/>
-      <w:footerReference r:id="rId6" w:type="default"/>
+      <w:headerReference w:type="default" r:id="rId7"/>
+      <w:footerReference w:type="default" r:id="rId8"/>
       <w:pgSz w:w="11906" w:h="16838"/>
       <w:pgMar w:top="1417" w:right="1800" w:bottom="1440" w:left="1800" w:header="1140" w:footer="992" w:gutter="0"/>
-      <w:cols w:space="425" w:num="1"/>
+      <w:cols w:num="1" w:space="425"/>
       <w:docGrid w:type="lines" w:linePitch="312" w:charSpace="0"/>
     </w:sectPr>
   </w:body>
 </w:document>
 </file>
 
-<file path=word/endnotes.xml><?xml version="1.0" encoding="utf-8"?>
-<w:endnotes xmlns:wpc="http://schemas.microsoft.com/office/word/2010/wordprocessingCanvas" xmlns:mc="http://schemas.openxmlformats.org/markup-compatibility/2006" xmlns:o="urn:schemas-microsoft-com:office:office" xmlns:r="http://schemas.openxmlformats.org/officeDocument/2006/relationships" xmlns:m="http://schemas.openxmlformats.org/officeDocument/2006/math" xmlns:v="urn:schemas-microsoft-com:vml" xmlns:wp14="http://schemas.microsoft.com/office/word/2010/wordprocessingDrawing" xmlns:wp="http://schemas.openxmlformats.org/drawingml/2006/wordprocessingDrawing" xmlns:w="http://schemas.openxmlformats.org/wordprocessingml/2006/main" xmlns:w14="http://schemas.microsoft.com/office/word/2010/wordml" xmlns:w15="http://schemas.microsoft.com/office/word/2012/wordml" xmlns:w10="urn:schemas-microsoft-com:office:word" xmlns:wpg="http://schemas.microsoft.com/office/word/2010/wordprocessingGroup" xmlns:wpi="http://schemas.microsoft.com/office/word/2010/wordprocessingInk" xmlns:wne="http://schemas.microsoft.com/office/word/2006/wordml" xmlns:wps="http://schemas.microsoft.com/office/word/2010/wordprocessingShape" xmlns:wpsCustomData="http://www.wps.cn/officeDocument/2013/wpsCustomData" mc:Ignorable="w14 w15 wp14">
-  <w:endnote w:type="separator" w:id="0">
-    <w:p>
-      <w:pPr>
-        <w:spacing w:line="240" w:lineRule="auto"/>
-      </w:pPr>
-      <w:r>
-        <w:separator/>
-      </w:r>
-    </w:p>
-  </w:endnote>
-  <w:endnote w:type="continuationSeparator" w:id="1">
-    <w:p>
-      <w:pPr>
-        <w:spacing w:line="240" w:lineRule="auto"/>
-      </w:pPr>
-      <w:r>
-        <w:continuationSeparator/>
-      </w:r>
-    </w:p>
-  </w:endnote>
-</w:endnotes>
-</file>
-
 <file path=word/footer1.xml><?xml version="1.0" encoding="utf-8"?>
-<w:ftr xmlns:wpc="http://schemas.microsoft.com/office/word/2010/wordprocessingCanvas" xmlns:mc="http://schemas.openxmlformats.org/markup-compatibility/2006" xmlns:o="urn:schemas-microsoft-com:office:office" xmlns:r="http://schemas.openxmlformats.org/officeDocument/2006/relationships" xmlns:m="http://schemas.openxmlformats.org/officeDocument/2006/math" xmlns:v="urn:schemas-microsoft-com:vml" xmlns:wp14="http://schemas.microsoft.com/office/word/2010/wordprocessingDrawing" xmlns:wp="http://schemas.openxmlformats.org/drawingml/2006/wordprocessingDrawing" xmlns:w10="urn:schemas-microsoft-com:office:word" xmlns:w="http://schemas.openxmlformats.org/wordprocessingml/2006/main" xmlns:w14="http://schemas.microsoft.com/office/word/2010/wordml" xmlns:w15="http://schemas.microsoft.com/office/word/2012/wordml" xmlns:wpg="http://schemas.microsoft.com/office/word/2010/wordprocessingGroup" xmlns:wpi="http://schemas.microsoft.com/office/word/2010/wordprocessingInk" xmlns:wne="http://schemas.microsoft.com/office/word/2006/wordml" xmlns:wps="http://schemas.microsoft.com/office/word/2010/wordprocessingShape" xmlns:wpsCustomData="http://www.wps.cn/officeDocument/2013/wpsCustomData" mc:Ignorable="w14 w15 wp14">
+<w:ftr xmlns:wpc="http://schemas.microsoft.com/office/word/2010/wordprocessingCanvas" xmlns:mc="http://schemas.openxmlformats.org/markup-compatibility/2006" xmlns:o="urn:schemas-microsoft-com:office:office" xmlns:r="http://schemas.openxmlformats.org/officeDocument/2006/relationships" xmlns:m="http://schemas.openxmlformats.org/officeDocument/2006/math" xmlns:v="urn:schemas-microsoft-com:vml" xmlns:wp14="http://schemas.microsoft.com/office/word/2010/wordprocessingDrawing" xmlns:wp="http://schemas.openxmlformats.org/drawingml/2006/wordprocessingDrawing" xmlns:w10="urn:schemas-microsoft-com:office:word" xmlns:w="http://schemas.openxmlformats.org/wordprocessingml/2006/main" xmlns:w14="http://schemas.microsoft.com/office/word/2010/wordml" xmlns:w15="http://schemas.microsoft.com/office/word/2012/wordml" xmlns:wne="http://schemas.microsoft.com/office/word/2006/wordml" xmlns:wpg="http://schemas.microsoft.com/office/word/2010/wordprocessingGroup" xmlns:wpi="http://schemas.microsoft.com/office/word/2010/wordprocessingInk" xmlns:wps="http://schemas.microsoft.com/office/word/2010/wordprocessingShape" mc:Ignorable="w14 w15 wp14">
   <w:p>
     <w:pPr>
-      <w:pStyle w:val="14"/>
+      <w:pStyle w:val="Footer"/>
     </w:pPr>
   </w:p>
 </w:ftr>
 </file>
 
-<file path=word/footnotes.xml><?xml version="1.0" encoding="utf-8"?>
-<w:footnotes xmlns:wpc="http://schemas.microsoft.com/office/word/2010/wordprocessingCanvas" xmlns:mc="http://schemas.openxmlformats.org/markup-compatibility/2006" xmlns:o="urn:schemas-microsoft-com:office:office" xmlns:r="http://schemas.openxmlformats.org/officeDocument/2006/relationships" xmlns:m="http://schemas.openxmlformats.org/officeDocument/2006/math" xmlns:v="urn:schemas-microsoft-com:vml" xmlns:wp14="http://schemas.microsoft.com/office/word/2010/wordprocessingDrawing" xmlns:wp="http://schemas.openxmlformats.org/drawingml/2006/wordprocessingDrawing" xmlns:w="http://schemas.openxmlformats.org/wordprocessingml/2006/main" xmlns:w14="http://schemas.microsoft.com/office/word/2010/wordml" xmlns:w15="http://schemas.microsoft.com/office/word/2012/wordml" xmlns:w10="urn:schemas-microsoft-com:office:word" xmlns:wpg="http://schemas.microsoft.com/office/word/2010/wordprocessingGroup" xmlns:wpi="http://schemas.microsoft.com/office/word/2010/wordprocessingInk" xmlns:wne="http://schemas.microsoft.com/office/word/2006/wordml" xmlns:wps="http://schemas.microsoft.com/office/word/2010/wordprocessingShape" xmlns:wpsCustomData="http://www.wps.cn/officeDocument/2013/wpsCustomData" mc:Ignorable="w14 w15 wp14">
-  <w:footnote w:type="separator" w:id="0">
-    <w:p>
-      <w:pPr>
-        <w:spacing w:line="360" w:lineRule="auto"/>
-      </w:pPr>
-      <w:r>
-        <w:separator/>
-      </w:r>
-    </w:p>
-  </w:footnote>
-  <w:footnote w:type="continuationSeparator" w:id="1">
-    <w:p>
-      <w:pPr>
-        <w:spacing w:line="360" w:lineRule="auto"/>
-      </w:pPr>
-      <w:r>
-        <w:continuationSeparator/>
-      </w:r>
-    </w:p>
-  </w:footnote>
-</w:footnotes>
-</file>
-
 <file path=word/header1.xml><?xml version="1.0" encoding="utf-8"?>
-<w:hdr xmlns:wpc="http://schemas.microsoft.com/office/word/2010/wordprocessingCanvas" xmlns:mc="http://schemas.openxmlformats.org/markup-compatibility/2006" xmlns:o="urn:schemas-microsoft-com:office:office" xmlns:r="http://schemas.openxmlformats.org/officeDocument/2006/relationships" xmlns:m="http://schemas.openxmlformats.org/officeDocument/2006/math" xmlns:v="urn:schemas-microsoft-com:vml" xmlns:wp14="http://schemas.microsoft.com/office/word/2010/wordprocessingDrawing" xmlns:wp="http://schemas.openxmlformats.org/drawingml/2006/wordprocessingDrawing" xmlns:w10="urn:schemas-microsoft-com:office:word" xmlns:w="http://schemas.openxmlformats.org/wordprocessingml/2006/main" xmlns:w14="http://schemas.microsoft.com/office/word/2010/wordml" xmlns:w15="http://schemas.microsoft.com/office/word/2012/wordml" xmlns:wpg="http://schemas.microsoft.com/office/word/2010/wordprocessingGroup" xmlns:wpi="http://schemas.microsoft.com/office/word/2010/wordprocessingInk" xmlns:wne="http://schemas.microsoft.com/office/word/2006/wordml" xmlns:wps="http://schemas.microsoft.com/office/word/2010/wordprocessingShape" xmlns:wpsCustomData="http://www.wps.cn/officeDocument/2013/wpsCustomData" mc:Ignorable="w14 w15 wp14">
+<w:hdr xmlns:wpc="http://schemas.microsoft.com/office/word/2010/wordprocessingCanvas" xmlns:mc="http://schemas.openxmlformats.org/markup-compatibility/2006" xmlns:o="urn:schemas-microsoft-com:office:office" xmlns:r="http://schemas.openxmlformats.org/officeDocument/2006/relationships" xmlns:m="http://schemas.openxmlformats.org/officeDocument/2006/math" xmlns:v="urn:schemas-microsoft-com:vml" xmlns:wp14="http://schemas.microsoft.com/office/word/2010/wordprocessingDrawing" xmlns:wp="http://schemas.openxmlformats.org/drawingml/2006/wordprocessingDrawing" xmlns:w10="urn:schemas-microsoft-com:office:word" xmlns:w="http://schemas.openxmlformats.org/wordprocessingml/2006/main" xmlns:w14="http://schemas.microsoft.com/office/word/2010/wordml" xmlns:w15="http://schemas.microsoft.com/office/word/2012/wordml" xmlns:wne="http://schemas.microsoft.com/office/word/2006/wordml" xmlns:wpg="http://schemas.microsoft.com/office/word/2010/wordprocessingGroup" xmlns:wpi="http://schemas.microsoft.com/office/word/2010/wordprocessingInk" xmlns:wps="http://schemas.microsoft.com/office/word/2010/wordprocessingShape" mc:Ignorable="w14 w15 wp14">
   <w:p>
     <w:pPr>
-      <w:pStyle w:val="15"/>
+      <w:pStyle w:val="Header"/>
       <w:pBdr>
-        <w:bottom w:val="single" w:color="auto" w:sz="4" w:space="1"/>
+        <w:bottom w:val="single" w:sz="4" w:space="1" w:color="auto"/>
       </w:pBdr>
       <w:tabs>
         <w:tab w:val="left" w:pos="335"/>
@@ -5032,27 +4961,27 @@
       </w:tabs>
       <w:jc w:val="right"/>
       <w:rPr>
-        <w:rFonts w:hint="eastAsia" w:eastAsiaTheme="minorEastAsia"/>
+        <w:rFonts w:eastAsiaTheme="minorEastAsia" w:hint="eastAsia"/>
         <w:lang w:eastAsia="zh-CN"/>
       </w:rPr>
     </w:pPr>
     <w:r>
       <w:rPr>
-        <w:rFonts w:hint="eastAsia" w:eastAsiaTheme="minorEastAsia"/>
+        <w:rFonts w:eastAsiaTheme="minorEastAsia" w:hint="eastAsia"/>
         <w:lang w:val="en-US" w:eastAsia="zh-CN"/>
       </w:rPr>
       <w:tab/>
     </w:r>
     <w:r>
       <w:rPr>
-        <w:rFonts w:hint="eastAsia" w:eastAsiaTheme="minorEastAsia"/>
+        <w:rFonts w:eastAsiaTheme="minorEastAsia" w:hint="eastAsia"/>
         <w:lang w:val="en-US" w:eastAsia="zh-CN"/>
       </w:rPr>
       <w:tab/>
     </w:r>
     <w:r>
       <w:rPr>
-        <w:rFonts w:hint="eastAsia" w:eastAsiaTheme="minorEastAsia"/>
+        <w:rFonts w:eastAsiaTheme="minorEastAsia" w:hint="eastAsia"/>
         <w:lang w:val="en-US" w:eastAsia="zh-CN"/>
       </w:rPr>
       <w:t>江西通信产业服务有限公司</w:t>
@@ -5062,15 +4991,15 @@
 </file>
 
 <file path=word/numbering.xml><?xml version="1.0" encoding="utf-8"?>
-<w:numbering xmlns:wpc="http://schemas.microsoft.com/office/word/2010/wordprocessingCanvas" xmlns:mc="http://schemas.openxmlformats.org/markup-compatibility/2006" xmlns:o="urn:schemas-microsoft-com:office:office" xmlns:r="http://schemas.openxmlformats.org/officeDocument/2006/relationships" xmlns:m="http://schemas.openxmlformats.org/officeDocument/2006/math" xmlns:v="urn:schemas-microsoft-com:vml" xmlns:wp14="http://schemas.microsoft.com/office/word/2010/wordprocessingDrawing" xmlns:wp="http://schemas.openxmlformats.org/drawingml/2006/wordprocessingDrawing" xmlns:w10="urn:schemas-microsoft-com:office:word" xmlns:w="http://schemas.openxmlformats.org/wordprocessingml/2006/main" xmlns:w14="http://schemas.microsoft.com/office/word/2010/wordml" xmlns:wpg="http://schemas.microsoft.com/office/word/2010/wordprocessingGroup" xmlns:wpi="http://schemas.microsoft.com/office/word/2010/wordprocessingInk" xmlns:wne="http://schemas.microsoft.com/office/word/2006/wordml" xmlns:wps="http://schemas.microsoft.com/office/word/2010/wordprocessingShape" xmlns:wpsCustomData="http://www.wps.cn/officeDocument/2013/wpsCustomData" mc:Ignorable="w14 wp14">
+<w:numbering xmlns:wpc="http://schemas.microsoft.com/office/word/2010/wordprocessingCanvas" xmlns:mc="http://schemas.openxmlformats.org/markup-compatibility/2006" xmlns:o="urn:schemas-microsoft-com:office:office" xmlns:r="http://schemas.openxmlformats.org/officeDocument/2006/relationships" xmlns:m="http://schemas.openxmlformats.org/officeDocument/2006/math" xmlns:v="urn:schemas-microsoft-com:vml" xmlns:wp14="http://schemas.microsoft.com/office/word/2010/wordprocessingDrawing" xmlns:wp="http://schemas.openxmlformats.org/drawingml/2006/wordprocessingDrawing" xmlns:w10="urn:schemas-microsoft-com:office:word" xmlns:w="http://schemas.openxmlformats.org/wordprocessingml/2006/main" xmlns:w14="http://schemas.microsoft.com/office/word/2010/wordml" xmlns:w15="http://schemas.microsoft.com/office/word/2012/wordml" xmlns:wne="http://schemas.microsoft.com/office/word/2006/wordml" xmlns:wpg="http://schemas.microsoft.com/office/word/2010/wordprocessingGroup" xmlns:wpi="http://schemas.microsoft.com/office/word/2010/wordprocessingInk" xmlns:wps="http://schemas.microsoft.com/office/word/2010/wordprocessingShape" mc:Ignorable="w14 w15 wp14">
   <w:abstractNum w:abstractNumId="0">
     <w:nsid w:val="8E964DCE"/>
     <w:multiLevelType w:val="multilevel"/>
     <w:tmpl w:val="8E964DCE"/>
-    <w:lvl w:ilvl="0" w:tentative="0">
+    <w:lvl w:ilvl="0">
       <w:start w:val="1"/>
       <w:numFmt w:val="decimal"/>
-      <w:pStyle w:val="2"/>
+      <w:pStyle w:val="Heading1"/>
       <w:lvlText w:val="%1."/>
       <w:lvlJc w:val="left"/>
       <w:pPr>
@@ -5080,10 +5009,10 @@
         <w:rFonts w:hint="default"/>
       </w:rPr>
     </w:lvl>
-    <w:lvl w:ilvl="1" w:tentative="0">
+    <w:lvl w:ilvl="1">
       <w:start w:val="1"/>
       <w:numFmt w:val="decimal"/>
-      <w:pStyle w:val="3"/>
+      <w:pStyle w:val="Heading2"/>
       <w:lvlText w:val="%1.%2."/>
       <w:lvlJc w:val="left"/>
       <w:pPr>
@@ -5093,10 +5022,10 @@
         <w:rFonts w:hint="default"/>
       </w:rPr>
     </w:lvl>
-    <w:lvl w:ilvl="2" w:tentative="0">
+    <w:lvl w:ilvl="2">
       <w:start w:val="1"/>
       <w:numFmt w:val="decimal"/>
-      <w:pStyle w:val="4"/>
+      <w:pStyle w:val="Heading3"/>
       <w:lvlText w:val="%1.%2.%3."/>
       <w:lvlJc w:val="left"/>
       <w:pPr>
@@ -5106,10 +5035,10 @@
         <w:rFonts w:hint="default"/>
       </w:rPr>
     </w:lvl>
-    <w:lvl w:ilvl="3" w:tentative="0">
+    <w:lvl w:ilvl="3">
       <w:start w:val="1"/>
       <w:numFmt w:val="decimal"/>
-      <w:pStyle w:val="5"/>
+      <w:pStyle w:val="Heading4"/>
       <w:lvlText w:val="%1.%2.%3.%4."/>
       <w:lvlJc w:val="left"/>
       <w:pPr>
@@ -5119,10 +5048,10 @@
         <w:rFonts w:hint="default"/>
       </w:rPr>
     </w:lvl>
-    <w:lvl w:ilvl="4" w:tentative="0">
+    <w:lvl w:ilvl="4">
       <w:start w:val="1"/>
       <w:numFmt w:val="decimal"/>
-      <w:pStyle w:val="6"/>
+      <w:pStyle w:val="Heading5"/>
       <w:lvlText w:val="%1.%2.%3.%4.%5."/>
       <w:lvlJc w:val="left"/>
       <w:pPr>
@@ -5132,10 +5061,10 @@
         <w:rFonts w:hint="default"/>
       </w:rPr>
     </w:lvl>
-    <w:lvl w:ilvl="5" w:tentative="0">
+    <w:lvl w:ilvl="5">
       <w:start w:val="1"/>
       <w:numFmt w:val="decimal"/>
-      <w:pStyle w:val="7"/>
+      <w:pStyle w:val="Heading6"/>
       <w:lvlText w:val="%1.%2.%3.%4.%5.%6."/>
       <w:lvlJc w:val="left"/>
       <w:pPr>
@@ -5145,10 +5074,10 @@
         <w:rFonts w:hint="default"/>
       </w:rPr>
     </w:lvl>
-    <w:lvl w:ilvl="6" w:tentative="0">
+    <w:lvl w:ilvl="6">
       <w:start w:val="1"/>
       <w:numFmt w:val="decimal"/>
-      <w:pStyle w:val="8"/>
+      <w:pStyle w:val="Heading7"/>
       <w:lvlText w:val="%1.%2.%3.%4.%5.%6.%7."/>
       <w:lvlJc w:val="left"/>
       <w:pPr>
@@ -5158,10 +5087,10 @@
         <w:rFonts w:hint="default"/>
       </w:rPr>
     </w:lvl>
-    <w:lvl w:ilvl="7" w:tentative="0">
+    <w:lvl w:ilvl="7">
       <w:start w:val="1"/>
       <w:numFmt w:val="decimal"/>
-      <w:pStyle w:val="9"/>
+      <w:pStyle w:val="Heading8"/>
       <w:lvlText w:val="%1.%2.%3.%4.%5.%6.%7.%8."/>
       <w:lvlJc w:val="left"/>
       <w:pPr>
@@ -5171,10 +5100,10 @@
         <w:rFonts w:hint="default"/>
       </w:rPr>
     </w:lvl>
-    <w:lvl w:ilvl="8" w:tentative="0">
+    <w:lvl w:ilvl="8">
       <w:start w:val="1"/>
       <w:numFmt w:val="decimal"/>
-      <w:pStyle w:val="10"/>
+      <w:pStyle w:val="Heading9"/>
       <w:lvlText w:val="%1.%2.%3.%4.%5.%6.%7.%8.%9."/>
       <w:lvlJc w:val="left"/>
       <w:pPr>
@@ -5189,7 +5118,7 @@
     <w:nsid w:val="B7581AE9"/>
     <w:multiLevelType w:val="singleLevel"/>
     <w:tmpl w:val="B7581AE9"/>
-    <w:lvl w:ilvl="0" w:tentative="0">
+    <w:lvl w:ilvl="0">
       <w:start w:val="1"/>
       <w:numFmt w:val="decimal"/>
       <w:lvlText w:val="%1."/>
@@ -5212,269 +5141,267 @@
 </file>
 
 <file path=word/styles.xml><?xml version="1.0" encoding="utf-8"?>
-<w:styles xmlns:mc="http://schemas.openxmlformats.org/markup-compatibility/2006" xmlns:o="urn:schemas-microsoft-com:office:office" xmlns:r="http://schemas.openxmlformats.org/officeDocument/2006/relationships" xmlns:m="http://schemas.openxmlformats.org/officeDocument/2006/math" xmlns:v="urn:schemas-microsoft-com:vml" xmlns:w="http://schemas.openxmlformats.org/wordprocessingml/2006/main" xmlns:w14="http://schemas.microsoft.com/office/word/2010/wordml" xmlns:w10="urn:schemas-microsoft-com:office:word" xmlns:sl="http://schemas.openxmlformats.org/schemaLibrary/2006/main" xmlns:wpsCustomData="http://www.wps.cn/officeDocument/2013/wpsCustomData" mc:Ignorable="w14">
+<w:styles xmlns:mc="http://schemas.openxmlformats.org/markup-compatibility/2006" xmlns:r="http://schemas.openxmlformats.org/officeDocument/2006/relationships" xmlns:w="http://schemas.openxmlformats.org/wordprocessingml/2006/main" xmlns:w14="http://schemas.microsoft.com/office/word/2010/wordml" xmlns:w15="http://schemas.microsoft.com/office/word/2012/wordml" mc:Ignorable="w14 w15">
   <w:docDefaults>
     <w:rPrDefault>
       <w:rPr>
-        <w:rFonts w:ascii="Times New Roman" w:hAnsi="Times New Roman" w:eastAsia="宋体" w:cs="Times New Roman"/>
+        <w:rFonts w:ascii="Times New Roman" w:eastAsia="宋体" w:hAnsi="Times New Roman" w:cs="Times New Roman"/>
       </w:rPr>
     </w:rPrDefault>
     <w:pPrDefault/>
   </w:docDefaults>
-  <w:latentStyles w:count="260" w:defQFormat="0" w:defUnhideWhenUsed="1" w:defSemiHidden="1" w:defUIPriority="99" w:defLockedState="0">
-    <w:lsdException w:qFormat="1" w:unhideWhenUsed="0" w:uiPriority="0" w:semiHidden="0" w:name="Normal"/>
-    <w:lsdException w:qFormat="1" w:unhideWhenUsed="0" w:uiPriority="0" w:semiHidden="0" w:name="heading 1"/>
-    <w:lsdException w:qFormat="1" w:uiPriority="0" w:semiHidden="0" w:name="heading 2"/>
-    <w:lsdException w:qFormat="1" w:uiPriority="0" w:name="heading 3"/>
-    <w:lsdException w:qFormat="1" w:uiPriority="0" w:semiHidden="0" w:name="heading 4"/>
-    <w:lsdException w:qFormat="1" w:uiPriority="0" w:name="heading 5"/>
-    <w:lsdException w:qFormat="1" w:uiPriority="0" w:name="heading 6"/>
-    <w:lsdException w:qFormat="1" w:uiPriority="0" w:name="heading 7"/>
-    <w:lsdException w:qFormat="1" w:uiPriority="0" w:name="heading 8"/>
-    <w:lsdException w:qFormat="1" w:uiPriority="0" w:name="heading 9"/>
-    <w:lsdException w:unhideWhenUsed="0" w:uiPriority="0" w:semiHidden="0" w:name="index 1"/>
-    <w:lsdException w:unhideWhenUsed="0" w:uiPriority="0" w:semiHidden="0" w:name="index 2"/>
-    <w:lsdException w:unhideWhenUsed="0" w:uiPriority="0" w:semiHidden="0" w:name="index 3"/>
-    <w:lsdException w:unhideWhenUsed="0" w:uiPriority="0" w:semiHidden="0" w:name="index 4"/>
-    <w:lsdException w:unhideWhenUsed="0" w:uiPriority="0" w:semiHidden="0" w:name="index 5"/>
-    <w:lsdException w:unhideWhenUsed="0" w:uiPriority="0" w:semiHidden="0" w:name="index 6"/>
-    <w:lsdException w:unhideWhenUsed="0" w:uiPriority="0" w:semiHidden="0" w:name="index 7"/>
-    <w:lsdException w:unhideWhenUsed="0" w:uiPriority="0" w:semiHidden="0" w:name="index 8"/>
-    <w:lsdException w:unhideWhenUsed="0" w:uiPriority="0" w:semiHidden="0" w:name="index 9"/>
-    <w:lsdException w:qFormat="1" w:unhideWhenUsed="0" w:uiPriority="0" w:semiHidden="0" w:name="toc 1"/>
-    <w:lsdException w:qFormat="1" w:unhideWhenUsed="0" w:uiPriority="0" w:semiHidden="0" w:name="toc 2"/>
-    <w:lsdException w:qFormat="1" w:unhideWhenUsed="0" w:uiPriority="0" w:semiHidden="0" w:name="toc 3"/>
-    <w:lsdException w:unhideWhenUsed="0" w:uiPriority="0" w:semiHidden="0" w:name="toc 4"/>
-    <w:lsdException w:unhideWhenUsed="0" w:uiPriority="0" w:semiHidden="0" w:name="toc 5"/>
-    <w:lsdException w:unhideWhenUsed="0" w:uiPriority="0" w:semiHidden="0" w:name="toc 6"/>
-    <w:lsdException w:unhideWhenUsed="0" w:uiPriority="0" w:semiHidden="0" w:name="toc 7"/>
-    <w:lsdException w:unhideWhenUsed="0" w:uiPriority="0" w:semiHidden="0" w:name="toc 8"/>
-    <w:lsdException w:unhideWhenUsed="0" w:uiPriority="0" w:semiHidden="0" w:name="toc 9"/>
-    <w:lsdException w:unhideWhenUsed="0" w:uiPriority="0" w:semiHidden="0" w:name="Normal Indent"/>
-    <w:lsdException w:unhideWhenUsed="0" w:uiPriority="0" w:semiHidden="0" w:name="footnote text"/>
-    <w:lsdException w:qFormat="1" w:unhideWhenUsed="0" w:uiPriority="0" w:semiHidden="0" w:name="annotation text"/>
-    <w:lsdException w:qFormat="1" w:unhideWhenUsed="0" w:uiPriority="0" w:semiHidden="0" w:name="header"/>
-    <w:lsdException w:qFormat="1" w:unhideWhenUsed="0" w:uiPriority="0" w:semiHidden="0" w:name="footer"/>
-    <w:lsdException w:unhideWhenUsed="0" w:uiPriority="0" w:semiHidden="0" w:name="index heading"/>
-    <w:lsdException w:qFormat="1" w:uiPriority="0" w:name="caption"/>
-    <w:lsdException w:unhideWhenUsed="0" w:uiPriority="0" w:semiHidden="0" w:name="table of figures"/>
-    <w:lsdException w:unhideWhenUsed="0" w:uiPriority="0" w:semiHidden="0" w:name="envelope address"/>
-    <w:lsdException w:unhideWhenUsed="0" w:uiPriority="0" w:semiHidden="0" w:name="envelope return"/>
-    <w:lsdException w:unhideWhenUsed="0" w:uiPriority="0" w:semiHidden="0" w:name="footnote reference"/>
-    <w:lsdException w:unhideWhenUsed="0" w:uiPriority="0" w:semiHidden="0" w:name="annotation reference"/>
-    <w:lsdException w:unhideWhenUsed="0" w:uiPriority="0" w:semiHidden="0" w:name="line number"/>
-    <w:lsdException w:unhideWhenUsed="0" w:uiPriority="0" w:semiHidden="0" w:name="page number"/>
-    <w:lsdException w:unhideWhenUsed="0" w:uiPriority="0" w:semiHidden="0" w:name="endnote reference"/>
-    <w:lsdException w:unhideWhenUsed="0" w:uiPriority="0" w:semiHidden="0" w:name="endnote text"/>
-    <w:lsdException w:unhideWhenUsed="0" w:uiPriority="0" w:semiHidden="0" w:name="table of authorities"/>
-    <w:lsdException w:unhideWhenUsed="0" w:uiPriority="0" w:semiHidden="0" w:name="macro"/>
-    <w:lsdException w:unhideWhenUsed="0" w:uiPriority="0" w:semiHidden="0" w:name="toa heading"/>
-    <w:lsdException w:unhideWhenUsed="0" w:uiPriority="0" w:semiHidden="0" w:name="List"/>
-    <w:lsdException w:unhideWhenUsed="0" w:uiPriority="0" w:semiHidden="0" w:name="List Bullet"/>
-    <w:lsdException w:unhideWhenUsed="0" w:uiPriority="0" w:semiHidden="0" w:name="List Number"/>
-    <w:lsdException w:unhideWhenUsed="0" w:uiPriority="0" w:semiHidden="0" w:name="List 2"/>
-    <w:lsdException w:unhideWhenUsed="0" w:uiPriority="0" w:semiHidden="0" w:name="List 3"/>
-    <w:lsdException w:unhideWhenUsed="0" w:uiPriority="0" w:semiHidden="0" w:name="List 4"/>
-    <w:lsdException w:unhideWhenUsed="0" w:uiPriority="0" w:semiHidden="0" w:name="List 5"/>
-    <w:lsdException w:unhideWhenUsed="0" w:uiPriority="0" w:semiHidden="0" w:name="List Bullet 2"/>
-    <w:lsdException w:unhideWhenUsed="0" w:uiPriority="0" w:semiHidden="0" w:name="List Bullet 3"/>
-    <w:lsdException w:unhideWhenUsed="0" w:uiPriority="0" w:semiHidden="0" w:name="List Bullet 4"/>
-    <w:lsdException w:unhideWhenUsed="0" w:uiPriority="0" w:semiHidden="0" w:name="List Bullet 5"/>
-    <w:lsdException w:unhideWhenUsed="0" w:uiPriority="0" w:semiHidden="0" w:name="List Number 2"/>
-    <w:lsdException w:unhideWhenUsed="0" w:uiPriority="0" w:semiHidden="0" w:name="List Number 3"/>
-    <w:lsdException w:unhideWhenUsed="0" w:uiPriority="0" w:semiHidden="0" w:name="List Number 4"/>
-    <w:lsdException w:unhideWhenUsed="0" w:uiPriority="0" w:semiHidden="0" w:name="List Number 5"/>
-    <w:lsdException w:qFormat="1" w:unhideWhenUsed="0" w:uiPriority="0" w:semiHidden="0" w:name="Title"/>
-    <w:lsdException w:unhideWhenUsed="0" w:uiPriority="0" w:semiHidden="0" w:name="Closing"/>
-    <w:lsdException w:unhideWhenUsed="0" w:uiPriority="0" w:semiHidden="0" w:name="Signature"/>
-    <w:lsdException w:qFormat="1" w:unhideWhenUsed="0" w:uiPriority="0" w:name="Default Paragraph Font"/>
-    <w:lsdException w:qFormat="1" w:unhideWhenUsed="0" w:uiPriority="0" w:name="Body Text"/>
-    <w:lsdException w:unhideWhenUsed="0" w:uiPriority="0" w:semiHidden="0" w:name="Body Text Indent"/>
-    <w:lsdException w:unhideWhenUsed="0" w:uiPriority="0" w:semiHidden="0" w:name="List Continue"/>
-    <w:lsdException w:unhideWhenUsed="0" w:uiPriority="0" w:semiHidden="0" w:name="List Continue 2"/>
-    <w:lsdException w:unhideWhenUsed="0" w:uiPriority="0" w:semiHidden="0" w:name="List Continue 3"/>
-    <w:lsdException w:unhideWhenUsed="0" w:uiPriority="0" w:semiHidden="0" w:name="List Continue 4"/>
-    <w:lsdException w:unhideWhenUsed="0" w:uiPriority="0" w:semiHidden="0" w:name="List Continue 5"/>
-    <w:lsdException w:unhideWhenUsed="0" w:uiPriority="0" w:semiHidden="0" w:name="Message Header"/>
-    <w:lsdException w:qFormat="1" w:unhideWhenUsed="0" w:uiPriority="0" w:semiHidden="0" w:name="Subtitle"/>
-    <w:lsdException w:unhideWhenUsed="0" w:uiPriority="0" w:semiHidden="0" w:name="Salutation"/>
-    <w:lsdException w:unhideWhenUsed="0" w:uiPriority="0" w:semiHidden="0" w:name="Date"/>
-    <w:lsdException w:unhideWhenUsed="0" w:uiPriority="0" w:semiHidden="0" w:name="Body Text First Indent"/>
-    <w:lsdException w:unhideWhenUsed="0" w:uiPriority="0" w:semiHidden="0" w:name="Body Text First Indent 2"/>
-    <w:lsdException w:uiPriority="99" w:name="Note Heading"/>
-    <w:lsdException w:unhideWhenUsed="0" w:uiPriority="0" w:semiHidden="0" w:name="Body Text 2"/>
-    <w:lsdException w:unhideWhenUsed="0" w:uiPriority="0" w:semiHidden="0" w:name="Body Text 3"/>
-    <w:lsdException w:unhideWhenUsed="0" w:uiPriority="0" w:semiHidden="0" w:name="Body Text Indent 2"/>
-    <w:lsdException w:unhideWhenUsed="0" w:uiPriority="0" w:semiHidden="0" w:name="Body Text Indent 3"/>
-    <w:lsdException w:unhideWhenUsed="0" w:uiPriority="0" w:semiHidden="0" w:name="Block Text"/>
-    <w:lsdException w:unhideWhenUsed="0" w:uiPriority="0" w:semiHidden="0" w:name="Hyperlink"/>
-    <w:lsdException w:unhideWhenUsed="0" w:uiPriority="0" w:semiHidden="0" w:name="FollowedHyperlink"/>
-    <w:lsdException w:qFormat="1" w:unhideWhenUsed="0" w:uiPriority="0" w:semiHidden="0" w:name="Strong"/>
-    <w:lsdException w:qFormat="1" w:unhideWhenUsed="0" w:uiPriority="0" w:semiHidden="0" w:name="Emphasis"/>
-    <w:lsdException w:unhideWhenUsed="0" w:uiPriority="0" w:semiHidden="0" w:name="Document Map"/>
-    <w:lsdException w:unhideWhenUsed="0" w:uiPriority="0" w:semiHidden="0" w:name="Plain Text"/>
-    <w:lsdException w:unhideWhenUsed="0" w:uiPriority="0" w:semiHidden="0" w:name="E-mail Signature"/>
-    <w:lsdException w:qFormat="1" w:unhideWhenUsed="0" w:uiPriority="0" w:semiHidden="0" w:name="Normal (Web)"/>
-    <w:lsdException w:unhideWhenUsed="0" w:uiPriority="0" w:semiHidden="0" w:name="HTML Acronym"/>
-    <w:lsdException w:unhideWhenUsed="0" w:uiPriority="0" w:semiHidden="0" w:name="HTML Address"/>
-    <w:lsdException w:unhideWhenUsed="0" w:uiPriority="0" w:semiHidden="0" w:name="HTML Cite"/>
-    <w:lsdException w:unhideWhenUsed="0" w:uiPriority="0" w:semiHidden="0" w:name="HTML Code"/>
-    <w:lsdException w:unhideWhenUsed="0" w:uiPriority="0" w:semiHidden="0" w:name="HTML Definition"/>
-    <w:lsdException w:unhideWhenUsed="0" w:uiPriority="0" w:semiHidden="0" w:name="HTML Keyboard"/>
-    <w:lsdException w:unhideWhenUsed="0" w:uiPriority="0" w:semiHidden="0" w:name="HTML Preformatted"/>
-    <w:lsdException w:unhideWhenUsed="0" w:uiPriority="0" w:semiHidden="0" w:name="HTML Sample"/>
-    <w:lsdException w:unhideWhenUsed="0" w:uiPriority="0" w:semiHidden="0" w:name="HTML Typewriter"/>
-    <w:lsdException w:unhideWhenUsed="0" w:uiPriority="0" w:semiHidden="0" w:name="HTML Variable"/>
-    <w:lsdException w:qFormat="1" w:unhideWhenUsed="0" w:uiPriority="0" w:name="Normal Table"/>
-    <w:lsdException w:unhideWhenUsed="0" w:uiPriority="0" w:semiHidden="0" w:name="annotation subject"/>
-    <w:lsdException w:unhideWhenUsed="0" w:uiPriority="0" w:semiHidden="0" w:name="Table Simple 1"/>
-    <w:lsdException w:unhideWhenUsed="0" w:uiPriority="0" w:semiHidden="0" w:name="Table Simple 2"/>
-    <w:lsdException w:unhideWhenUsed="0" w:uiPriority="0" w:semiHidden="0" w:name="Table Simple 3"/>
-    <w:lsdException w:unhideWhenUsed="0" w:uiPriority="0" w:semiHidden="0" w:name="Table Classic 1"/>
-    <w:lsdException w:unhideWhenUsed="0" w:uiPriority="0" w:semiHidden="0" w:name="Table Classic 2"/>
-    <w:lsdException w:unhideWhenUsed="0" w:uiPriority="0" w:semiHidden="0" w:name="Table Classic 3"/>
-    <w:lsdException w:unhideWhenUsed="0" w:uiPriority="0" w:semiHidden="0" w:name="Table Classic 4"/>
-    <w:lsdException w:unhideWhenUsed="0" w:uiPriority="0" w:semiHidden="0" w:name="Table Colorful 1"/>
-    <w:lsdException w:unhideWhenUsed="0" w:uiPriority="0" w:semiHidden="0" w:name="Table Colorful 2"/>
-    <w:lsdException w:unhideWhenUsed="0" w:uiPriority="0" w:semiHidden="0" w:name="Table Colorful 3"/>
-    <w:lsdException w:unhideWhenUsed="0" w:uiPriority="0" w:semiHidden="0" w:name="Table Columns 1"/>
-    <w:lsdException w:unhideWhenUsed="0" w:uiPriority="0" w:semiHidden="0" w:name="Table Columns 2"/>
-    <w:lsdException w:unhideWhenUsed="0" w:uiPriority="0" w:semiHidden="0" w:name="Table Columns 3"/>
-    <w:lsdException w:unhideWhenUsed="0" w:uiPriority="0" w:semiHidden="0" w:name="Table Columns 4"/>
-    <w:lsdException w:unhideWhenUsed="0" w:uiPriority="0" w:semiHidden="0" w:name="Table Columns 5"/>
-    <w:lsdException w:unhideWhenUsed="0" w:uiPriority="0" w:semiHidden="0" w:name="Table Grid 1"/>
-    <w:lsdException w:unhideWhenUsed="0" w:uiPriority="0" w:semiHidden="0" w:name="Table Grid 2"/>
-    <w:lsdException w:unhideWhenUsed="0" w:uiPriority="0" w:semiHidden="0" w:name="Table Grid 3"/>
-    <w:lsdException w:unhideWhenUsed="0" w:uiPriority="0" w:semiHidden="0" w:name="Table Grid 4"/>
-    <w:lsdException w:unhideWhenUsed="0" w:uiPriority="0" w:semiHidden="0" w:name="Table Grid 5"/>
-    <w:lsdException w:unhideWhenUsed="0" w:uiPriority="0" w:semiHidden="0" w:name="Table Grid 6"/>
-    <w:lsdException w:unhideWhenUsed="0" w:uiPriority="0" w:semiHidden="0" w:name="Table Grid 7"/>
-    <w:lsdException w:unhideWhenUsed="0" w:uiPriority="0" w:semiHidden="0" w:name="Table Grid 8"/>
-    <w:lsdException w:unhideWhenUsed="0" w:uiPriority="0" w:semiHidden="0" w:name="Table List 1"/>
-    <w:lsdException w:unhideWhenUsed="0" w:uiPriority="0" w:semiHidden="0" w:name="Table List 2"/>
-    <w:lsdException w:unhideWhenUsed="0" w:uiPriority="0" w:semiHidden="0" w:name="Table List 3"/>
-    <w:lsdException w:unhideWhenUsed="0" w:uiPriority="0" w:semiHidden="0" w:name="Table List 4"/>
-    <w:lsdException w:unhideWhenUsed="0" w:uiPriority="0" w:semiHidden="0" w:name="Table List 5"/>
-    <w:lsdException w:unhideWhenUsed="0" w:uiPriority="0" w:semiHidden="0" w:name="Table List 6"/>
-    <w:lsdException w:unhideWhenUsed="0" w:uiPriority="0" w:semiHidden="0" w:name="Table List 7"/>
-    <w:lsdException w:unhideWhenUsed="0" w:uiPriority="0" w:semiHidden="0" w:name="Table List 8"/>
-    <w:lsdException w:unhideWhenUsed="0" w:uiPriority="0" w:semiHidden="0" w:name="Table 3D effects 1"/>
-    <w:lsdException w:unhideWhenUsed="0" w:uiPriority="0" w:semiHidden="0" w:name="Table 3D effects 2"/>
-    <w:lsdException w:unhideWhenUsed="0" w:uiPriority="0" w:semiHidden="0" w:name="Table 3D effects 3"/>
-    <w:lsdException w:unhideWhenUsed="0" w:uiPriority="0" w:semiHidden="0" w:name="Table Contemporary"/>
-    <w:lsdException w:unhideWhenUsed="0" w:uiPriority="0" w:semiHidden="0" w:name="Table Elegant"/>
-    <w:lsdException w:unhideWhenUsed="0" w:uiPriority="0" w:semiHidden="0" w:name="Table Professional"/>
-    <w:lsdException w:unhideWhenUsed="0" w:uiPriority="0" w:semiHidden="0" w:name="Table Subtle 1"/>
-    <w:lsdException w:unhideWhenUsed="0" w:uiPriority="0" w:semiHidden="0" w:name="Table Subtle 2"/>
-    <w:lsdException w:unhideWhenUsed="0" w:uiPriority="0" w:semiHidden="0" w:name="Table Web 1"/>
-    <w:lsdException w:unhideWhenUsed="0" w:uiPriority="0" w:semiHidden="0" w:name="Table Web 2"/>
-    <w:lsdException w:unhideWhenUsed="0" w:uiPriority="0" w:semiHidden="0" w:name="Table Web 3"/>
-    <w:lsdException w:unhideWhenUsed="0" w:uiPriority="0" w:semiHidden="0" w:name="Balloon Text"/>
-    <w:lsdException w:qFormat="1" w:unhideWhenUsed="0" w:uiPriority="0" w:semiHidden="0" w:name="Table Grid"/>
-    <w:lsdException w:unhideWhenUsed="0" w:uiPriority="0" w:semiHidden="0" w:name="Table Theme"/>
-    <w:lsdException w:unhideWhenUsed="0" w:uiPriority="60" w:semiHidden="0" w:name="Light Shading"/>
-    <w:lsdException w:unhideWhenUsed="0" w:uiPriority="61" w:semiHidden="0" w:name="Light List"/>
-    <w:lsdException w:unhideWhenUsed="0" w:uiPriority="62" w:semiHidden="0" w:name="Light Grid"/>
-    <w:lsdException w:unhideWhenUsed="0" w:uiPriority="63" w:semiHidden="0" w:name="Medium Shading 1"/>
-    <w:lsdException w:unhideWhenUsed="0" w:uiPriority="64" w:semiHidden="0" w:name="Medium Shading 2"/>
-    <w:lsdException w:unhideWhenUsed="0" w:uiPriority="65" w:semiHidden="0" w:name="Medium List 1"/>
-    <w:lsdException w:unhideWhenUsed="0" w:uiPriority="66" w:semiHidden="0" w:name="Medium List 2"/>
-    <w:lsdException w:unhideWhenUsed="0" w:uiPriority="67" w:semiHidden="0" w:name="Medium Grid 1"/>
-    <w:lsdException w:unhideWhenUsed="0" w:uiPriority="68" w:semiHidden="0" w:name="Medium Grid 2"/>
-    <w:lsdException w:unhideWhenUsed="0" w:uiPriority="69" w:semiHidden="0" w:name="Medium Grid 3"/>
-    <w:lsdException w:unhideWhenUsed="0" w:uiPriority="70" w:semiHidden="0" w:name="Dark List"/>
-    <w:lsdException w:unhideWhenUsed="0" w:uiPriority="71" w:semiHidden="0" w:name="Colorful Shading"/>
-    <w:lsdException w:unhideWhenUsed="0" w:uiPriority="72" w:semiHidden="0" w:name="Colorful List"/>
-    <w:lsdException w:unhideWhenUsed="0" w:uiPriority="73" w:semiHidden="0" w:name="Colorful Grid"/>
-    <w:lsdException w:unhideWhenUsed="0" w:uiPriority="60" w:semiHidden="0" w:name="Light Shading Accent 1"/>
-    <w:lsdException w:unhideWhenUsed="0" w:uiPriority="61" w:semiHidden="0" w:name="Light List Accent 1"/>
-    <w:lsdException w:unhideWhenUsed="0" w:uiPriority="62" w:semiHidden="0" w:name="Light Grid Accent 1"/>
-    <w:lsdException w:unhideWhenUsed="0" w:uiPriority="63" w:semiHidden="0" w:name="Medium Shading 1 Accent 1"/>
-    <w:lsdException w:unhideWhenUsed="0" w:uiPriority="64" w:semiHidden="0" w:name="Medium Shading 2 Accent 1"/>
-    <w:lsdException w:unhideWhenUsed="0" w:uiPriority="65" w:semiHidden="0" w:name="Medium List 1 Accent 1"/>
-    <w:lsdException w:unhideWhenUsed="0" w:uiPriority="66" w:semiHidden="0" w:name="Medium List 2 Accent 1"/>
-    <w:lsdException w:unhideWhenUsed="0" w:uiPriority="67" w:semiHidden="0" w:name="Medium Grid 1 Accent 1"/>
-    <w:lsdException w:unhideWhenUsed="0" w:uiPriority="68" w:semiHidden="0" w:name="Medium Grid 2 Accent 1"/>
-    <w:lsdException w:unhideWhenUsed="0" w:uiPriority="69" w:semiHidden="0" w:name="Medium Grid 3 Accent 1"/>
-    <w:lsdException w:unhideWhenUsed="0" w:uiPriority="70" w:semiHidden="0" w:name="Dark List Accent 1"/>
-    <w:lsdException w:unhideWhenUsed="0" w:uiPriority="71" w:semiHidden="0" w:name="Colorful Shading Accent 1"/>
-    <w:lsdException w:unhideWhenUsed="0" w:uiPriority="72" w:semiHidden="0" w:name="Colorful List Accent 1"/>
-    <w:lsdException w:unhideWhenUsed="0" w:uiPriority="73" w:semiHidden="0" w:name="Colorful Grid Accent 1"/>
-    <w:lsdException w:unhideWhenUsed="0" w:uiPriority="60" w:semiHidden="0" w:name="Light Shading Accent 2"/>
-    <w:lsdException w:unhideWhenUsed="0" w:uiPriority="61" w:semiHidden="0" w:name="Light List Accent 2"/>
-    <w:lsdException w:unhideWhenUsed="0" w:uiPriority="62" w:semiHidden="0" w:name="Light Grid Accent 2"/>
-    <w:lsdException w:unhideWhenUsed="0" w:uiPriority="63" w:semiHidden="0" w:name="Medium Shading 1 Accent 2"/>
-    <w:lsdException w:unhideWhenUsed="0" w:uiPriority="64" w:semiHidden="0" w:name="Medium Shading 2 Accent 2"/>
-    <w:lsdException w:unhideWhenUsed="0" w:uiPriority="65" w:semiHidden="0" w:name="Medium List 1 Accent 2"/>
-    <w:lsdException w:unhideWhenUsed="0" w:uiPriority="66" w:semiHidden="0" w:name="Medium List 2 Accent 2"/>
-    <w:lsdException w:unhideWhenUsed="0" w:uiPriority="67" w:semiHidden="0" w:name="Medium Grid 1 Accent 2"/>
-    <w:lsdException w:unhideWhenUsed="0" w:uiPriority="68" w:semiHidden="0" w:name="Medium Grid 2 Accent 2"/>
-    <w:lsdException w:unhideWhenUsed="0" w:uiPriority="69" w:semiHidden="0" w:name="Medium Grid 3 Accent 2"/>
-    <w:lsdException w:unhideWhenUsed="0" w:uiPriority="70" w:semiHidden="0" w:name="Dark List Accent 2"/>
-    <w:lsdException w:unhideWhenUsed="0" w:uiPriority="71" w:semiHidden="0" w:name="Colorful Shading Accent 2"/>
-    <w:lsdException w:unhideWhenUsed="0" w:uiPriority="72" w:semiHidden="0" w:name="Colorful List Accent 2"/>
-    <w:lsdException w:unhideWhenUsed="0" w:uiPriority="73" w:semiHidden="0" w:name="Colorful Grid Accent 2"/>
-    <w:lsdException w:unhideWhenUsed="0" w:uiPriority="60" w:semiHidden="0" w:name="Light Shading Accent 3"/>
-    <w:lsdException w:unhideWhenUsed="0" w:uiPriority="61" w:semiHidden="0" w:name="Light List Accent 3"/>
-    <w:lsdException w:unhideWhenUsed="0" w:uiPriority="62" w:semiHidden="0" w:name="Light Grid Accent 3"/>
-    <w:lsdException w:unhideWhenUsed="0" w:uiPriority="63" w:semiHidden="0" w:name="Medium Shading 1 Accent 3"/>
-    <w:lsdException w:unhideWhenUsed="0" w:uiPriority="64" w:semiHidden="0" w:name="Medium Shading 2 Accent 3"/>
-    <w:lsdException w:unhideWhenUsed="0" w:uiPriority="65" w:semiHidden="0" w:name="Medium List 1 Accent 3"/>
-    <w:lsdException w:unhideWhenUsed="0" w:uiPriority="66" w:semiHidden="0" w:name="Medium List 2 Accent 3"/>
-    <w:lsdException w:unhideWhenUsed="0" w:uiPriority="67" w:semiHidden="0" w:name="Medium Grid 1 Accent 3"/>
-    <w:lsdException w:unhideWhenUsed="0" w:uiPriority="68" w:semiHidden="0" w:name="Medium Grid 2 Accent 3"/>
-    <w:lsdException w:unhideWhenUsed="0" w:uiPriority="69" w:semiHidden="0" w:name="Medium Grid 3 Accent 3"/>
-    <w:lsdException w:unhideWhenUsed="0" w:uiPriority="70" w:semiHidden="0" w:name="Dark List Accent 3"/>
-    <w:lsdException w:unhideWhenUsed="0" w:uiPriority="71" w:semiHidden="0" w:name="Colorful Shading Accent 3"/>
-    <w:lsdException w:unhideWhenUsed="0" w:uiPriority="72" w:semiHidden="0" w:name="Colorful List Accent 3"/>
-    <w:lsdException w:unhideWhenUsed="0" w:uiPriority="73" w:semiHidden="0" w:name="Colorful Grid Accent 3"/>
-    <w:lsdException w:unhideWhenUsed="0" w:uiPriority="60" w:semiHidden="0" w:name="Light Shading Accent 4"/>
-    <w:lsdException w:unhideWhenUsed="0" w:uiPriority="61" w:semiHidden="0" w:name="Light List Accent 4"/>
-    <w:lsdException w:unhideWhenUsed="0" w:uiPriority="62" w:semiHidden="0" w:name="Light Grid Accent 4"/>
-    <w:lsdException w:unhideWhenUsed="0" w:uiPriority="63" w:semiHidden="0" w:name="Medium Shading 1 Accent 4"/>
-    <w:lsdException w:unhideWhenUsed="0" w:uiPriority="64" w:semiHidden="0" w:name="Medium Shading 2 Accent 4"/>
-    <w:lsdException w:unhideWhenUsed="0" w:uiPriority="65" w:semiHidden="0" w:name="Medium List 1 Accent 4"/>
-    <w:lsdException w:unhideWhenUsed="0" w:uiPriority="66" w:semiHidden="0" w:name="Medium List 2 Accent 4"/>
-    <w:lsdException w:unhideWhenUsed="0" w:uiPriority="67" w:semiHidden="0" w:name="Medium Grid 1 Accent 4"/>
-    <w:lsdException w:unhideWhenUsed="0" w:uiPriority="68" w:semiHidden="0" w:name="Medium Grid 2 Accent 4"/>
-    <w:lsdException w:unhideWhenUsed="0" w:uiPriority="69" w:semiHidden="0" w:name="Medium Grid 3 Accent 4"/>
-    <w:lsdException w:unhideWhenUsed="0" w:uiPriority="70" w:semiHidden="0" w:name="Dark List Accent 4"/>
-    <w:lsdException w:unhideWhenUsed="0" w:uiPriority="71" w:semiHidden="0" w:name="Colorful Shading Accent 4"/>
-    <w:lsdException w:unhideWhenUsed="0" w:uiPriority="72" w:semiHidden="0" w:name="Colorful List Accent 4"/>
-    <w:lsdException w:unhideWhenUsed="0" w:uiPriority="73" w:semiHidden="0" w:name="Colorful Grid Accent 4"/>
-    <w:lsdException w:unhideWhenUsed="0" w:uiPriority="60" w:semiHidden="0" w:name="Light Shading Accent 5"/>
-    <w:lsdException w:unhideWhenUsed="0" w:uiPriority="61" w:semiHidden="0" w:name="Light List Accent 5"/>
-    <w:lsdException w:unhideWhenUsed="0" w:uiPriority="62" w:semiHidden="0" w:name="Light Grid Accent 5"/>
-    <w:lsdException w:unhideWhenUsed="0" w:uiPriority="63" w:semiHidden="0" w:name="Medium Shading 1 Accent 5"/>
-    <w:lsdException w:unhideWhenUsed="0" w:uiPriority="64" w:semiHidden="0" w:name="Medium Shading 2 Accent 5"/>
-    <w:lsdException w:unhideWhenUsed="0" w:uiPriority="65" w:semiHidden="0" w:name="Medium List 1 Accent 5"/>
-    <w:lsdException w:unhideWhenUsed="0" w:uiPriority="66" w:semiHidden="0" w:name="Medium List 2 Accent 5"/>
-    <w:lsdException w:unhideWhenUsed="0" w:uiPriority="67" w:semiHidden="0" w:name="Medium Grid 1 Accent 5"/>
-    <w:lsdException w:unhideWhenUsed="0" w:uiPriority="68" w:semiHidden="0" w:name="Medium Grid 2 Accent 5"/>
-    <w:lsdException w:unhideWhenUsed="0" w:uiPriority="69" w:semiHidden="0" w:name="Medium Grid 3 Accent 5"/>
-    <w:lsdException w:unhideWhenUsed="0" w:uiPriority="70" w:semiHidden="0" w:name="Dark List Accent 5"/>
-    <w:lsdException w:unhideWhenUsed="0" w:uiPriority="71" w:semiHidden="0" w:name="Colorful Shading Accent 5"/>
-    <w:lsdException w:unhideWhenUsed="0" w:uiPriority="72" w:semiHidden="0" w:name="Colorful List Accent 5"/>
-    <w:lsdException w:unhideWhenUsed="0" w:uiPriority="73" w:semiHidden="0" w:name="Colorful Grid Accent 5"/>
-    <w:lsdException w:unhideWhenUsed="0" w:uiPriority="60" w:semiHidden="0" w:name="Light Shading Accent 6"/>
-    <w:lsdException w:unhideWhenUsed="0" w:uiPriority="61" w:semiHidden="0" w:name="Light List Accent 6"/>
-    <w:lsdException w:unhideWhenUsed="0" w:uiPriority="62" w:semiHidden="0" w:name="Light Grid Accent 6"/>
-    <w:lsdException w:unhideWhenUsed="0" w:uiPriority="63" w:semiHidden="0" w:name="Medium Shading 1 Accent 6"/>
-    <w:lsdException w:unhideWhenUsed="0" w:uiPriority="64" w:semiHidden="0" w:name="Medium Shading 2 Accent 6"/>
-    <w:lsdException w:unhideWhenUsed="0" w:uiPriority="65" w:semiHidden="0" w:name="Medium List 1 Accent 6"/>
-    <w:lsdException w:unhideWhenUsed="0" w:uiPriority="66" w:semiHidden="0" w:name="Medium List 2 Accent 6"/>
-    <w:lsdException w:unhideWhenUsed="0" w:uiPriority="67" w:semiHidden="0" w:name="Medium Grid 1 Accent 6"/>
-    <w:lsdException w:unhideWhenUsed="0" w:uiPriority="68" w:semiHidden="0" w:name="Medium Grid 2 Accent 6"/>
-    <w:lsdException w:unhideWhenUsed="0" w:uiPriority="69" w:semiHidden="0" w:name="Medium Grid 3 Accent 6"/>
-    <w:lsdException w:unhideWhenUsed="0" w:uiPriority="70" w:semiHidden="0" w:name="Dark List Accent 6"/>
-    <w:lsdException w:unhideWhenUsed="0" w:uiPriority="71" w:semiHidden="0" w:name="Colorful Shading Accent 6"/>
-    <w:lsdException w:unhideWhenUsed="0" w:uiPriority="72" w:semiHidden="0" w:name="Colorful List Accent 6"/>
-    <w:lsdException w:unhideWhenUsed="0" w:uiPriority="73" w:semiHidden="0" w:name="Colorful Grid Accent 6"/>
+  <w:latentStyles w:defLockedState="0" w:defUIPriority="99" w:defSemiHidden="1" w:defUnhideWhenUsed="1" w:defQFormat="0" w:count="260">
+    <w:lsdException w:name="Normal" w:semiHidden="0" w:uiPriority="0" w:unhideWhenUsed="0" w:qFormat="1"/>
+    <w:lsdException w:name="heading 1" w:semiHidden="0" w:uiPriority="0" w:unhideWhenUsed="0" w:qFormat="1"/>
+    <w:lsdException w:name="heading 2" w:semiHidden="0" w:uiPriority="0" w:qFormat="1"/>
+    <w:lsdException w:name="heading 3" w:uiPriority="0" w:qFormat="1"/>
+    <w:lsdException w:name="heading 4" w:semiHidden="0" w:uiPriority="0" w:qFormat="1"/>
+    <w:lsdException w:name="heading 5" w:uiPriority="0" w:qFormat="1"/>
+    <w:lsdException w:name="heading 6" w:uiPriority="0" w:qFormat="1"/>
+    <w:lsdException w:name="heading 7" w:uiPriority="0" w:qFormat="1"/>
+    <w:lsdException w:name="heading 8" w:uiPriority="0" w:qFormat="1"/>
+    <w:lsdException w:name="heading 9" w:uiPriority="0" w:qFormat="1"/>
+    <w:lsdException w:name="index 1" w:semiHidden="0" w:uiPriority="0" w:unhideWhenUsed="0"/>
+    <w:lsdException w:name="index 2" w:semiHidden="0" w:uiPriority="0" w:unhideWhenUsed="0"/>
+    <w:lsdException w:name="index 3" w:semiHidden="0" w:uiPriority="0" w:unhideWhenUsed="0"/>
+    <w:lsdException w:name="index 4" w:semiHidden="0" w:uiPriority="0" w:unhideWhenUsed="0"/>
+    <w:lsdException w:name="index 5" w:semiHidden="0" w:uiPriority="0" w:unhideWhenUsed="0"/>
+    <w:lsdException w:name="index 6" w:semiHidden="0" w:uiPriority="0" w:unhideWhenUsed="0"/>
+    <w:lsdException w:name="index 7" w:semiHidden="0" w:uiPriority="0" w:unhideWhenUsed="0"/>
+    <w:lsdException w:name="index 8" w:semiHidden="0" w:uiPriority="0" w:unhideWhenUsed="0"/>
+    <w:lsdException w:name="index 9" w:semiHidden="0" w:uiPriority="0" w:unhideWhenUsed="0"/>
+    <w:lsdException w:name="toc 1" w:semiHidden="0" w:uiPriority="0" w:unhideWhenUsed="0" w:qFormat="1"/>
+    <w:lsdException w:name="toc 2" w:semiHidden="0" w:uiPriority="0" w:unhideWhenUsed="0" w:qFormat="1"/>
+    <w:lsdException w:name="toc 3" w:semiHidden="0" w:uiPriority="0" w:unhideWhenUsed="0" w:qFormat="1"/>
+    <w:lsdException w:name="toc 4" w:semiHidden="0" w:uiPriority="0" w:unhideWhenUsed="0"/>
+    <w:lsdException w:name="toc 5" w:semiHidden="0" w:uiPriority="0" w:unhideWhenUsed="0"/>
+    <w:lsdException w:name="toc 6" w:semiHidden="0" w:uiPriority="0" w:unhideWhenUsed="0"/>
+    <w:lsdException w:name="toc 7" w:semiHidden="0" w:uiPriority="0" w:unhideWhenUsed="0"/>
+    <w:lsdException w:name="toc 8" w:semiHidden="0" w:uiPriority="0" w:unhideWhenUsed="0"/>
+    <w:lsdException w:name="toc 9" w:semiHidden="0" w:uiPriority="0" w:unhideWhenUsed="0"/>
+    <w:lsdException w:name="Normal Indent" w:semiHidden="0" w:uiPriority="0" w:unhideWhenUsed="0"/>
+    <w:lsdException w:name="footnote text" w:semiHidden="0" w:uiPriority="0" w:unhideWhenUsed="0"/>
+    <w:lsdException w:name="annotation text" w:semiHidden="0" w:uiPriority="0" w:unhideWhenUsed="0" w:qFormat="1"/>
+    <w:lsdException w:name="header" w:semiHidden="0" w:uiPriority="0" w:unhideWhenUsed="0" w:qFormat="1"/>
+    <w:lsdException w:name="footer" w:semiHidden="0" w:uiPriority="0" w:unhideWhenUsed="0" w:qFormat="1"/>
+    <w:lsdException w:name="index heading" w:semiHidden="0" w:uiPriority="0" w:unhideWhenUsed="0"/>
+    <w:lsdException w:name="caption" w:uiPriority="0" w:qFormat="1"/>
+    <w:lsdException w:name="table of figures" w:semiHidden="0" w:uiPriority="0" w:unhideWhenUsed="0"/>
+    <w:lsdException w:name="envelope address" w:semiHidden="0" w:uiPriority="0" w:unhideWhenUsed="0"/>
+    <w:lsdException w:name="envelope return" w:semiHidden="0" w:uiPriority="0" w:unhideWhenUsed="0"/>
+    <w:lsdException w:name="footnote reference" w:semiHidden="0" w:uiPriority="0" w:unhideWhenUsed="0"/>
+    <w:lsdException w:name="annotation reference" w:semiHidden="0" w:uiPriority="0" w:unhideWhenUsed="0"/>
+    <w:lsdException w:name="line number" w:semiHidden="0" w:uiPriority="0" w:unhideWhenUsed="0"/>
+    <w:lsdException w:name="page number" w:semiHidden="0" w:uiPriority="0" w:unhideWhenUsed="0"/>
+    <w:lsdException w:name="endnote reference" w:semiHidden="0" w:uiPriority="0" w:unhideWhenUsed="0"/>
+    <w:lsdException w:name="endnote text" w:semiHidden="0" w:uiPriority="0" w:unhideWhenUsed="0"/>
+    <w:lsdException w:name="table of authorities" w:semiHidden="0" w:uiPriority="0" w:unhideWhenUsed="0"/>
+    <w:lsdException w:name="macro" w:semiHidden="0" w:uiPriority="0" w:unhideWhenUsed="0"/>
+    <w:lsdException w:name="toa heading" w:semiHidden="0" w:uiPriority="0" w:unhideWhenUsed="0"/>
+    <w:lsdException w:name="List" w:semiHidden="0" w:uiPriority="0" w:unhideWhenUsed="0"/>
+    <w:lsdException w:name="List Bullet" w:semiHidden="0" w:uiPriority="0" w:unhideWhenUsed="0"/>
+    <w:lsdException w:name="List Number" w:semiHidden="0" w:uiPriority="0" w:unhideWhenUsed="0"/>
+    <w:lsdException w:name="List 2" w:semiHidden="0" w:uiPriority="0" w:unhideWhenUsed="0"/>
+    <w:lsdException w:name="List 3" w:semiHidden="0" w:uiPriority="0" w:unhideWhenUsed="0"/>
+    <w:lsdException w:name="List 4" w:semiHidden="0" w:uiPriority="0" w:unhideWhenUsed="0"/>
+    <w:lsdException w:name="List 5" w:semiHidden="0" w:uiPriority="0" w:unhideWhenUsed="0"/>
+    <w:lsdException w:name="List Bullet 2" w:semiHidden="0" w:uiPriority="0" w:unhideWhenUsed="0"/>
+    <w:lsdException w:name="List Bullet 3" w:semiHidden="0" w:uiPriority="0" w:unhideWhenUsed="0"/>
+    <w:lsdException w:name="List Bullet 4" w:semiHidden="0" w:uiPriority="0" w:unhideWhenUsed="0"/>
+    <w:lsdException w:name="List Bullet 5" w:semiHidden="0" w:uiPriority="0" w:unhideWhenUsed="0"/>
+    <w:lsdException w:name="List Number 2" w:semiHidden="0" w:uiPriority="0" w:unhideWhenUsed="0"/>
+    <w:lsdException w:name="List Number 3" w:semiHidden="0" w:uiPriority="0" w:unhideWhenUsed="0"/>
+    <w:lsdException w:name="List Number 4" w:semiHidden="0" w:uiPriority="0" w:unhideWhenUsed="0"/>
+    <w:lsdException w:name="List Number 5" w:semiHidden="0" w:uiPriority="0" w:unhideWhenUsed="0"/>
+    <w:lsdException w:name="Title" w:semiHidden="0" w:uiPriority="0" w:unhideWhenUsed="0" w:qFormat="1"/>
+    <w:lsdException w:name="Closing" w:semiHidden="0" w:uiPriority="0" w:unhideWhenUsed="0"/>
+    <w:lsdException w:name="Signature" w:semiHidden="0" w:uiPriority="0" w:unhideWhenUsed="0"/>
+    <w:lsdException w:name="Default Paragraph Font" w:uiPriority="0" w:unhideWhenUsed="0" w:qFormat="1"/>
+    <w:lsdException w:name="Body Text" w:uiPriority="0" w:unhideWhenUsed="0" w:qFormat="1"/>
+    <w:lsdException w:name="Body Text Indent" w:semiHidden="0" w:uiPriority="0" w:unhideWhenUsed="0"/>
+    <w:lsdException w:name="List Continue" w:semiHidden="0" w:uiPriority="0" w:unhideWhenUsed="0"/>
+    <w:lsdException w:name="List Continue 2" w:semiHidden="0" w:uiPriority="0" w:unhideWhenUsed="0"/>
+    <w:lsdException w:name="List Continue 3" w:semiHidden="0" w:uiPriority="0" w:unhideWhenUsed="0"/>
+    <w:lsdException w:name="List Continue 4" w:semiHidden="0" w:uiPriority="0" w:unhideWhenUsed="0"/>
+    <w:lsdException w:name="List Continue 5" w:semiHidden="0" w:uiPriority="0" w:unhideWhenUsed="0"/>
+    <w:lsdException w:name="Message Header" w:semiHidden="0" w:uiPriority="0" w:unhideWhenUsed="0"/>
+    <w:lsdException w:name="Subtitle" w:semiHidden="0" w:uiPriority="0" w:unhideWhenUsed="0" w:qFormat="1"/>
+    <w:lsdException w:name="Salutation" w:semiHidden="0" w:uiPriority="0" w:unhideWhenUsed="0"/>
+    <w:lsdException w:name="Date" w:semiHidden="0" w:uiPriority="0" w:unhideWhenUsed="0"/>
+    <w:lsdException w:name="Body Text First Indent" w:semiHidden="0" w:uiPriority="0" w:unhideWhenUsed="0"/>
+    <w:lsdException w:name="Body Text First Indent 2" w:semiHidden="0" w:uiPriority="0" w:unhideWhenUsed="0"/>
+    <w:lsdException w:name="Body Text 2" w:semiHidden="0" w:uiPriority="0" w:unhideWhenUsed="0"/>
+    <w:lsdException w:name="Body Text 3" w:semiHidden="0" w:uiPriority="0" w:unhideWhenUsed="0"/>
+    <w:lsdException w:name="Body Text Indent 2" w:semiHidden="0" w:uiPriority="0" w:unhideWhenUsed="0"/>
+    <w:lsdException w:name="Body Text Indent 3" w:semiHidden="0" w:uiPriority="0" w:unhideWhenUsed="0"/>
+    <w:lsdException w:name="Block Text" w:semiHidden="0" w:uiPriority="0" w:unhideWhenUsed="0"/>
+    <w:lsdException w:name="Hyperlink" w:semiHidden="0" w:uiPriority="0" w:unhideWhenUsed="0"/>
+    <w:lsdException w:name="FollowedHyperlink" w:semiHidden="0" w:uiPriority="0" w:unhideWhenUsed="0"/>
+    <w:lsdException w:name="Strong" w:semiHidden="0" w:uiPriority="0" w:unhideWhenUsed="0" w:qFormat="1"/>
+    <w:lsdException w:name="Emphasis" w:semiHidden="0" w:uiPriority="0" w:unhideWhenUsed="0" w:qFormat="1"/>
+    <w:lsdException w:name="Document Map" w:semiHidden="0" w:uiPriority="0" w:unhideWhenUsed="0"/>
+    <w:lsdException w:name="Plain Text" w:semiHidden="0" w:uiPriority="0" w:unhideWhenUsed="0"/>
+    <w:lsdException w:name="E-mail Signature" w:semiHidden="0" w:uiPriority="0" w:unhideWhenUsed="0"/>
+    <w:lsdException w:name="Normal (Web)" w:semiHidden="0" w:uiPriority="0" w:unhideWhenUsed="0" w:qFormat="1"/>
+    <w:lsdException w:name="HTML Acronym" w:semiHidden="0" w:uiPriority="0" w:unhideWhenUsed="0"/>
+    <w:lsdException w:name="HTML Address" w:semiHidden="0" w:uiPriority="0" w:unhideWhenUsed="0"/>
+    <w:lsdException w:name="HTML Cite" w:semiHidden="0" w:uiPriority="0" w:unhideWhenUsed="0"/>
+    <w:lsdException w:name="HTML Code" w:semiHidden="0" w:uiPriority="0" w:unhideWhenUsed="0"/>
+    <w:lsdException w:name="HTML Definition" w:semiHidden="0" w:uiPriority="0" w:unhideWhenUsed="0"/>
+    <w:lsdException w:name="HTML Keyboard" w:semiHidden="0" w:uiPriority="0" w:unhideWhenUsed="0"/>
+    <w:lsdException w:name="HTML Preformatted" w:semiHidden="0" w:uiPriority="0" w:unhideWhenUsed="0"/>
+    <w:lsdException w:name="HTML Sample" w:semiHidden="0" w:uiPriority="0" w:unhideWhenUsed="0"/>
+    <w:lsdException w:name="HTML Typewriter" w:semiHidden="0" w:uiPriority="0" w:unhideWhenUsed="0"/>
+    <w:lsdException w:name="HTML Variable" w:semiHidden="0" w:uiPriority="0" w:unhideWhenUsed="0"/>
+    <w:lsdException w:name="Normal Table" w:uiPriority="0" w:unhideWhenUsed="0" w:qFormat="1"/>
+    <w:lsdException w:name="annotation subject" w:semiHidden="0" w:uiPriority="0" w:unhideWhenUsed="0"/>
+    <w:lsdException w:name="Table Simple 1" w:semiHidden="0" w:uiPriority="0" w:unhideWhenUsed="0"/>
+    <w:lsdException w:name="Table Simple 2" w:semiHidden="0" w:uiPriority="0" w:unhideWhenUsed="0"/>
+    <w:lsdException w:name="Table Simple 3" w:semiHidden="0" w:uiPriority="0" w:unhideWhenUsed="0"/>
+    <w:lsdException w:name="Table Classic 1" w:semiHidden="0" w:uiPriority="0" w:unhideWhenUsed="0"/>
+    <w:lsdException w:name="Table Classic 2" w:semiHidden="0" w:uiPriority="0" w:unhideWhenUsed="0"/>
+    <w:lsdException w:name="Table Classic 3" w:semiHidden="0" w:uiPriority="0" w:unhideWhenUsed="0"/>
+    <w:lsdException w:name="Table Classic 4" w:semiHidden="0" w:uiPriority="0" w:unhideWhenUsed="0"/>
+    <w:lsdException w:name="Table Colorful 1" w:semiHidden="0" w:uiPriority="0" w:unhideWhenUsed="0"/>
+    <w:lsdException w:name="Table Colorful 2" w:semiHidden="0" w:uiPriority="0" w:unhideWhenUsed="0"/>
+    <w:lsdException w:name="Table Colorful 3" w:semiHidden="0" w:uiPriority="0" w:unhideWhenUsed="0"/>
+    <w:lsdException w:name="Table Columns 1" w:semiHidden="0" w:uiPriority="0" w:unhideWhenUsed="0"/>
+    <w:lsdException w:name="Table Columns 2" w:semiHidden="0" w:uiPriority="0" w:unhideWhenUsed="0"/>
+    <w:lsdException w:name="Table Columns 3" w:semiHidden="0" w:uiPriority="0" w:unhideWhenUsed="0"/>
+    <w:lsdException w:name="Table Columns 4" w:semiHidden="0" w:uiPriority="0" w:unhideWhenUsed="0"/>
+    <w:lsdException w:name="Table Columns 5" w:semiHidden="0" w:uiPriority="0" w:unhideWhenUsed="0"/>
+    <w:lsdException w:name="Table Grid 1" w:semiHidden="0" w:uiPriority="0" w:unhideWhenUsed="0"/>
+    <w:lsdException w:name="Table Grid 2" w:semiHidden="0" w:uiPriority="0" w:unhideWhenUsed="0"/>
+    <w:lsdException w:name="Table Grid 3" w:semiHidden="0" w:uiPriority="0" w:unhideWhenUsed="0"/>
+    <w:lsdException w:name="Table Grid 4" w:semiHidden="0" w:uiPriority="0" w:unhideWhenUsed="0"/>
+    <w:lsdException w:name="Table Grid 5" w:semiHidden="0" w:uiPriority="0" w:unhideWhenUsed="0"/>
+    <w:lsdException w:name="Table Grid 6" w:semiHidden="0" w:uiPriority="0" w:unhideWhenUsed="0"/>
+    <w:lsdException w:name="Table Grid 7" w:semiHidden="0" w:uiPriority="0" w:unhideWhenUsed="0"/>
+    <w:lsdException w:name="Table Grid 8" w:semiHidden="0" w:uiPriority="0" w:unhideWhenUsed="0"/>
+    <w:lsdException w:name="Table List 1" w:semiHidden="0" w:uiPriority="0" w:unhideWhenUsed="0"/>
+    <w:lsdException w:name="Table List 2" w:semiHidden="0" w:uiPriority="0" w:unhideWhenUsed="0"/>
+    <w:lsdException w:name="Table List 3" w:semiHidden="0" w:uiPriority="0" w:unhideWhenUsed="0"/>
+    <w:lsdException w:name="Table List 4" w:semiHidden="0" w:uiPriority="0" w:unhideWhenUsed="0"/>
+    <w:lsdException w:name="Table List 5" w:semiHidden="0" w:uiPriority="0" w:unhideWhenUsed="0"/>
+    <w:lsdException w:name="Table List 6" w:semiHidden="0" w:uiPriority="0" w:unhideWhenUsed="0"/>
+    <w:lsdException w:name="Table List 7" w:semiHidden="0" w:uiPriority="0" w:unhideWhenUsed="0"/>
+    <w:lsdException w:name="Table List 8" w:semiHidden="0" w:uiPriority="0" w:unhideWhenUsed="0"/>
+    <w:lsdException w:name="Table 3D effects 1" w:semiHidden="0" w:uiPriority="0" w:unhideWhenUsed="0"/>
+    <w:lsdException w:name="Table 3D effects 2" w:semiHidden="0" w:uiPriority="0" w:unhideWhenUsed="0"/>
+    <w:lsdException w:name="Table 3D effects 3" w:semiHidden="0" w:uiPriority="0" w:unhideWhenUsed="0"/>
+    <w:lsdException w:name="Table Contemporary" w:semiHidden="0" w:uiPriority="0" w:unhideWhenUsed="0"/>
+    <w:lsdException w:name="Table Elegant" w:semiHidden="0" w:uiPriority="0" w:unhideWhenUsed="0"/>
+    <w:lsdException w:name="Table Professional" w:semiHidden="0" w:uiPriority="0" w:unhideWhenUsed="0"/>
+    <w:lsdException w:name="Table Subtle 1" w:semiHidden="0" w:uiPriority="0" w:unhideWhenUsed="0"/>
+    <w:lsdException w:name="Table Subtle 2" w:semiHidden="0" w:uiPriority="0" w:unhideWhenUsed="0"/>
+    <w:lsdException w:name="Table Web 1" w:semiHidden="0" w:uiPriority="0" w:unhideWhenUsed="0"/>
+    <w:lsdException w:name="Table Web 2" w:semiHidden="0" w:uiPriority="0" w:unhideWhenUsed="0"/>
+    <w:lsdException w:name="Table Web 3" w:semiHidden="0" w:uiPriority="0" w:unhideWhenUsed="0"/>
+    <w:lsdException w:name="Balloon Text" w:semiHidden="0" w:uiPriority="0" w:unhideWhenUsed="0"/>
+    <w:lsdException w:name="Table Grid" w:semiHidden="0" w:uiPriority="0" w:unhideWhenUsed="0" w:qFormat="1"/>
+    <w:lsdException w:name="Table Theme" w:semiHidden="0" w:uiPriority="0" w:unhideWhenUsed="0"/>
+    <w:lsdException w:name="Light Shading" w:semiHidden="0" w:uiPriority="60" w:unhideWhenUsed="0"/>
+    <w:lsdException w:name="Light List" w:semiHidden="0" w:uiPriority="61" w:unhideWhenUsed="0"/>
+    <w:lsdException w:name="Light Grid" w:semiHidden="0" w:uiPriority="62" w:unhideWhenUsed="0"/>
+    <w:lsdException w:name="Medium Shading 1" w:semiHidden="0" w:uiPriority="63" w:unhideWhenUsed="0"/>
+    <w:lsdException w:name="Medium Shading 2" w:semiHidden="0" w:uiPriority="64" w:unhideWhenUsed="0"/>
+    <w:lsdException w:name="Medium List 1" w:semiHidden="0" w:uiPriority="65" w:unhideWhenUsed="0"/>
+    <w:lsdException w:name="Medium List 2" w:semiHidden="0" w:uiPriority="66" w:unhideWhenUsed="0"/>
+    <w:lsdException w:name="Medium Grid 1" w:semiHidden="0" w:uiPriority="67" w:unhideWhenUsed="0"/>
+    <w:lsdException w:name="Medium Grid 2" w:semiHidden="0" w:uiPriority="68" w:unhideWhenUsed="0"/>
+    <w:lsdException w:name="Medium Grid 3" w:semiHidden="0" w:uiPriority="69" w:unhideWhenUsed="0"/>
+    <w:lsdException w:name="Dark List" w:semiHidden="0" w:uiPriority="70" w:unhideWhenUsed="0"/>
+    <w:lsdException w:name="Colorful Shading" w:semiHidden="0" w:uiPriority="71" w:unhideWhenUsed="0"/>
+    <w:lsdException w:name="Colorful List" w:semiHidden="0" w:uiPriority="72" w:unhideWhenUsed="0"/>
+    <w:lsdException w:name="Colorful Grid" w:semiHidden="0" w:uiPriority="73" w:unhideWhenUsed="0"/>
+    <w:lsdException w:name="Light Shading Accent 1" w:semiHidden="0" w:uiPriority="60" w:unhideWhenUsed="0"/>
+    <w:lsdException w:name="Light List Accent 1" w:semiHidden="0" w:uiPriority="61" w:unhideWhenUsed="0"/>
+    <w:lsdException w:name="Light Grid Accent 1" w:semiHidden="0" w:uiPriority="62" w:unhideWhenUsed="0"/>
+    <w:lsdException w:name="Medium Shading 1 Accent 1" w:semiHidden="0" w:uiPriority="63" w:unhideWhenUsed="0"/>
+    <w:lsdException w:name="Medium Shading 2 Accent 1" w:semiHidden="0" w:uiPriority="64" w:unhideWhenUsed="0"/>
+    <w:lsdException w:name="Medium List 1 Accent 1" w:semiHidden="0" w:uiPriority="65" w:unhideWhenUsed="0"/>
+    <w:lsdException w:name="Medium List 2 Accent 1" w:semiHidden="0" w:uiPriority="66" w:unhideWhenUsed="0"/>
+    <w:lsdException w:name="Medium Grid 1 Accent 1" w:semiHidden="0" w:uiPriority="67" w:unhideWhenUsed="0"/>
+    <w:lsdException w:name="Medium Grid 2 Accent 1" w:semiHidden="0" w:uiPriority="68" w:unhideWhenUsed="0"/>
+    <w:lsdException w:name="Medium Grid 3 Accent 1" w:semiHidden="0" w:uiPriority="69" w:unhideWhenUsed="0"/>
+    <w:lsdException w:name="Dark List Accent 1" w:semiHidden="0" w:uiPriority="70" w:unhideWhenUsed="0"/>
+    <w:lsdException w:name="Colorful Shading Accent 1" w:semiHidden="0" w:uiPriority="71" w:unhideWhenUsed="0"/>
+    <w:lsdException w:name="Colorful List Accent 1" w:semiHidden="0" w:uiPriority="72" w:unhideWhenUsed="0"/>
+    <w:lsdException w:name="Colorful Grid Accent 1" w:semiHidden="0" w:uiPriority="73" w:unhideWhenUsed="0"/>
+    <w:lsdException w:name="Light Shading Accent 2" w:semiHidden="0" w:uiPriority="60" w:unhideWhenUsed="0"/>
+    <w:lsdException w:name="Light List Accent 2" w:semiHidden="0" w:uiPriority="61" w:unhideWhenUsed="0"/>
+    <w:lsdException w:name="Light Grid Accent 2" w:semiHidden="0" w:uiPriority="62" w:unhideWhenUsed="0"/>
+    <w:lsdException w:name="Medium Shading 1 Accent 2" w:semiHidden="0" w:uiPriority="63" w:unhideWhenUsed="0"/>
+    <w:lsdException w:name="Medium Shading 2 Accent 2" w:semiHidden="0" w:uiPriority="64" w:unhideWhenUsed="0"/>
+    <w:lsdException w:name="Medium List 1 Accent 2" w:semiHidden="0" w:uiPriority="65" w:unhideWhenUsed="0"/>
+    <w:lsdException w:name="Medium List 2 Accent 2" w:semiHidden="0" w:uiPriority="66" w:unhideWhenUsed="0"/>
+    <w:lsdException w:name="Medium Grid 1 Accent 2" w:semiHidden="0" w:uiPriority="67" w:unhideWhenUsed="0"/>
+    <w:lsdException w:name="Medium Grid 2 Accent 2" w:semiHidden="0" w:uiPriority="68" w:unhideWhenUsed="0"/>
+    <w:lsdException w:name="Medium Grid 3 Accent 2" w:semiHidden="0" w:uiPriority="69" w:unhideWhenUsed="0"/>
+    <w:lsdException w:name="Dark List Accent 2" w:semiHidden="0" w:uiPriority="70" w:unhideWhenUsed="0"/>
+    <w:lsdException w:name="Colorful Shading Accent 2" w:semiHidden="0" w:uiPriority="71" w:unhideWhenUsed="0"/>
+    <w:lsdException w:name="Colorful List Accent 2" w:semiHidden="0" w:uiPriority="72" w:unhideWhenUsed="0"/>
+    <w:lsdException w:name="Colorful Grid Accent 2" w:semiHidden="0" w:uiPriority="73" w:unhideWhenUsed="0"/>
+    <w:lsdException w:name="Light Shading Accent 3" w:semiHidden="0" w:uiPriority="60" w:unhideWhenUsed="0"/>
+    <w:lsdException w:name="Light List Accent 3" w:semiHidden="0" w:uiPriority="61" w:unhideWhenUsed="0"/>
+    <w:lsdException w:name="Light Grid Accent 3" w:semiHidden="0" w:uiPriority="62" w:unhideWhenUsed="0"/>
+    <w:lsdException w:name="Medium Shading 1 Accent 3" w:semiHidden="0" w:uiPriority="63" w:unhideWhenUsed="0"/>
+    <w:lsdException w:name="Medium Shading 2 Accent 3" w:semiHidden="0" w:uiPriority="64" w:unhideWhenUsed="0"/>
+    <w:lsdException w:name="Medium List 1 Accent 3" w:semiHidden="0" w:uiPriority="65" w:unhideWhenUsed="0"/>
+    <w:lsdException w:name="Medium List 2 Accent 3" w:semiHidden="0" w:uiPriority="66" w:unhideWhenUsed="0"/>
+    <w:lsdException w:name="Medium Grid 1 Accent 3" w:semiHidden="0" w:uiPriority="67" w:unhideWhenUsed="0"/>
+    <w:lsdException w:name="Medium Grid 2 Accent 3" w:semiHidden="0" w:uiPriority="68" w:unhideWhenUsed="0"/>
+    <w:lsdException w:name="Medium Grid 3 Accent 3" w:semiHidden="0" w:uiPriority="69" w:unhideWhenUsed="0"/>
+    <w:lsdException w:name="Dark List Accent 3" w:semiHidden="0" w:uiPriority="70" w:unhideWhenUsed="0"/>
+    <w:lsdException w:name="Colorful Shading Accent 3" w:semiHidden="0" w:uiPriority="71" w:unhideWhenUsed="0"/>
+    <w:lsdException w:name="Colorful List Accent 3" w:semiHidden="0" w:uiPriority="72" w:unhideWhenUsed="0"/>
+    <w:lsdException w:name="Colorful Grid Accent 3" w:semiHidden="0" w:uiPriority="73" w:unhideWhenUsed="0"/>
+    <w:lsdException w:name="Light Shading Accent 4" w:semiHidden="0" w:uiPriority="60" w:unhideWhenUsed="0"/>
+    <w:lsdException w:name="Light List Accent 4" w:semiHidden="0" w:uiPriority="61" w:unhideWhenUsed="0"/>
+    <w:lsdException w:name="Light Grid Accent 4" w:semiHidden="0" w:uiPriority="62" w:unhideWhenUsed="0"/>
+    <w:lsdException w:name="Medium Shading 1 Accent 4" w:semiHidden="0" w:uiPriority="63" w:unhideWhenUsed="0"/>
+    <w:lsdException w:name="Medium Shading 2 Accent 4" w:semiHidden="0" w:uiPriority="64" w:unhideWhenUsed="0"/>
+    <w:lsdException w:name="Medium List 1 Accent 4" w:semiHidden="0" w:uiPriority="65" w:unhideWhenUsed="0"/>
+    <w:lsdException w:name="Medium List 2 Accent 4" w:semiHidden="0" w:uiPriority="66" w:unhideWhenUsed="0"/>
+    <w:lsdException w:name="Medium Grid 1 Accent 4" w:semiHidden="0" w:uiPriority="67" w:unhideWhenUsed="0"/>
+    <w:lsdException w:name="Medium Grid 2 Accent 4" w:semiHidden="0" w:uiPriority="68" w:unhideWhenUsed="0"/>
+    <w:lsdException w:name="Medium Grid 3 Accent 4" w:semiHidden="0" w:uiPriority="69" w:unhideWhenUsed="0"/>
+    <w:lsdException w:name="Dark List Accent 4" w:semiHidden="0" w:uiPriority="70" w:unhideWhenUsed="0"/>
+    <w:lsdException w:name="Colorful Shading Accent 4" w:semiHidden="0" w:uiPriority="71" w:unhideWhenUsed="0"/>
+    <w:lsdException w:name="Colorful List Accent 4" w:semiHidden="0" w:uiPriority="72" w:unhideWhenUsed="0"/>
+    <w:lsdException w:name="Colorful Grid Accent 4" w:semiHidden="0" w:uiPriority="73" w:unhideWhenUsed="0"/>
+    <w:lsdException w:name="Light Shading Accent 5" w:semiHidden="0" w:uiPriority="60" w:unhideWhenUsed="0"/>
+    <w:lsdException w:name="Light List Accent 5" w:semiHidden="0" w:uiPriority="61" w:unhideWhenUsed="0"/>
+    <w:lsdException w:name="Light Grid Accent 5" w:semiHidden="0" w:uiPriority="62" w:unhideWhenUsed="0"/>
+    <w:lsdException w:name="Medium Shading 1 Accent 5" w:semiHidden="0" w:uiPriority="63" w:unhideWhenUsed="0"/>
+    <w:lsdException w:name="Medium Shading 2 Accent 5" w:semiHidden="0" w:uiPriority="64" w:unhideWhenUsed="0"/>
+    <w:lsdException w:name="Medium List 1 Accent 5" w:semiHidden="0" w:uiPriority="65" w:unhideWhenUsed="0"/>
+    <w:lsdException w:name="Medium List 2 Accent 5" w:semiHidden="0" w:uiPriority="66" w:unhideWhenUsed="0"/>
+    <w:lsdException w:name="Medium Grid 1 Accent 5" w:semiHidden="0" w:uiPriority="67" w:unhideWhenUsed="0"/>
+    <w:lsdException w:name="Medium Grid 2 Accent 5" w:semiHidden="0" w:uiPriority="68" w:unhideWhenUsed="0"/>
+    <w:lsdException w:name="Medium Grid 3 Accent 5" w:semiHidden="0" w:uiPriority="69" w:unhideWhenUsed="0"/>
+    <w:lsdException w:name="Dark List Accent 5" w:semiHidden="0" w:uiPriority="70" w:unhideWhenUsed="0"/>
+    <w:lsdException w:name="Colorful Shading Accent 5" w:semiHidden="0" w:uiPriority="71" w:unhideWhenUsed="0"/>
+    <w:lsdException w:name="Colorful List Accent 5" w:semiHidden="0" w:uiPriority="72" w:unhideWhenUsed="0"/>
+    <w:lsdException w:name="Colorful Grid Accent 5" w:semiHidden="0" w:uiPriority="73" w:unhideWhenUsed="0"/>
+    <w:lsdException w:name="Light Shading Accent 6" w:semiHidden="0" w:uiPriority="60" w:unhideWhenUsed="0"/>
+    <w:lsdException w:name="Light List Accent 6" w:semiHidden="0" w:uiPriority="61" w:unhideWhenUsed="0"/>
+    <w:lsdException w:name="Light Grid Accent 6" w:semiHidden="0" w:uiPriority="62" w:unhideWhenUsed="0"/>
+    <w:lsdException w:name="Medium Shading 1 Accent 6" w:semiHidden="0" w:uiPriority="63" w:unhideWhenUsed="0"/>
+    <w:lsdException w:name="Medium Shading 2 Accent 6" w:semiHidden="0" w:uiPriority="64" w:unhideWhenUsed="0"/>
+    <w:lsdException w:name="Medium List 1 Accent 6" w:semiHidden="0" w:uiPriority="65" w:unhideWhenUsed="0"/>
+    <w:lsdException w:name="Medium List 2 Accent 6" w:semiHidden="0" w:uiPriority="66" w:unhideWhenUsed="0"/>
+    <w:lsdException w:name="Medium Grid 1 Accent 6" w:semiHidden="0" w:uiPriority="67" w:unhideWhenUsed="0"/>
+    <w:lsdException w:name="Medium Grid 2 Accent 6" w:semiHidden="0" w:uiPriority="68" w:unhideWhenUsed="0"/>
+    <w:lsdException w:name="Medium Grid 3 Accent 6" w:semiHidden="0" w:uiPriority="69" w:unhideWhenUsed="0"/>
+    <w:lsdException w:name="Dark List Accent 6" w:semiHidden="0" w:uiPriority="70" w:unhideWhenUsed="0"/>
+    <w:lsdException w:name="Colorful Shading Accent 6" w:semiHidden="0" w:uiPriority="71" w:unhideWhenUsed="0"/>
+    <w:lsdException w:name="Colorful List Accent 6" w:semiHidden="0" w:uiPriority="72" w:unhideWhenUsed="0"/>
+    <w:lsdException w:name="Colorful Grid Accent 6" w:semiHidden="0" w:uiPriority="73" w:unhideWhenUsed="0"/>
   </w:latentStyles>
-  <w:style w:type="paragraph" w:default="1" w:styleId="1">
+  <w:style w:type="paragraph" w:default="1" w:styleId="Normal">
     <w:name w:val="Normal"/>
     <w:qFormat/>
-    <w:uiPriority w:val="0"/>
     <w:pPr>
       <w:kinsoku w:val="0"/>
       <w:autoSpaceDE w:val="0"/>
@@ -5486,7 +5413,7 @@
       <w:textAlignment w:val="baseline"/>
     </w:pPr>
     <w:rPr>
-      <w:rFonts w:ascii="Arial" w:hAnsi="Arial" w:eastAsia="宋体" w:cs="Arial"/>
+      <w:rFonts w:ascii="Arial" w:eastAsia="宋体" w:hAnsi="Arial" w:cs="Arial"/>
       <w:snapToGrid w:val="0"/>
       <w:color w:val="000000"/>
       <w:kern w:val="0"/>
@@ -5495,12 +5422,11 @@
       <w:lang w:val="en-US" w:eastAsia="en-US" w:bidi="ar-SA"/>
     </w:rPr>
   </w:style>
-  <w:style w:type="paragraph" w:styleId="2">
+  <w:style w:type="paragraph" w:styleId="Heading1">
     <w:name w:val="heading 1"/>
-    <w:basedOn w:val="1"/>
-    <w:next w:val="1"/>
+    <w:basedOn w:val="Normal"/>
+    <w:next w:val="Normal"/>
     <w:qFormat/>
-    <w:uiPriority w:val="0"/>
     <w:pPr>
       <w:keepNext/>
       <w:keepLines/>
@@ -5518,13 +5444,12 @@
       <w:sz w:val="44"/>
     </w:rPr>
   </w:style>
-  <w:style w:type="paragraph" w:styleId="3">
+  <w:style w:type="paragraph" w:styleId="Heading2">
     <w:name w:val="heading 2"/>
-    <w:basedOn w:val="1"/>
-    <w:next w:val="1"/>
+    <w:basedOn w:val="Normal"/>
+    <w:next w:val="Normal"/>
     <w:unhideWhenUsed/>
     <w:qFormat/>
-    <w:uiPriority w:val="0"/>
     <w:pPr>
       <w:keepNext/>
       <w:keepLines/>
@@ -5537,19 +5462,18 @@
       <w:outlineLvl w:val="1"/>
     </w:pPr>
     <w:rPr>
-      <w:rFonts w:ascii="Arial" w:hAnsi="Arial" w:eastAsia="黑体"/>
+      <w:rFonts w:ascii="Arial" w:eastAsia="黑体" w:hAnsi="Arial"/>
       <w:b/>
       <w:sz w:val="32"/>
     </w:rPr>
   </w:style>
-  <w:style w:type="paragraph" w:styleId="4">
+  <w:style w:type="paragraph" w:styleId="Heading3">
     <w:name w:val="heading 3"/>
-    <w:basedOn w:val="1"/>
-    <w:next w:val="1"/>
+    <w:basedOn w:val="Normal"/>
+    <w:next w:val="Normal"/>
     <w:semiHidden/>
     <w:unhideWhenUsed/>
     <w:qFormat/>
-    <w:uiPriority w:val="0"/>
     <w:pPr>
       <w:keepNext/>
       <w:keepLines/>
@@ -5566,13 +5490,12 @@
       <w:sz w:val="32"/>
     </w:rPr>
   </w:style>
-  <w:style w:type="paragraph" w:styleId="5">
+  <w:style w:type="paragraph" w:styleId="Heading4">
     <w:name w:val="heading 4"/>
-    <w:basedOn w:val="1"/>
-    <w:next w:val="1"/>
+    <w:basedOn w:val="Normal"/>
+    <w:next w:val="Normal"/>
     <w:unhideWhenUsed/>
     <w:qFormat/>
-    <w:uiPriority w:val="0"/>
     <w:pPr>
       <w:keepNext/>
       <w:keepLines/>
@@ -5585,19 +5508,18 @@
       <w:outlineLvl w:val="3"/>
     </w:pPr>
     <w:rPr>
-      <w:rFonts w:ascii="Arial" w:hAnsi="Arial" w:eastAsia="黑体"/>
+      <w:rFonts w:ascii="Arial" w:eastAsia="黑体" w:hAnsi="Arial"/>
       <w:b/>
       <w:sz w:val="28"/>
     </w:rPr>
   </w:style>
-  <w:style w:type="paragraph" w:styleId="6">
+  <w:style w:type="paragraph" w:styleId="Heading5">
     <w:name w:val="heading 5"/>
-    <w:basedOn w:val="1"/>
-    <w:next w:val="1"/>
+    <w:basedOn w:val="Normal"/>
+    <w:next w:val="Normal"/>
     <w:semiHidden/>
     <w:unhideWhenUsed/>
     <w:qFormat/>
-    <w:uiPriority w:val="0"/>
     <w:pPr>
       <w:keepNext/>
       <w:keepLines/>
@@ -5614,14 +5536,13 @@
       <w:sz w:val="28"/>
     </w:rPr>
   </w:style>
-  <w:style w:type="paragraph" w:styleId="7">
+  <w:style w:type="paragraph" w:styleId="Heading6">
     <w:name w:val="heading 6"/>
-    <w:basedOn w:val="1"/>
-    <w:next w:val="1"/>
+    <w:basedOn w:val="Normal"/>
+    <w:next w:val="Normal"/>
     <w:semiHidden/>
     <w:unhideWhenUsed/>
     <w:qFormat/>
-    <w:uiPriority w:val="0"/>
     <w:pPr>
       <w:keepNext/>
       <w:keepLines/>
@@ -5634,19 +5555,18 @@
       <w:outlineLvl w:val="5"/>
     </w:pPr>
     <w:rPr>
-      <w:rFonts w:ascii="Arial" w:hAnsi="Arial" w:eastAsia="黑体"/>
+      <w:rFonts w:ascii="Arial" w:eastAsia="黑体" w:hAnsi="Arial"/>
       <w:b/>
       <w:sz w:val="24"/>
     </w:rPr>
   </w:style>
-  <w:style w:type="paragraph" w:styleId="8">
+  <w:style w:type="paragraph" w:styleId="Heading7">
     <w:name w:val="heading 7"/>
-    <w:basedOn w:val="1"/>
-    <w:next w:val="1"/>
+    <w:basedOn w:val="Normal"/>
+    <w:next w:val="Normal"/>
     <w:semiHidden/>
     <w:unhideWhenUsed/>
     <w:qFormat/>
-    <w:uiPriority w:val="0"/>
     <w:pPr>
       <w:keepNext/>
       <w:keepLines/>
@@ -5663,14 +5583,13 @@
       <w:sz w:val="24"/>
     </w:rPr>
   </w:style>
-  <w:style w:type="paragraph" w:styleId="9">
+  <w:style w:type="paragraph" w:styleId="Heading8">
     <w:name w:val="heading 8"/>
-    <w:basedOn w:val="1"/>
-    <w:next w:val="1"/>
+    <w:basedOn w:val="Normal"/>
+    <w:next w:val="Normal"/>
     <w:semiHidden/>
     <w:unhideWhenUsed/>
     <w:qFormat/>
-    <w:uiPriority w:val="0"/>
     <w:pPr>
       <w:keepNext/>
       <w:keepLines/>
@@ -5683,18 +5602,17 @@
       <w:outlineLvl w:val="7"/>
     </w:pPr>
     <w:rPr>
-      <w:rFonts w:ascii="Arial" w:hAnsi="Arial" w:eastAsia="黑体"/>
+      <w:rFonts w:ascii="Arial" w:eastAsia="黑体" w:hAnsi="Arial"/>
       <w:sz w:val="24"/>
     </w:rPr>
   </w:style>
-  <w:style w:type="paragraph" w:styleId="10">
+  <w:style w:type="paragraph" w:styleId="Heading9">
     <w:name w:val="heading 9"/>
-    <w:basedOn w:val="1"/>
-    <w:next w:val="1"/>
+    <w:basedOn w:val="Normal"/>
+    <w:next w:val="Normal"/>
     <w:semiHidden/>
     <w:unhideWhenUsed/>
     <w:qFormat/>
-    <w:uiPriority w:val="0"/>
     <w:pPr>
       <w:keepNext/>
       <w:keepLines/>
@@ -5707,21 +5625,19 @@
       <w:outlineLvl w:val="8"/>
     </w:pPr>
     <w:rPr>
-      <w:rFonts w:ascii="Arial" w:hAnsi="Arial" w:eastAsia="黑体"/>
+      <w:rFonts w:ascii="Arial" w:eastAsia="黑体" w:hAnsi="Arial"/>
       <w:sz w:val="21"/>
     </w:rPr>
   </w:style>
-  <w:style w:type="character" w:default="1" w:styleId="22">
+  <w:style w:type="character" w:default="1" w:styleId="DefaultParagraphFont">
     <w:name w:val="Default Paragraph Font"/>
     <w:semiHidden/>
     <w:qFormat/>
-    <w:uiPriority w:val="0"/>
   </w:style>
-  <w:style w:type="table" w:default="1" w:styleId="20">
+  <w:style w:type="table" w:default="1" w:styleId="TableNormal">
     <w:name w:val="Normal Table"/>
     <w:semiHidden/>
     <w:qFormat/>
-    <w:uiPriority w:val="0"/>
     <w:tblPr>
       <w:tblCellMar>
         <w:top w:w="0" w:type="dxa"/>
@@ -5731,43 +5647,39 @@
       </w:tblCellMar>
     </w:tblPr>
   </w:style>
-  <w:style w:type="paragraph" w:styleId="11">
+  <w:style w:type="paragraph" w:styleId="CommentText">
     <w:name w:val="annotation text"/>
-    <w:basedOn w:val="1"/>
+    <w:basedOn w:val="Normal"/>
     <w:qFormat/>
-    <w:uiPriority w:val="0"/>
     <w:pPr>
       <w:jc w:val="left"/>
     </w:pPr>
   </w:style>
-  <w:style w:type="paragraph" w:styleId="12">
+  <w:style w:type="paragraph" w:styleId="BodyText">
     <w:name w:val="Body Text"/>
-    <w:basedOn w:val="1"/>
+    <w:basedOn w:val="Normal"/>
     <w:semiHidden/>
     <w:qFormat/>
-    <w:uiPriority w:val="0"/>
     <w:rPr>
-      <w:rFonts w:ascii="Arial" w:hAnsi="Arial" w:eastAsia="Arial" w:cs="Arial"/>
+      <w:rFonts w:ascii="Arial" w:eastAsia="Arial" w:hAnsi="Arial" w:cs="Arial"/>
       <w:sz w:val="21"/>
       <w:szCs w:val="21"/>
       <w:lang w:val="en-US" w:eastAsia="en-US" w:bidi="ar-SA"/>
     </w:rPr>
   </w:style>
-  <w:style w:type="paragraph" w:styleId="13">
+  <w:style w:type="paragraph" w:styleId="TOC3">
     <w:name w:val="toc 3"/>
-    <w:basedOn w:val="1"/>
-    <w:next w:val="1"/>
+    <w:basedOn w:val="Normal"/>
+    <w:next w:val="Normal"/>
     <w:qFormat/>
-    <w:uiPriority w:val="0"/>
     <w:pPr>
       <w:ind w:left="840" w:leftChars="400"/>
     </w:pPr>
   </w:style>
-  <w:style w:type="paragraph" w:styleId="14">
+  <w:style w:type="paragraph" w:styleId="Footer">
     <w:name w:val="footer"/>
-    <w:basedOn w:val="1"/>
+    <w:basedOn w:val="Normal"/>
     <w:qFormat/>
-    <w:uiPriority w:val="0"/>
     <w:pPr>
       <w:tabs>
         <w:tab w:val="center" w:pos="4153"/>
@@ -5780,17 +5692,16 @@
       <w:sz w:val="18"/>
     </w:rPr>
   </w:style>
-  <w:style w:type="paragraph" w:styleId="15">
+  <w:style w:type="paragraph" w:styleId="Header">
     <w:name w:val="header"/>
-    <w:basedOn w:val="1"/>
+    <w:basedOn w:val="Normal"/>
     <w:qFormat/>
-    <w:uiPriority w:val="0"/>
     <w:pPr>
       <w:pBdr>
-        <w:top w:val="none" w:color="auto" w:sz="0" w:space="0"/>
-        <w:left w:val="none" w:color="auto" w:sz="0" w:space="0"/>
-        <w:bottom w:val="none" w:color="auto" w:sz="0" w:space="0"/>
-        <w:right w:val="none" w:color="auto" w:sz="0" w:space="0"/>
+        <w:top w:val="nil"/>
+        <w:left w:val="nil"/>
+        <w:bottom w:val="nil"/>
+        <w:right w:val="nil"/>
       </w:pBdr>
       <w:tabs>
         <w:tab w:val="center" w:pos="4153"/>
@@ -5805,41 +5716,37 @@
       <w:sz w:val="18"/>
     </w:rPr>
   </w:style>
-  <w:style w:type="paragraph" w:styleId="16">
+  <w:style w:type="paragraph" w:styleId="TOC1">
     <w:name w:val="toc 1"/>
-    <w:basedOn w:val="1"/>
-    <w:next w:val="1"/>
+    <w:basedOn w:val="Normal"/>
+    <w:next w:val="Normal"/>
     <w:qFormat/>
-    <w:uiPriority w:val="0"/>
     <w:rPr>
-      <w:rFonts w:ascii="Arial" w:hAnsi="Arial" w:eastAsia="Microsoft JhengHei"/>
+      <w:rFonts w:ascii="Arial" w:eastAsia="Microsoft JhengHei" w:hAnsi="Arial"/>
       <w:sz w:val="24"/>
     </w:rPr>
   </w:style>
-  <w:style w:type="paragraph" w:styleId="17">
+  <w:style w:type="paragraph" w:styleId="TOC2">
     <w:name w:val="toc 2"/>
-    <w:basedOn w:val="1"/>
-    <w:next w:val="1"/>
+    <w:basedOn w:val="Normal"/>
+    <w:next w:val="Normal"/>
     <w:qFormat/>
-    <w:uiPriority w:val="0"/>
     <w:pPr>
       <w:ind w:left="420" w:leftChars="200"/>
     </w:pPr>
   </w:style>
-  <w:style w:type="paragraph" w:styleId="18">
+  <w:style w:type="paragraph" w:styleId="NormalWeb">
     <w:name w:val="Normal (Web)"/>
-    <w:basedOn w:val="1"/>
+    <w:basedOn w:val="Normal"/>
     <w:qFormat/>
-    <w:uiPriority w:val="0"/>
     <w:rPr>
       <w:sz w:val="24"/>
     </w:rPr>
   </w:style>
-  <w:style w:type="paragraph" w:styleId="19">
+  <w:style w:type="paragraph" w:styleId="Title">
     <w:name w:val="Title"/>
-    <w:basedOn w:val="1"/>
+    <w:basedOn w:val="Normal"/>
     <w:qFormat/>
-    <w:uiPriority w:val="0"/>
     <w:pPr>
       <w:spacing w:before="240" w:beforeLines="0" w:beforeAutospacing="0" w:after="60" w:afterLines="0" w:afterAutospacing="0"/>
       <w:jc w:val="center"/>
@@ -5851,73 +5758,68 @@
       <w:sz w:val="32"/>
     </w:rPr>
   </w:style>
-  <w:style w:type="table" w:styleId="21">
+  <w:style w:type="table" w:styleId="TableGrid">
     <w:name w:val="Table Grid"/>
-    <w:basedOn w:val="20"/>
+    <w:basedOn w:val="TableNormal"/>
     <w:qFormat/>
-    <w:uiPriority w:val="0"/>
     <w:pPr>
       <w:widowControl w:val="0"/>
       <w:jc w:val="both"/>
     </w:pPr>
     <w:tblPr>
       <w:tblBorders>
-        <w:top w:val="single" w:color="auto" w:sz="4" w:space="0"/>
-        <w:left w:val="single" w:color="auto" w:sz="4" w:space="0"/>
-        <w:bottom w:val="single" w:color="auto" w:sz="4" w:space="0"/>
-        <w:right w:val="single" w:color="auto" w:sz="4" w:space="0"/>
-        <w:insideH w:val="single" w:color="auto" w:sz="4" w:space="0"/>
-        <w:insideV w:val="single" w:color="auto" w:sz="4" w:space="0"/>
+        <w:top w:val="single" w:sz="4" w:space="0" w:color="auto"/>
+        <w:left w:val="single" w:sz="4" w:space="0" w:color="auto"/>
+        <w:bottom w:val="single" w:sz="4" w:space="0" w:color="auto"/>
+        <w:right w:val="single" w:sz="4" w:space="0" w:color="auto"/>
+        <w:insideH w:val="single" w:sz="4" w:space="0" w:color="auto"/>
+        <w:insideV w:val="single" w:sz="4" w:space="0" w:color="auto"/>
       </w:tblBorders>
     </w:tblPr>
   </w:style>
-  <w:style w:type="character" w:styleId="23">
+  <w:style w:type="character" w:styleId="Strong">
     <w:name w:val="Strong"/>
-    <w:basedOn w:val="22"/>
+    <w:basedOn w:val="DefaultParagraphFont"/>
     <w:qFormat/>
-    <w:uiPriority w:val="0"/>
     <w:rPr>
       <w:b/>
     </w:rPr>
   </w:style>
-  <w:style w:type="paragraph" w:customStyle="1" w:styleId="24">
+  <w:style w:type="paragraph" w:customStyle="1" w:styleId="a">
     <w:name w:val="柴_公司名"/>
-    <w:basedOn w:val="19"/>
+    <w:basedOn w:val="Title"/>
     <w:qFormat/>
-    <w:uiPriority w:val="0"/>
     <w:pPr>
       <w:spacing w:after="600" w:afterLines="600"/>
     </w:pPr>
     <w:rPr>
-      <w:rFonts w:hint="eastAsia" w:ascii="宋体" w:hAnsi="宋体" w:eastAsia="宋体" w:cs="宋体"/>
+      <w:rFonts w:ascii="宋体" w:eastAsia="宋体" w:hAnsi="宋体" w:cs="宋体" w:hint="eastAsia"/>
       <w:bCs/>
       <w:spacing w:val="-6"/>
       <w:sz w:val="52"/>
       <w:szCs w:val="52"/>
     </w:rPr>
   </w:style>
-  <w:style w:type="paragraph" w:customStyle="1" w:styleId="25">
+  <w:style w:type="paragraph" w:customStyle="1" w:styleId="a0">
     <w:name w:val="柴_文档名"/>
-    <w:basedOn w:val="19"/>
+    <w:basedOn w:val="Title"/>
     <w:qFormat/>
-    <w:uiPriority w:val="0"/>
     <w:pPr>
       <w:spacing w:after="900" w:afterLines="900"/>
     </w:pPr>
     <w:rPr>
-      <w:rFonts w:ascii="黑体" w:hAnsi="黑体" w:eastAsia="黑体" w:cs="黑体"/>
+      <w:rFonts w:ascii="黑体" w:eastAsia="黑体" w:hAnsi="黑体" w:cs="黑体"/>
       <w:bCs/>
       <w:spacing w:val="-7"/>
       <w:sz w:val="52"/>
       <w:szCs w:val="52"/>
     </w:rPr>
   </w:style>
-  <w:style w:type="table" w:customStyle="1" w:styleId="26">
+  <w:style w:type="table" w:customStyle="1" w:styleId="TableNormal0">
     <w:name w:val="Table Normal_0"/>
     <w:semiHidden/>
     <w:unhideWhenUsed/>
     <w:qFormat/>
-    <w:uiPriority w:val="0"/>
     <w:tblPr>
       <w:tblCellMar>
         <w:top w:w="0" w:type="dxa"/>
@@ -5927,87 +5829,81 @@
       </w:tblCellMar>
     </w:tblPr>
   </w:style>
-  <w:style w:type="paragraph" w:customStyle="1" w:styleId="27">
+  <w:style w:type="paragraph" w:customStyle="1" w:styleId="TableText">
     <w:name w:val="Table Text"/>
-    <w:basedOn w:val="1"/>
+    <w:basedOn w:val="Normal"/>
     <w:semiHidden/>
     <w:qFormat/>
-    <w:uiPriority w:val="0"/>
     <w:rPr>
-      <w:rFonts w:ascii="宋体" w:hAnsi="宋体" w:eastAsia="宋体" w:cs="宋体"/>
+      <w:rFonts w:ascii="宋体" w:eastAsia="宋体" w:hAnsi="宋体" w:cs="宋体"/>
       <w:sz w:val="21"/>
       <w:szCs w:val="21"/>
       <w:lang w:val="en-US" w:eastAsia="en-US" w:bidi="ar-SA"/>
     </w:rPr>
   </w:style>
-  <w:style w:type="paragraph" w:customStyle="1" w:styleId="28">
+  <w:style w:type="paragraph" w:customStyle="1" w:styleId="1">
     <w:name w:val="柴_标题1"/>
-    <w:basedOn w:val="2"/>
-    <w:next w:val="29"/>
-    <w:link w:val="38"/>
+    <w:basedOn w:val="Heading1"/>
+    <w:next w:val="a1"/>
+    <w:link w:val="1Char"/>
     <w:qFormat/>
-    <w:uiPriority w:val="0"/>
     <w:pPr>
       <w:spacing w:before="100" w:after="90" w:line="360" w:lineRule="auto"/>
     </w:pPr>
     <w:rPr>
-      <w:rFonts w:ascii="Arial" w:hAnsi="Arial" w:eastAsia="宋体"/>
+      <w:rFonts w:ascii="Arial" w:eastAsia="宋体" w:hAnsi="Arial"/>
       <w:sz w:val="32"/>
     </w:rPr>
   </w:style>
-  <w:style w:type="paragraph" w:customStyle="1" w:styleId="29">
+  <w:style w:type="paragraph" w:customStyle="1" w:styleId="a1">
     <w:name w:val="柴_正文"/>
-    <w:basedOn w:val="12"/>
-    <w:link w:val="42"/>
+    <w:basedOn w:val="BodyText"/>
+    <w:link w:val="Char"/>
     <w:qFormat/>
-    <w:uiPriority w:val="0"/>
     <w:pPr>
       <w:spacing w:line="360" w:lineRule="auto"/>
       <w:ind w:firstLine="470" w:firstLineChars="200"/>
     </w:pPr>
     <w:rPr>
-      <w:rFonts w:ascii="Arial" w:hAnsi="Arial" w:eastAsia="宋体"/>
+      <w:rFonts w:ascii="Arial" w:eastAsia="宋体" w:hAnsi="Arial"/>
       <w:sz w:val="24"/>
       <w:lang w:eastAsia="zh-CN"/>
     </w:rPr>
   </w:style>
-  <w:style w:type="paragraph" w:customStyle="1" w:styleId="30">
+  <w:style w:type="paragraph" w:customStyle="1" w:styleId="2">
     <w:name w:val="柴_标题2"/>
-    <w:basedOn w:val="3"/>
-    <w:next w:val="29"/>
+    <w:basedOn w:val="Heading2"/>
+    <w:next w:val="a1"/>
     <w:qFormat/>
-    <w:uiPriority w:val="0"/>
     <w:pPr>
       <w:spacing w:line="360" w:lineRule="auto"/>
     </w:pPr>
     <w:rPr>
-      <w:rFonts w:ascii="Arial" w:hAnsi="Arial" w:eastAsia="宋体"/>
+      <w:rFonts w:ascii="Arial" w:eastAsia="宋体" w:hAnsi="Arial"/>
       <w:sz w:val="28"/>
     </w:rPr>
   </w:style>
-  <w:style w:type="paragraph" w:customStyle="1" w:styleId="31">
+  <w:style w:type="paragraph" w:customStyle="1" w:styleId="3">
     <w:name w:val="柴_标题3"/>
-    <w:basedOn w:val="4"/>
-    <w:next w:val="29"/>
+    <w:basedOn w:val="Heading3"/>
+    <w:next w:val="a1"/>
     <w:qFormat/>
-    <w:uiPriority w:val="0"/>
     <w:pPr>
       <w:spacing w:line="360" w:lineRule="auto"/>
       <w:ind w:left="0" w:firstLine="472" w:firstLineChars="200"/>
     </w:pPr>
     <w:rPr>
-      <w:rFonts w:ascii="宋体" w:hAnsi="宋体" w:eastAsia="宋体" w:cs="宋体"/>
+      <w:rFonts w:ascii="宋体" w:eastAsia="宋体" w:hAnsi="宋体" w:cs="宋体"/>
       <w:spacing w:val="-2"/>
       <w:sz w:val="24"/>
       <w:szCs w:val="24"/>
     </w:rPr>
   </w:style>
-  <w:style w:type="paragraph" w:customStyle="1" w:styleId="32">
+  <w:style w:type="paragraph" w:customStyle="1" w:styleId="a2">
     <w:name w:val="柴_目录"/>
-    <w:basedOn w:val="1"/>
-    <w:next w:val="12"/>
+    <w:basedOn w:val="Normal"/>
+    <w:next w:val="BodyText"/>
     <w:qFormat/>
-    <w:uiPriority w:val="0"/>
     <w:pPr>
       <w:tabs>
         <w:tab w:val="right" w:leader="dot" w:pos="8442"/>
@@ -6015,64 +5911,59 @@
       <w:ind w:left="0" w:leftChars="0"/>
     </w:pPr>
     <w:rPr>
-      <w:rFonts w:ascii="Arial" w:hAnsi="Arial" w:eastAsia="Microsoft JhengHei"/>
+      <w:rFonts w:ascii="Arial" w:eastAsia="Microsoft JhengHei" w:hAnsi="Arial"/>
       <w:sz w:val="24"/>
     </w:rPr>
   </w:style>
-  <w:style w:type="paragraph" w:customStyle="1" w:styleId="33">
+  <w:style w:type="paragraph" w:customStyle="1" w:styleId="WPSOffice1">
     <w:name w:val="WPSOffice手动目录 1"/>
     <w:qFormat/>
-    <w:uiPriority w:val="0"/>
     <w:pPr>
       <w:ind w:leftChars="0"/>
     </w:pPr>
     <w:rPr>
-      <w:rFonts w:ascii="Times New Roman" w:hAnsi="Times New Roman" w:eastAsia="宋体" w:cs="Times New Roman"/>
+      <w:rFonts w:ascii="Times New Roman" w:eastAsia="宋体" w:hAnsi="Times New Roman" w:cs="Times New Roman"/>
       <w:sz w:val="20"/>
       <w:szCs w:val="20"/>
     </w:rPr>
   </w:style>
-  <w:style w:type="paragraph" w:customStyle="1" w:styleId="34">
+  <w:style w:type="paragraph" w:customStyle="1" w:styleId="WPSOffice2">
     <w:name w:val="WPSOffice手动目录 2"/>
     <w:qFormat/>
-    <w:uiPriority w:val="0"/>
     <w:pPr>
       <w:ind w:leftChars="200"/>
     </w:pPr>
     <w:rPr>
-      <w:rFonts w:ascii="Times New Roman" w:hAnsi="Times New Roman" w:eastAsia="宋体" w:cs="Times New Roman"/>
+      <w:rFonts w:ascii="Times New Roman" w:eastAsia="宋体" w:hAnsi="Times New Roman" w:cs="Times New Roman"/>
       <w:sz w:val="20"/>
       <w:szCs w:val="20"/>
     </w:rPr>
   </w:style>
-  <w:style w:type="paragraph" w:customStyle="1" w:styleId="35">
+  <w:style w:type="paragraph" w:customStyle="1" w:styleId="WPSOffice3">
     <w:name w:val="WPSOffice手动目录 3"/>
     <w:qFormat/>
-    <w:uiPriority w:val="0"/>
     <w:pPr>
       <w:ind w:leftChars="400"/>
     </w:pPr>
     <w:rPr>
-      <w:rFonts w:ascii="Times New Roman" w:hAnsi="Times New Roman" w:eastAsia="宋体" w:cs="Times New Roman"/>
+      <w:rFonts w:ascii="Times New Roman" w:eastAsia="宋体" w:hAnsi="Times New Roman" w:cs="Times New Roman"/>
       <w:sz w:val="20"/>
       <w:szCs w:val="20"/>
     </w:rPr>
   </w:style>
-  <w:style w:type="paragraph" w:customStyle="1" w:styleId="36">
+  <w:style w:type="paragraph" w:customStyle="1" w:styleId="Compact">
     <w:name w:val="Compact"/>
-    <w:basedOn w:val="12"/>
+    <w:basedOn w:val="BodyText"/>
     <w:qFormat/>
-    <w:uiPriority w:val="0"/>
     <w:pPr>
       <w:spacing w:before="36" w:after="36"/>
     </w:pPr>
   </w:style>
-  <w:style w:type="table" w:customStyle="1" w:styleId="37">
+  <w:style w:type="table" w:customStyle="1" w:styleId="Table">
     <w:name w:val="Table"/>
     <w:semiHidden/>
     <w:unhideWhenUsed/>
     <w:qFormat/>
-    <w:uiPriority w:val="0"/>
     <w:tblPr>
       <w:tblCellMar>
         <w:top w:w="0" w:type="dxa"/>
@@ -6084,28 +5975,26 @@
     <w:tblStylePr w:type="firstRow">
       <w:tcPr>
         <w:tcBorders>
-          <w:bottom w:val="single" w:color="auto" w:sz="0" w:space="0"/>
+          <w:bottom w:val="single" w:sz="0" w:space="0" w:color="auto"/>
         </w:tcBorders>
         <w:vAlign w:val="bottom"/>
       </w:tcPr>
     </w:tblStylePr>
   </w:style>
-  <w:style w:type="character" w:customStyle="1" w:styleId="38">
+  <w:style w:type="character" w:customStyle="1" w:styleId="1Char">
     <w:name w:val="柴_标题1 Char"/>
-    <w:link w:val="28"/>
+    <w:link w:val="1"/>
     <w:qFormat/>
-    <w:uiPriority w:val="0"/>
     <w:rPr>
-      <w:rFonts w:ascii="Arial" w:hAnsi="Arial" w:eastAsia="宋体"/>
+      <w:rFonts w:ascii="Arial" w:eastAsia="宋体" w:hAnsi="Arial"/>
       <w:sz w:val="32"/>
     </w:rPr>
   </w:style>
-  <w:style w:type="table" w:customStyle="1" w:styleId="39">
+  <w:style w:type="table" w:customStyle="1" w:styleId="TableNormal1">
     <w:name w:val="Table Normal_1"/>
     <w:semiHidden/>
     <w:unhideWhenUsed/>
     <w:qFormat/>
-    <w:uiPriority w:val="0"/>
     <w:tblPr>
       <w:tblCellMar>
         <w:top w:w="0" w:type="dxa"/>
@@ -6115,11 +6004,10 @@
       </w:tblCellMar>
     </w:tblPr>
   </w:style>
-  <w:style w:type="paragraph" w:customStyle="1" w:styleId="40">
+  <w:style w:type="paragraph" w:customStyle="1" w:styleId="a3">
     <w:name w:val="柴_正文_无缩进"/>
-    <w:basedOn w:val="1"/>
+    <w:basedOn w:val="Normal"/>
     <w:qFormat/>
-    <w:uiPriority w:val="0"/>
     <w:pPr>
       <w:ind w:firstLine="0" w:firstLineChars="0"/>
     </w:pPr>
@@ -6129,31 +6017,29 @@
       <w:lang w:eastAsia="zh-CN"/>
     </w:rPr>
   </w:style>
-  <w:style w:type="paragraph" w:customStyle="1" w:styleId="41">
+  <w:style w:type="paragraph" w:customStyle="1" w:styleId="4">
     <w:name w:val="柴_标题4"/>
-    <w:basedOn w:val="5"/>
-    <w:next w:val="1"/>
+    <w:basedOn w:val="Heading4"/>
+    <w:next w:val="Normal"/>
     <w:qFormat/>
-    <w:uiPriority w:val="0"/>
     <w:pPr>
       <w:widowControl w:val="0"/>
       <w:spacing w:before="160" w:line="360" w:lineRule="auto"/>
-      <w:ind w:left="981" w:leftChars="300" w:hanging="862"/>
+      <w:ind w:left="981" w:hanging="862" w:leftChars="300"/>
     </w:pPr>
     <w:rPr>
-      <w:rFonts w:hint="eastAsia" w:ascii="Calibri" w:hAnsi="Calibri" w:eastAsia="宋体" w:cs="宋体"/>
+      <w:rFonts w:ascii="Calibri" w:eastAsia="宋体" w:hAnsi="Calibri" w:cs="宋体" w:hint="eastAsia"/>
       <w:sz w:val="24"/>
       <w:szCs w:val="24"/>
       <w:lang w:eastAsia="zh-CN" w:bidi="zh-CN"/>
     </w:rPr>
   </w:style>
-  <w:style w:type="character" w:customStyle="1" w:styleId="42">
+  <w:style w:type="character" w:customStyle="1" w:styleId="Char">
     <w:name w:val="柴_正文 Char"/>
-    <w:link w:val="29"/>
+    <w:link w:val="a1"/>
     <w:qFormat/>
-    <w:uiPriority w:val="0"/>
     <w:rPr>
-      <w:rFonts w:ascii="Arial" w:hAnsi="Arial" w:eastAsia="宋体"/>
+      <w:rFonts w:ascii="Arial" w:eastAsia="宋体" w:hAnsi="Arial"/>
       <w:sz w:val="24"/>
       <w:lang w:eastAsia="zh-CN"/>
     </w:rPr>
